--- a/flow/20230914_vu_template/drafts/2024-08-g/02-ПТ-Перенесення мощів архид.Стефана.docx
+++ b/flow/20230914_vu_template/drafts/2024-08-g/02-ПТ-Перенесення мощів архид.Стефана.docx
@@ -4608,7 +4608,7 @@
     </w:p>
     <w:p>
       <w:pPr>
-        <w:pStyle w:val="Normal"/>
+        <w:pStyle w:val="a"/>
         <w:spacing w:after="120"/>
       </w:pPr>
       <w:r>
@@ -4626,7 +4626,329 @@
           <w:rFonts w:ascii="Times New Roman" w:hAnsi="Times New Roman"/>
           <w:sz w:val="24"/>
         </w:rPr>
-        <w:t>Стефа́не, сві́дків первостра́днику, * служи́телів осно́во, * апо́столів обра́нцю, * нас, що сві́тло тво́римо твоє́ світлоно́сне торжество́, * сві́тлом незахі́днім, му́ченику, озори́, * гріхі́в розві́юючи пітьму́, * благода́ть і ми́лість подаючи́ раба́м твої́м * і до життя́ вічнотрива́лого * настановля́ючи моли́твами твої́ми.</w:t>
+        <w:t>Стефа́не</w:t>
+      </w:r>
+      <w:r>
+        <w:rPr>
+          <w:rFonts w:ascii="Times New Roman" w:hAnsi="Times New Roman"/>
+          <w:sz w:val="24"/>
+        </w:rPr>
+        <w:t xml:space="preserve">, </w:t>
+      </w:r>
+      <w:r>
+        <w:rPr>
+          <w:rFonts w:ascii="Times New Roman" w:hAnsi="Times New Roman"/>
+          <w:sz w:val="24"/>
+        </w:rPr>
+        <w:t>сві́дків</w:t>
+      </w:r>
+      <w:r>
+        <w:rPr>
+          <w:rFonts w:ascii="Times New Roman" w:hAnsi="Times New Roman"/>
+          <w:sz w:val="24"/>
+        </w:rPr>
+        <w:t xml:space="preserve"> </w:t>
+      </w:r>
+      <w:r>
+        <w:rPr>
+          <w:rFonts w:ascii="Times New Roman" w:hAnsi="Times New Roman"/>
+          <w:sz w:val="24"/>
+        </w:rPr>
+        <w:t>первостра́днику</w:t>
+      </w:r>
+      <w:r>
+        <w:rPr>
+          <w:rFonts w:ascii="Times New Roman" w:hAnsi="Times New Roman"/>
+          <w:sz w:val="24"/>
+        </w:rPr>
+        <w:t xml:space="preserve">, * </w:t>
+      </w:r>
+      <w:r>
+        <w:rPr>
+          <w:rFonts w:ascii="Times New Roman" w:hAnsi="Times New Roman"/>
+          <w:sz w:val="24"/>
+        </w:rPr>
+        <w:t>служи́телів</w:t>
+      </w:r>
+      <w:r>
+        <w:rPr>
+          <w:rFonts w:ascii="Times New Roman" w:hAnsi="Times New Roman"/>
+          <w:sz w:val="24"/>
+        </w:rPr>
+        <w:t xml:space="preserve"> </w:t>
+      </w:r>
+      <w:r>
+        <w:rPr>
+          <w:rFonts w:ascii="Times New Roman" w:hAnsi="Times New Roman"/>
+          <w:sz w:val="24"/>
+        </w:rPr>
+        <w:t>осно́во</w:t>
+      </w:r>
+      <w:r>
+        <w:rPr>
+          <w:rFonts w:ascii="Times New Roman" w:hAnsi="Times New Roman"/>
+          <w:sz w:val="24"/>
+        </w:rPr>
+        <w:t xml:space="preserve">, * </w:t>
+      </w:r>
+      <w:r>
+        <w:rPr>
+          <w:rFonts w:ascii="Times New Roman" w:hAnsi="Times New Roman"/>
+          <w:sz w:val="24"/>
+        </w:rPr>
+        <w:t>апо́столів</w:t>
+      </w:r>
+      <w:r>
+        <w:rPr>
+          <w:rFonts w:ascii="Times New Roman" w:hAnsi="Times New Roman"/>
+          <w:sz w:val="24"/>
+        </w:rPr>
+        <w:t xml:space="preserve"> </w:t>
+      </w:r>
+      <w:r>
+        <w:rPr>
+          <w:rFonts w:ascii="Times New Roman" w:hAnsi="Times New Roman"/>
+          <w:sz w:val="24"/>
+        </w:rPr>
+        <w:t>обра́нцю</w:t>
+      </w:r>
+      <w:r>
+        <w:rPr>
+          <w:rFonts w:ascii="Times New Roman" w:hAnsi="Times New Roman"/>
+          <w:sz w:val="24"/>
+        </w:rPr>
+        <w:t xml:space="preserve">, * нас, що </w:t>
+      </w:r>
+      <w:r>
+        <w:rPr>
+          <w:rFonts w:ascii="Times New Roman" w:hAnsi="Times New Roman"/>
+          <w:sz w:val="24"/>
+        </w:rPr>
+        <w:t>сві́тло</w:t>
+      </w:r>
+      <w:r>
+        <w:rPr>
+          <w:rFonts w:ascii="Times New Roman" w:hAnsi="Times New Roman"/>
+          <w:sz w:val="24"/>
+        </w:rPr>
+        <w:t xml:space="preserve"> </w:t>
+      </w:r>
+      <w:r>
+        <w:rPr>
+          <w:rFonts w:ascii="Times New Roman" w:hAnsi="Times New Roman"/>
+          <w:sz w:val="24"/>
+        </w:rPr>
+        <w:t>тво́римо</w:t>
+      </w:r>
+      <w:r>
+        <w:rPr>
+          <w:rFonts w:ascii="Times New Roman" w:hAnsi="Times New Roman"/>
+          <w:sz w:val="24"/>
+        </w:rPr>
+        <w:t xml:space="preserve"> твоє́ </w:t>
+      </w:r>
+      <w:r>
+        <w:rPr>
+          <w:rFonts w:ascii="Times New Roman" w:hAnsi="Times New Roman"/>
+          <w:sz w:val="24"/>
+        </w:rPr>
+        <w:t>світлоно́сне</w:t>
+      </w:r>
+      <w:r>
+        <w:rPr>
+          <w:rFonts w:ascii="Times New Roman" w:hAnsi="Times New Roman"/>
+          <w:sz w:val="24"/>
+        </w:rPr>
+        <w:t xml:space="preserve"> торжество́, * </w:t>
+      </w:r>
+      <w:r>
+        <w:rPr>
+          <w:rFonts w:ascii="Times New Roman" w:hAnsi="Times New Roman"/>
+          <w:sz w:val="24"/>
+        </w:rPr>
+        <w:t>сві́тлом</w:t>
+      </w:r>
+      <w:r>
+        <w:rPr>
+          <w:rFonts w:ascii="Times New Roman" w:hAnsi="Times New Roman"/>
+          <w:sz w:val="24"/>
+        </w:rPr>
+        <w:t xml:space="preserve"> </w:t>
+      </w:r>
+      <w:r>
+        <w:rPr>
+          <w:rFonts w:ascii="Times New Roman" w:hAnsi="Times New Roman"/>
+          <w:sz w:val="24"/>
+        </w:rPr>
+        <w:t>незахі́днім</w:t>
+      </w:r>
+      <w:r>
+        <w:rPr>
+          <w:rFonts w:ascii="Times New Roman" w:hAnsi="Times New Roman"/>
+          <w:sz w:val="24"/>
+        </w:rPr>
+        <w:t xml:space="preserve">, </w:t>
+      </w:r>
+      <w:r>
+        <w:rPr>
+          <w:rFonts w:ascii="Times New Roman" w:hAnsi="Times New Roman"/>
+          <w:sz w:val="24"/>
+        </w:rPr>
+        <w:t>му́ченику</w:t>
+      </w:r>
+      <w:r>
+        <w:rPr>
+          <w:rFonts w:ascii="Times New Roman" w:hAnsi="Times New Roman"/>
+          <w:sz w:val="24"/>
+        </w:rPr>
+        <w:t xml:space="preserve">, озори́, * </w:t>
+      </w:r>
+      <w:r>
+        <w:rPr>
+          <w:rFonts w:ascii="Times New Roman" w:hAnsi="Times New Roman"/>
+          <w:sz w:val="24"/>
+        </w:rPr>
+        <w:t>гріхі́в</w:t>
+      </w:r>
+      <w:r>
+        <w:rPr>
+          <w:rFonts w:ascii="Times New Roman" w:hAnsi="Times New Roman"/>
+          <w:sz w:val="24"/>
+        </w:rPr>
+        <w:t xml:space="preserve"> </w:t>
+      </w:r>
+      <w:r>
+        <w:rPr>
+          <w:rFonts w:ascii="Times New Roman" w:hAnsi="Times New Roman"/>
+          <w:sz w:val="24"/>
+        </w:rPr>
+        <w:t>розві́юючи</w:t>
+      </w:r>
+      <w:r>
+        <w:rPr>
+          <w:rFonts w:ascii="Times New Roman" w:hAnsi="Times New Roman"/>
+          <w:sz w:val="24"/>
+        </w:rPr>
+        <w:t xml:space="preserve"> пітьму́, * </w:t>
+      </w:r>
+      <w:r>
+        <w:rPr>
+          <w:rFonts w:ascii="Times New Roman" w:hAnsi="Times New Roman"/>
+          <w:sz w:val="24"/>
+        </w:rPr>
+        <w:t>благода́ть</w:t>
+      </w:r>
+      <w:r>
+        <w:rPr>
+          <w:rFonts w:ascii="Times New Roman" w:hAnsi="Times New Roman"/>
+          <w:sz w:val="24"/>
+        </w:rPr>
+        <w:t xml:space="preserve"> і </w:t>
+      </w:r>
+      <w:r>
+        <w:rPr>
+          <w:rFonts w:ascii="Times New Roman" w:hAnsi="Times New Roman"/>
+          <w:sz w:val="24"/>
+        </w:rPr>
+        <w:t>ми́лість</w:t>
+      </w:r>
+      <w:r>
+        <w:rPr>
+          <w:rFonts w:ascii="Times New Roman" w:hAnsi="Times New Roman"/>
+          <w:sz w:val="24"/>
+        </w:rPr>
+        <w:t xml:space="preserve"> подаючи́ </w:t>
+      </w:r>
+      <w:r>
+        <w:rPr>
+          <w:rFonts w:ascii="Times New Roman" w:hAnsi="Times New Roman"/>
+          <w:sz w:val="24"/>
+        </w:rPr>
+        <w:t>раба́м</w:t>
+      </w:r>
+      <w:r>
+        <w:rPr>
+          <w:rFonts w:ascii="Times New Roman" w:hAnsi="Times New Roman"/>
+          <w:sz w:val="24"/>
+        </w:rPr>
+        <w:t xml:space="preserve"> </w:t>
+      </w:r>
+      <w:r>
+        <w:rPr>
+          <w:rFonts w:ascii="Times New Roman" w:hAnsi="Times New Roman"/>
+          <w:sz w:val="24"/>
+        </w:rPr>
+        <w:t>тво</w:t>
+      </w:r>
+      <w:r>
+        <w:rPr>
+          <w:rFonts w:ascii="Times New Roman" w:hAnsi="Times New Roman"/>
+          <w:sz w:val="24"/>
+        </w:rPr>
+        <w:t>ї́м</w:t>
+      </w:r>
+      <w:r>
+        <w:rPr>
+          <w:rFonts w:ascii="Times New Roman" w:hAnsi="Times New Roman"/>
+          <w:sz w:val="24"/>
+        </w:rPr>
+        <w:t xml:space="preserve"> * і до життя́ </w:t>
+      </w:r>
+      <w:r>
+        <w:rPr>
+          <w:rFonts w:ascii="Times New Roman" w:hAnsi="Times New Roman"/>
+          <w:sz w:val="24"/>
+        </w:rPr>
+        <w:t>вічнотрива́лого</w:t>
+      </w:r>
+      <w:r>
+        <w:rPr>
+          <w:rFonts w:ascii="Times New Roman" w:hAnsi="Times New Roman"/>
+          <w:sz w:val="24"/>
+        </w:rPr>
+        <w:t xml:space="preserve"> * </w:t>
+      </w:r>
+      <w:r>
+        <w:rPr>
+          <w:rFonts w:ascii="Times New Roman" w:hAnsi="Times New Roman"/>
+          <w:sz w:val="24"/>
+        </w:rPr>
+        <w:t>настановля́ючи</w:t>
+      </w:r>
+      <w:r>
+        <w:rPr>
+          <w:rFonts w:ascii="Times New Roman" w:hAnsi="Times New Roman"/>
+          <w:sz w:val="24"/>
+        </w:rPr>
+        <w:t xml:space="preserve"> </w:t>
+      </w:r>
+      <w:r>
+        <w:rPr>
+          <w:rFonts w:ascii="Times New Roman" w:hAnsi="Times New Roman"/>
+          <w:sz w:val="24"/>
+        </w:rPr>
+        <w:t>моли́твами</w:t>
+      </w:r>
+      <w:r>
+        <w:rPr>
+          <w:rFonts w:ascii="Times New Roman" w:hAnsi="Times New Roman"/>
+          <w:sz w:val="24"/>
+        </w:rPr>
+        <w:t xml:space="preserve"> </w:t>
+      </w:r>
+      <w:r>
+        <w:rPr>
+          <w:rFonts w:ascii="Times New Roman" w:hAnsi="Times New Roman"/>
+          <w:sz w:val="24"/>
+        </w:rPr>
+        <w:t>твої́ми</w:t>
+      </w:r>
+      <w:r>
+        <w:rPr>
+          <w:rFonts w:ascii="Times New Roman" w:hAnsi="Times New Roman"/>
+          <w:sz w:val="24"/>
+        </w:rPr>
+        <w:t>.</w:t>
       </w:r>
     </w:p>
     <w:p>
@@ -4664,7 +4986,7 @@
     </w:p>
     <w:p>
       <w:pPr>
-        <w:pStyle w:val="Normal"/>
+        <w:pStyle w:val="a"/>
         <w:spacing w:after="120"/>
       </w:pPr>
       <w:r>
@@ -4672,14 +4994,357 @@
           <w:rFonts w:ascii="Times New Roman" w:hAnsi="Times New Roman"/>
           <w:sz w:val="24"/>
         </w:rPr>
-        <w:t>Віне́ць хари́зм на ті́м’я твоє́, * Стефа́не, му́ченику Христо́вий, тезоіме́нно прийня́вши</w:t>
-      </w:r>
-      <w:r>
-        <w:rPr>
-          <w:rFonts w:ascii="Times New Roman" w:hAnsi="Times New Roman"/>
-          <w:sz w:val="24"/>
-        </w:rPr>
-        <w:t xml:space="preserve"> * і гри́вною чесно́т, немо́в зо́лотом, * обложи́вши свою́ ши́ю, * став ти розу́мною осе́лею му́дрости, * яку́ вшанува́в єси́, * зроби́вши собі́ по́другою * і за́для яко́ї вшанува́вся * сла́вою і благода́ттю.</w:t>
+        <w:t>Віне́ць</w:t>
+      </w:r>
+      <w:r>
+        <w:rPr>
+          <w:rFonts w:ascii="Times New Roman" w:hAnsi="Times New Roman"/>
+          <w:sz w:val="24"/>
+        </w:rPr>
+        <w:t xml:space="preserve"> </w:t>
+      </w:r>
+      <w:r>
+        <w:rPr>
+          <w:rFonts w:ascii="Times New Roman" w:hAnsi="Times New Roman"/>
+          <w:sz w:val="24"/>
+        </w:rPr>
+        <w:t>хари́зм</w:t>
+      </w:r>
+      <w:r>
+        <w:rPr>
+          <w:rFonts w:ascii="Times New Roman" w:hAnsi="Times New Roman"/>
+          <w:sz w:val="24"/>
+        </w:rPr>
+        <w:t xml:space="preserve"> на </w:t>
+      </w:r>
+      <w:r>
+        <w:rPr>
+          <w:rFonts w:ascii="Times New Roman" w:hAnsi="Times New Roman"/>
+          <w:sz w:val="24"/>
+        </w:rPr>
+        <w:t>ті́м’я</w:t>
+      </w:r>
+      <w:r>
+        <w:rPr>
+          <w:rFonts w:ascii="Times New Roman" w:hAnsi="Times New Roman"/>
+          <w:sz w:val="24"/>
+        </w:rPr>
+        <w:t xml:space="preserve"> твоє́, * </w:t>
+      </w:r>
+      <w:r>
+        <w:rPr>
+          <w:rFonts w:ascii="Times New Roman" w:hAnsi="Times New Roman"/>
+          <w:sz w:val="24"/>
+        </w:rPr>
+        <w:t>Стефа́не</w:t>
+      </w:r>
+      <w:r>
+        <w:rPr>
+          <w:rFonts w:ascii="Times New Roman" w:hAnsi="Times New Roman"/>
+          <w:sz w:val="24"/>
+        </w:rPr>
+        <w:t xml:space="preserve">, </w:t>
+      </w:r>
+      <w:r>
+        <w:rPr>
+          <w:rFonts w:ascii="Times New Roman" w:hAnsi="Times New Roman"/>
+          <w:sz w:val="24"/>
+        </w:rPr>
+        <w:t>му́ченику</w:t>
+      </w:r>
+      <w:r>
+        <w:rPr>
+          <w:rFonts w:ascii="Times New Roman" w:hAnsi="Times New Roman"/>
+          <w:sz w:val="24"/>
+        </w:rPr>
+        <w:t xml:space="preserve"> </w:t>
+      </w:r>
+      <w:r>
+        <w:rPr>
+          <w:rFonts w:ascii="Times New Roman" w:hAnsi="Times New Roman"/>
+          <w:sz w:val="24"/>
+        </w:rPr>
+        <w:t>Христо́вий</w:t>
+      </w:r>
+      <w:r>
+        <w:rPr>
+          <w:rFonts w:ascii="Times New Roman" w:hAnsi="Times New Roman"/>
+          <w:sz w:val="24"/>
+        </w:rPr>
+        <w:t xml:space="preserve">, </w:t>
+      </w:r>
+      <w:r>
+        <w:rPr>
+          <w:rFonts w:ascii="Times New Roman" w:hAnsi="Times New Roman"/>
+          <w:sz w:val="24"/>
+        </w:rPr>
+        <w:t>тезоіме́нно</w:t>
+      </w:r>
+      <w:r>
+        <w:rPr>
+          <w:rFonts w:ascii="Times New Roman" w:hAnsi="Times New Roman"/>
+          <w:sz w:val="24"/>
+        </w:rPr>
+        <w:t xml:space="preserve"> </w:t>
+      </w:r>
+      <w:r>
+        <w:rPr>
+          <w:rFonts w:ascii="Times New Roman" w:hAnsi="Times New Roman"/>
+          <w:sz w:val="24"/>
+        </w:rPr>
+        <w:t>прийня́вши</w:t>
+      </w:r>
+      <w:r>
+        <w:rPr>
+          <w:rFonts w:ascii="Times New Roman" w:hAnsi="Times New Roman"/>
+          <w:sz w:val="24"/>
+        </w:rPr>
+        <w:t xml:space="preserve"> * і </w:t>
+      </w:r>
+      <w:r>
+        <w:rPr>
+          <w:rFonts w:ascii="Times New Roman" w:hAnsi="Times New Roman"/>
+          <w:sz w:val="24"/>
+        </w:rPr>
+        <w:t>гри́вною</w:t>
+      </w:r>
+      <w:r>
+        <w:rPr>
+          <w:rFonts w:ascii="Times New Roman" w:hAnsi="Times New Roman"/>
+          <w:sz w:val="24"/>
+        </w:rPr>
+        <w:t xml:space="preserve"> </w:t>
+      </w:r>
+      <w:r>
+        <w:rPr>
+          <w:rFonts w:ascii="Times New Roman" w:hAnsi="Times New Roman"/>
+          <w:sz w:val="24"/>
+        </w:rPr>
+        <w:t>чесно́т</w:t>
+      </w:r>
+      <w:r>
+        <w:rPr>
+          <w:rFonts w:ascii="Times New Roman" w:hAnsi="Times New Roman"/>
+          <w:sz w:val="24"/>
+        </w:rPr>
+        <w:t xml:space="preserve">, </w:t>
+      </w:r>
+      <w:r>
+        <w:rPr>
+          <w:rFonts w:ascii="Times New Roman" w:hAnsi="Times New Roman"/>
+          <w:sz w:val="24"/>
+        </w:rPr>
+        <w:t>немо́в</w:t>
+      </w:r>
+      <w:r>
+        <w:rPr>
+          <w:rFonts w:ascii="Times New Roman" w:hAnsi="Times New Roman"/>
+          <w:sz w:val="24"/>
+        </w:rPr>
+        <w:t xml:space="preserve"> </w:t>
+      </w:r>
+      <w:r>
+        <w:rPr>
+          <w:rFonts w:ascii="Times New Roman" w:hAnsi="Times New Roman"/>
+          <w:sz w:val="24"/>
+        </w:rPr>
+        <w:t>зо́лотом</w:t>
+      </w:r>
+      <w:r>
+        <w:rPr>
+          <w:rFonts w:ascii="Times New Roman" w:hAnsi="Times New Roman"/>
+          <w:sz w:val="24"/>
+        </w:rPr>
+        <w:t xml:space="preserve">, * </w:t>
+      </w:r>
+      <w:r>
+        <w:rPr>
+          <w:rFonts w:ascii="Times New Roman" w:hAnsi="Times New Roman"/>
+          <w:sz w:val="24"/>
+        </w:rPr>
+        <w:t>обложи́вши</w:t>
+      </w:r>
+      <w:r>
+        <w:rPr>
+          <w:rFonts w:ascii="Times New Roman" w:hAnsi="Times New Roman"/>
+          <w:sz w:val="24"/>
+        </w:rPr>
+        <w:t xml:space="preserve"> свою́ </w:t>
+      </w:r>
+      <w:r>
+        <w:rPr>
+          <w:rFonts w:ascii="Times New Roman" w:hAnsi="Times New Roman"/>
+          <w:sz w:val="24"/>
+        </w:rPr>
+        <w:t>ши́ю</w:t>
+      </w:r>
+      <w:r>
+        <w:rPr>
+          <w:rFonts w:ascii="Times New Roman" w:hAnsi="Times New Roman"/>
+          <w:sz w:val="24"/>
+        </w:rPr>
+        <w:t xml:space="preserve">, * став ти </w:t>
+      </w:r>
+      <w:r>
+        <w:rPr>
+          <w:rFonts w:ascii="Times New Roman" w:hAnsi="Times New Roman"/>
+          <w:sz w:val="24"/>
+        </w:rPr>
+        <w:t>розу́мною</w:t>
+      </w:r>
+      <w:r>
+        <w:rPr>
+          <w:rFonts w:ascii="Times New Roman" w:hAnsi="Times New Roman"/>
+          <w:sz w:val="24"/>
+        </w:rPr>
+        <w:t xml:space="preserve"> </w:t>
+      </w:r>
+      <w:r>
+        <w:rPr>
+          <w:rFonts w:ascii="Times New Roman" w:hAnsi="Times New Roman"/>
+          <w:sz w:val="24"/>
+        </w:rPr>
+        <w:t>осе́лею</w:t>
+      </w:r>
+      <w:r>
+        <w:rPr>
+          <w:rFonts w:ascii="Times New Roman" w:hAnsi="Times New Roman"/>
+          <w:sz w:val="24"/>
+        </w:rPr>
+        <w:t xml:space="preserve"> </w:t>
+      </w:r>
+      <w:r>
+        <w:rPr>
+          <w:rFonts w:ascii="Times New Roman" w:hAnsi="Times New Roman"/>
+          <w:sz w:val="24"/>
+        </w:rPr>
+        <w:t>му́</w:t>
+      </w:r>
+      <w:r>
+        <w:rPr>
+          <w:rFonts w:ascii="Times New Roman" w:hAnsi="Times New Roman"/>
+          <w:sz w:val="24"/>
+        </w:rPr>
+        <w:t>дрости</w:t>
+      </w:r>
+      <w:r>
+        <w:rPr>
+          <w:rFonts w:ascii="Times New Roman" w:hAnsi="Times New Roman"/>
+          <w:sz w:val="24"/>
+        </w:rPr>
+        <w:t xml:space="preserve">, * яку́ </w:t>
+      </w:r>
+      <w:r>
+        <w:rPr>
+          <w:rFonts w:ascii="Times New Roman" w:hAnsi="Times New Roman"/>
+          <w:sz w:val="24"/>
+        </w:rPr>
+        <w:t>вшанува́в</w:t>
+      </w:r>
+      <w:r>
+        <w:rPr>
+          <w:rFonts w:ascii="Times New Roman" w:hAnsi="Times New Roman"/>
+          <w:sz w:val="24"/>
+        </w:rPr>
+        <w:t xml:space="preserve"> єси́, * </w:t>
+      </w:r>
+      <w:r>
+        <w:rPr>
+          <w:rFonts w:ascii="Times New Roman" w:hAnsi="Times New Roman"/>
+          <w:sz w:val="24"/>
+        </w:rPr>
+        <w:t>зроби́вши</w:t>
+      </w:r>
+      <w:r>
+        <w:rPr>
+          <w:rFonts w:ascii="Times New Roman" w:hAnsi="Times New Roman"/>
+          <w:sz w:val="24"/>
+        </w:rPr>
+        <w:t xml:space="preserve"> собі́ </w:t>
+      </w:r>
+      <w:r>
+        <w:rPr>
+          <w:rFonts w:ascii="Times New Roman" w:hAnsi="Times New Roman"/>
+          <w:sz w:val="24"/>
+        </w:rPr>
+        <w:t>по́другою</w:t>
+      </w:r>
+      <w:r>
+        <w:rPr>
+          <w:rFonts w:ascii="Times New Roman" w:hAnsi="Times New Roman"/>
+          <w:sz w:val="24"/>
+        </w:rPr>
+        <w:t xml:space="preserve"> * і </w:t>
+      </w:r>
+      <w:r>
+        <w:rPr>
+          <w:rFonts w:ascii="Times New Roman" w:hAnsi="Times New Roman"/>
+          <w:sz w:val="24"/>
+        </w:rPr>
+        <w:t>за́для</w:t>
+      </w:r>
+      <w:r>
+        <w:rPr>
+          <w:rFonts w:ascii="Times New Roman" w:hAnsi="Times New Roman"/>
+          <w:sz w:val="24"/>
+        </w:rPr>
+        <w:t xml:space="preserve"> </w:t>
+      </w:r>
+      <w:r>
+        <w:rPr>
+          <w:rFonts w:ascii="Times New Roman" w:hAnsi="Times New Roman"/>
+          <w:sz w:val="24"/>
+        </w:rPr>
+        <w:t>яко́ї</w:t>
+      </w:r>
+      <w:r>
+        <w:rPr>
+          <w:rFonts w:ascii="Times New Roman" w:hAnsi="Times New Roman"/>
+          <w:sz w:val="24"/>
+        </w:rPr>
+        <w:t xml:space="preserve"> </w:t>
+      </w:r>
+      <w:r>
+        <w:rPr>
+          <w:rFonts w:ascii="Times New Roman" w:hAnsi="Times New Roman"/>
+          <w:sz w:val="24"/>
+        </w:rPr>
+        <w:t>вшанува́вся</w:t>
+      </w:r>
+      <w:r>
+        <w:rPr>
+          <w:rFonts w:ascii="Times New Roman" w:hAnsi="Times New Roman"/>
+          <w:sz w:val="24"/>
+        </w:rPr>
+        <w:t xml:space="preserve"> * </w:t>
+      </w:r>
+      <w:r>
+        <w:rPr>
+          <w:rFonts w:ascii="Times New Roman" w:hAnsi="Times New Roman"/>
+          <w:sz w:val="24"/>
+        </w:rPr>
+        <w:t>сла́вою</w:t>
+      </w:r>
+      <w:r>
+        <w:rPr>
+          <w:rFonts w:ascii="Times New Roman" w:hAnsi="Times New Roman"/>
+          <w:sz w:val="24"/>
+        </w:rPr>
+        <w:t xml:space="preserve"> і </w:t>
+      </w:r>
+      <w:r>
+        <w:rPr>
+          <w:rFonts w:ascii="Times New Roman" w:hAnsi="Times New Roman"/>
+          <w:sz w:val="24"/>
+        </w:rPr>
+        <w:t>благода́ттю</w:t>
+      </w:r>
+      <w:r>
+        <w:rPr>
+          <w:rFonts w:ascii="Times New Roman" w:hAnsi="Times New Roman"/>
+          <w:sz w:val="24"/>
+        </w:rPr>
+        <w:t>.</w:t>
       </w:r>
     </w:p>
     <w:p>
@@ -4727,7 +5392,7 @@
     </w:p>
     <w:p>
       <w:pPr>
-        <w:pStyle w:val="Normal"/>
+        <w:pStyle w:val="a"/>
         <w:spacing w:after="120"/>
       </w:pPr>
       <w:r>
@@ -4735,7 +5400,336 @@
           <w:rFonts w:ascii="Times New Roman" w:hAnsi="Times New Roman"/>
           <w:sz w:val="24"/>
         </w:rPr>
-        <w:t>Як ці́нний віне́ць Су́щому Царе́ві і Бо́гові * прині́с ти себе́, апо́столе, каменува́нням, * розу́мний і многоці́нний * бі́льше від зо́лота і камі́ння кошто́вного, * уві́нчаний сла́вою і благода́ттю * Стефа́не всесвяще́нний, * сві́дків первостра́днику, * соло́дке і ді́ло, і ім’я́, * пом’яни́ всіх нас!</w:t>
+        <w:t xml:space="preserve">Як </w:t>
+      </w:r>
+      <w:r>
+        <w:rPr>
+          <w:rFonts w:ascii="Times New Roman" w:hAnsi="Times New Roman"/>
+          <w:sz w:val="24"/>
+        </w:rPr>
+        <w:t>ці́нний</w:t>
+      </w:r>
+      <w:r>
+        <w:rPr>
+          <w:rFonts w:ascii="Times New Roman" w:hAnsi="Times New Roman"/>
+          <w:sz w:val="24"/>
+        </w:rPr>
+        <w:t xml:space="preserve"> </w:t>
+      </w:r>
+      <w:r>
+        <w:rPr>
+          <w:rFonts w:ascii="Times New Roman" w:hAnsi="Times New Roman"/>
+          <w:sz w:val="24"/>
+        </w:rPr>
+        <w:t>віне́ць</w:t>
+      </w:r>
+      <w:r>
+        <w:rPr>
+          <w:rFonts w:ascii="Times New Roman" w:hAnsi="Times New Roman"/>
+          <w:sz w:val="24"/>
+        </w:rPr>
+        <w:t xml:space="preserve"> </w:t>
+      </w:r>
+      <w:r>
+        <w:rPr>
+          <w:rFonts w:ascii="Times New Roman" w:hAnsi="Times New Roman"/>
+          <w:sz w:val="24"/>
+        </w:rPr>
+        <w:t>Су́щому</w:t>
+      </w:r>
+      <w:r>
+        <w:rPr>
+          <w:rFonts w:ascii="Times New Roman" w:hAnsi="Times New Roman"/>
+          <w:sz w:val="24"/>
+        </w:rPr>
+        <w:t xml:space="preserve"> </w:t>
+      </w:r>
+      <w:r>
+        <w:rPr>
+          <w:rFonts w:ascii="Times New Roman" w:hAnsi="Times New Roman"/>
+          <w:sz w:val="24"/>
+        </w:rPr>
+        <w:t>Царе́ві</w:t>
+      </w:r>
+      <w:r>
+        <w:rPr>
+          <w:rFonts w:ascii="Times New Roman" w:hAnsi="Times New Roman"/>
+          <w:sz w:val="24"/>
+        </w:rPr>
+        <w:t xml:space="preserve"> і </w:t>
+      </w:r>
+      <w:r>
+        <w:rPr>
+          <w:rFonts w:ascii="Times New Roman" w:hAnsi="Times New Roman"/>
+          <w:sz w:val="24"/>
+        </w:rPr>
+        <w:t>Бо́гові</w:t>
+      </w:r>
+      <w:r>
+        <w:rPr>
+          <w:rFonts w:ascii="Times New Roman" w:hAnsi="Times New Roman"/>
+          <w:sz w:val="24"/>
+        </w:rPr>
+        <w:t xml:space="preserve"> * </w:t>
+      </w:r>
+      <w:r>
+        <w:rPr>
+          <w:rFonts w:ascii="Times New Roman" w:hAnsi="Times New Roman"/>
+          <w:sz w:val="24"/>
+        </w:rPr>
+        <w:t>прині́с</w:t>
+      </w:r>
+      <w:r>
+        <w:rPr>
+          <w:rFonts w:ascii="Times New Roman" w:hAnsi="Times New Roman"/>
+          <w:sz w:val="24"/>
+        </w:rPr>
+        <w:t xml:space="preserve"> ти себе́, </w:t>
+      </w:r>
+      <w:r>
+        <w:rPr>
+          <w:rFonts w:ascii="Times New Roman" w:hAnsi="Times New Roman"/>
+          <w:sz w:val="24"/>
+        </w:rPr>
+        <w:t>апо́столе</w:t>
+      </w:r>
+      <w:r>
+        <w:rPr>
+          <w:rFonts w:ascii="Times New Roman" w:hAnsi="Times New Roman"/>
+          <w:sz w:val="24"/>
+        </w:rPr>
+        <w:t xml:space="preserve">, </w:t>
+      </w:r>
+      <w:r>
+        <w:rPr>
+          <w:rFonts w:ascii="Times New Roman" w:hAnsi="Times New Roman"/>
+          <w:sz w:val="24"/>
+        </w:rPr>
+        <w:t>каменува́нням</w:t>
+      </w:r>
+      <w:r>
+        <w:rPr>
+          <w:rFonts w:ascii="Times New Roman" w:hAnsi="Times New Roman"/>
+          <w:sz w:val="24"/>
+        </w:rPr>
+        <w:t xml:space="preserve">, * </w:t>
+      </w:r>
+      <w:r>
+        <w:rPr>
+          <w:rFonts w:ascii="Times New Roman" w:hAnsi="Times New Roman"/>
+          <w:sz w:val="24"/>
+        </w:rPr>
+        <w:t>розу́мний</w:t>
+      </w:r>
+      <w:r>
+        <w:rPr>
+          <w:rFonts w:ascii="Times New Roman" w:hAnsi="Times New Roman"/>
+          <w:sz w:val="24"/>
+        </w:rPr>
+        <w:t xml:space="preserve"> і </w:t>
+      </w:r>
+      <w:r>
+        <w:rPr>
+          <w:rFonts w:ascii="Times New Roman" w:hAnsi="Times New Roman"/>
+          <w:sz w:val="24"/>
+        </w:rPr>
+        <w:t>многоці́нний</w:t>
+      </w:r>
+      <w:r>
+        <w:rPr>
+          <w:rFonts w:ascii="Times New Roman" w:hAnsi="Times New Roman"/>
+          <w:sz w:val="24"/>
+        </w:rPr>
+        <w:t xml:space="preserve"> * </w:t>
+      </w:r>
+      <w:r>
+        <w:rPr>
+          <w:rFonts w:ascii="Times New Roman" w:hAnsi="Times New Roman"/>
+          <w:sz w:val="24"/>
+        </w:rPr>
+        <w:t>бі́льше</w:t>
+      </w:r>
+      <w:r>
+        <w:rPr>
+          <w:rFonts w:ascii="Times New Roman" w:hAnsi="Times New Roman"/>
+          <w:sz w:val="24"/>
+        </w:rPr>
+        <w:t xml:space="preserve"> від </w:t>
+      </w:r>
+      <w:r>
+        <w:rPr>
+          <w:rFonts w:ascii="Times New Roman" w:hAnsi="Times New Roman"/>
+          <w:sz w:val="24"/>
+        </w:rPr>
+        <w:t>зо́лота</w:t>
+      </w:r>
+      <w:r>
+        <w:rPr>
+          <w:rFonts w:ascii="Times New Roman" w:hAnsi="Times New Roman"/>
+          <w:sz w:val="24"/>
+        </w:rPr>
+        <w:t xml:space="preserve"> і </w:t>
+      </w:r>
+      <w:r>
+        <w:rPr>
+          <w:rFonts w:ascii="Times New Roman" w:hAnsi="Times New Roman"/>
+          <w:sz w:val="24"/>
+        </w:rPr>
+        <w:t>к</w:t>
+      </w:r>
+      <w:r>
+        <w:rPr>
+          <w:rFonts w:ascii="Times New Roman" w:hAnsi="Times New Roman"/>
+          <w:sz w:val="24"/>
+        </w:rPr>
+        <w:t>амі́ння</w:t>
+      </w:r>
+      <w:r>
+        <w:rPr>
+          <w:rFonts w:ascii="Times New Roman" w:hAnsi="Times New Roman"/>
+          <w:sz w:val="24"/>
+        </w:rPr>
+        <w:t xml:space="preserve"> </w:t>
+      </w:r>
+      <w:r>
+        <w:rPr>
+          <w:rFonts w:ascii="Times New Roman" w:hAnsi="Times New Roman"/>
+          <w:sz w:val="24"/>
+        </w:rPr>
+        <w:t>кошто́вного</w:t>
+      </w:r>
+      <w:r>
+        <w:rPr>
+          <w:rFonts w:ascii="Times New Roman" w:hAnsi="Times New Roman"/>
+          <w:sz w:val="24"/>
+        </w:rPr>
+        <w:t xml:space="preserve">, * </w:t>
+      </w:r>
+      <w:r>
+        <w:rPr>
+          <w:rFonts w:ascii="Times New Roman" w:hAnsi="Times New Roman"/>
+          <w:sz w:val="24"/>
+        </w:rPr>
+        <w:t>уві́нчаний</w:t>
+      </w:r>
+      <w:r>
+        <w:rPr>
+          <w:rFonts w:ascii="Times New Roman" w:hAnsi="Times New Roman"/>
+          <w:sz w:val="24"/>
+        </w:rPr>
+        <w:t xml:space="preserve"> </w:t>
+      </w:r>
+      <w:r>
+        <w:rPr>
+          <w:rFonts w:ascii="Times New Roman" w:hAnsi="Times New Roman"/>
+          <w:sz w:val="24"/>
+        </w:rPr>
+        <w:t>сла́вою</w:t>
+      </w:r>
+      <w:r>
+        <w:rPr>
+          <w:rFonts w:ascii="Times New Roman" w:hAnsi="Times New Roman"/>
+          <w:sz w:val="24"/>
+        </w:rPr>
+        <w:t xml:space="preserve"> і </w:t>
+      </w:r>
+      <w:r>
+        <w:rPr>
+          <w:rFonts w:ascii="Times New Roman" w:hAnsi="Times New Roman"/>
+          <w:sz w:val="24"/>
+        </w:rPr>
+        <w:t>благода́ттю</w:t>
+      </w:r>
+      <w:r>
+        <w:rPr>
+          <w:rFonts w:ascii="Times New Roman" w:hAnsi="Times New Roman"/>
+          <w:sz w:val="24"/>
+        </w:rPr>
+        <w:t xml:space="preserve"> * </w:t>
+      </w:r>
+      <w:r>
+        <w:rPr>
+          <w:rFonts w:ascii="Times New Roman" w:hAnsi="Times New Roman"/>
+          <w:sz w:val="24"/>
+        </w:rPr>
+        <w:t>Стефа́не</w:t>
+      </w:r>
+      <w:r>
+        <w:rPr>
+          <w:rFonts w:ascii="Times New Roman" w:hAnsi="Times New Roman"/>
+          <w:sz w:val="24"/>
+        </w:rPr>
+        <w:t xml:space="preserve"> </w:t>
+      </w:r>
+      <w:r>
+        <w:rPr>
+          <w:rFonts w:ascii="Times New Roman" w:hAnsi="Times New Roman"/>
+          <w:sz w:val="24"/>
+        </w:rPr>
+        <w:t>всесвяще́нний</w:t>
+      </w:r>
+      <w:r>
+        <w:rPr>
+          <w:rFonts w:ascii="Times New Roman" w:hAnsi="Times New Roman"/>
+          <w:sz w:val="24"/>
+        </w:rPr>
+        <w:t xml:space="preserve">, * </w:t>
+      </w:r>
+      <w:r>
+        <w:rPr>
+          <w:rFonts w:ascii="Times New Roman" w:hAnsi="Times New Roman"/>
+          <w:sz w:val="24"/>
+        </w:rPr>
+        <w:t>сві́дків</w:t>
+      </w:r>
+      <w:r>
+        <w:rPr>
+          <w:rFonts w:ascii="Times New Roman" w:hAnsi="Times New Roman"/>
+          <w:sz w:val="24"/>
+        </w:rPr>
+        <w:t xml:space="preserve"> </w:t>
+      </w:r>
+      <w:r>
+        <w:rPr>
+          <w:rFonts w:ascii="Times New Roman" w:hAnsi="Times New Roman"/>
+          <w:sz w:val="24"/>
+        </w:rPr>
+        <w:t>первостра́днику</w:t>
+      </w:r>
+      <w:r>
+        <w:rPr>
+          <w:rFonts w:ascii="Times New Roman" w:hAnsi="Times New Roman"/>
+          <w:sz w:val="24"/>
+        </w:rPr>
+        <w:t xml:space="preserve">, * </w:t>
+      </w:r>
+      <w:r>
+        <w:rPr>
+          <w:rFonts w:ascii="Times New Roman" w:hAnsi="Times New Roman"/>
+          <w:sz w:val="24"/>
+        </w:rPr>
+        <w:t>соло́дке</w:t>
+      </w:r>
+      <w:r>
+        <w:rPr>
+          <w:rFonts w:ascii="Times New Roman" w:hAnsi="Times New Roman"/>
+          <w:sz w:val="24"/>
+        </w:rPr>
+        <w:t xml:space="preserve"> і </w:t>
+      </w:r>
+      <w:r>
+        <w:rPr>
+          <w:rFonts w:ascii="Times New Roman" w:hAnsi="Times New Roman"/>
+          <w:sz w:val="24"/>
+        </w:rPr>
+        <w:t>ді́ло</w:t>
+      </w:r>
+      <w:r>
+        <w:rPr>
+          <w:rFonts w:ascii="Times New Roman" w:hAnsi="Times New Roman"/>
+          <w:sz w:val="24"/>
+        </w:rPr>
+        <w:t>, і ім’я́, * пом’яни́ всіх нас!</w:t>
       </w:r>
     </w:p>
     <w:p>
@@ -4783,7 +5777,7 @@
     </w:p>
     <w:p>
       <w:pPr>
-        <w:pStyle w:val="Normal"/>
+        <w:pStyle w:val="a"/>
         <w:spacing w:after="120"/>
       </w:pPr>
       <w:r>
@@ -4800,13 +5794,308 @@
           <w:rFonts w:ascii="Times New Roman" w:hAnsi="Times New Roman"/>
           <w:sz w:val="24"/>
         </w:rPr>
-        <w:t xml:space="preserve"> Пе́рший се́ред дия́конів, * пе́ршим і се́ред му́чеників яви́вся ти, * всесвяти́й Стефа́не; * бо шля́хом став ти для святи́х * і приві́в до Го́спода мно́гих му́чеників. * Тому́ не́бо тобі́ відкри́лося * і Бог тобі́ яви́вся. * Його́ блага́й про спасі́ння душ на́ших.</w:t>
-      </w:r>
-      <w:r>
-        <w:rPr>
-          <w:rFonts w:ascii="Times New Roman" w:hAnsi="Times New Roman"/>
-          <w:sz w:val="24"/>
-        </w:rPr>
+        <w:t xml:space="preserve"> </w:t>
+      </w:r>
+      <w:r>
+        <w:rPr>
+          <w:rFonts w:ascii="Times New Roman" w:hAnsi="Times New Roman"/>
+          <w:sz w:val="24"/>
+        </w:rPr>
+        <w:t>Пе́рший</w:t>
+      </w:r>
+      <w:r>
+        <w:rPr>
+          <w:rFonts w:ascii="Times New Roman" w:hAnsi="Times New Roman"/>
+          <w:sz w:val="24"/>
+        </w:rPr>
+        <w:t xml:space="preserve"> </w:t>
+      </w:r>
+      <w:r>
+        <w:rPr>
+          <w:rFonts w:ascii="Times New Roman" w:hAnsi="Times New Roman"/>
+          <w:sz w:val="24"/>
+        </w:rPr>
+        <w:t>се́ред</w:t>
+      </w:r>
+      <w:r>
+        <w:rPr>
+          <w:rFonts w:ascii="Times New Roman" w:hAnsi="Times New Roman"/>
+          <w:sz w:val="24"/>
+        </w:rPr>
+        <w:t xml:space="preserve"> </w:t>
+      </w:r>
+      <w:r>
+        <w:rPr>
+          <w:rFonts w:ascii="Times New Roman" w:hAnsi="Times New Roman"/>
+          <w:sz w:val="24"/>
+        </w:rPr>
+        <w:t>дия́конів</w:t>
+      </w:r>
+      <w:r>
+        <w:rPr>
+          <w:rFonts w:ascii="Times New Roman" w:hAnsi="Times New Roman"/>
+          <w:sz w:val="24"/>
+        </w:rPr>
+        <w:t xml:space="preserve">, * </w:t>
+      </w:r>
+      <w:r>
+        <w:rPr>
+          <w:rFonts w:ascii="Times New Roman" w:hAnsi="Times New Roman"/>
+          <w:sz w:val="24"/>
+        </w:rPr>
+        <w:t>пе́ршим</w:t>
+      </w:r>
+      <w:r>
+        <w:rPr>
+          <w:rFonts w:ascii="Times New Roman" w:hAnsi="Times New Roman"/>
+          <w:sz w:val="24"/>
+        </w:rPr>
+        <w:t xml:space="preserve"> і </w:t>
+      </w:r>
+      <w:r>
+        <w:rPr>
+          <w:rFonts w:ascii="Times New Roman" w:hAnsi="Times New Roman"/>
+          <w:sz w:val="24"/>
+        </w:rPr>
+        <w:t>се́ред</w:t>
+      </w:r>
+      <w:r>
+        <w:rPr>
+          <w:rFonts w:ascii="Times New Roman" w:hAnsi="Times New Roman"/>
+          <w:sz w:val="24"/>
+        </w:rPr>
+        <w:t xml:space="preserve"> </w:t>
+      </w:r>
+      <w:r>
+        <w:rPr>
+          <w:rFonts w:ascii="Times New Roman" w:hAnsi="Times New Roman"/>
+          <w:sz w:val="24"/>
+        </w:rPr>
+        <w:t>му́чеників</w:t>
+      </w:r>
+      <w:r>
+        <w:rPr>
+          <w:rFonts w:ascii="Times New Roman" w:hAnsi="Times New Roman"/>
+          <w:sz w:val="24"/>
+        </w:rPr>
+        <w:t xml:space="preserve"> </w:t>
+      </w:r>
+      <w:r>
+        <w:rPr>
+          <w:rFonts w:ascii="Times New Roman" w:hAnsi="Times New Roman"/>
+          <w:sz w:val="24"/>
+        </w:rPr>
+        <w:t>яви́вся</w:t>
+      </w:r>
+      <w:r>
+        <w:rPr>
+          <w:rFonts w:ascii="Times New Roman" w:hAnsi="Times New Roman"/>
+          <w:sz w:val="24"/>
+        </w:rPr>
+        <w:t xml:space="preserve"> ти, * </w:t>
+      </w:r>
+      <w:r>
+        <w:rPr>
+          <w:rFonts w:ascii="Times New Roman" w:hAnsi="Times New Roman"/>
+          <w:sz w:val="24"/>
+        </w:rPr>
+        <w:t>всесвяти́й</w:t>
+      </w:r>
+      <w:r>
+        <w:rPr>
+          <w:rFonts w:ascii="Times New Roman" w:hAnsi="Times New Roman"/>
+          <w:sz w:val="24"/>
+        </w:rPr>
+        <w:t xml:space="preserve"> </w:t>
+      </w:r>
+      <w:r>
+        <w:rPr>
+          <w:rFonts w:ascii="Times New Roman" w:hAnsi="Times New Roman"/>
+          <w:sz w:val="24"/>
+        </w:rPr>
+        <w:t>Стефа́н</w:t>
+      </w:r>
+      <w:r>
+        <w:rPr>
+          <w:rFonts w:ascii="Times New Roman" w:hAnsi="Times New Roman"/>
+          <w:sz w:val="24"/>
+        </w:rPr>
+        <w:t>е</w:t>
+      </w:r>
+      <w:r>
+        <w:rPr>
+          <w:rFonts w:ascii="Times New Roman" w:hAnsi="Times New Roman"/>
+          <w:sz w:val="24"/>
+        </w:rPr>
+        <w:t xml:space="preserve">; * бо </w:t>
+      </w:r>
+      <w:r>
+        <w:rPr>
+          <w:rFonts w:ascii="Times New Roman" w:hAnsi="Times New Roman"/>
+          <w:sz w:val="24"/>
+        </w:rPr>
+        <w:t>шля́хом</w:t>
+      </w:r>
+      <w:r>
+        <w:rPr>
+          <w:rFonts w:ascii="Times New Roman" w:hAnsi="Times New Roman"/>
+          <w:sz w:val="24"/>
+        </w:rPr>
+        <w:t xml:space="preserve"> став ти для </w:t>
+      </w:r>
+      <w:r>
+        <w:rPr>
+          <w:rFonts w:ascii="Times New Roman" w:hAnsi="Times New Roman"/>
+          <w:sz w:val="24"/>
+        </w:rPr>
+        <w:t>святи́х</w:t>
+      </w:r>
+      <w:r>
+        <w:rPr>
+          <w:rFonts w:ascii="Times New Roman" w:hAnsi="Times New Roman"/>
+          <w:sz w:val="24"/>
+        </w:rPr>
+        <w:t xml:space="preserve"> * і </w:t>
+      </w:r>
+      <w:r>
+        <w:rPr>
+          <w:rFonts w:ascii="Times New Roman" w:hAnsi="Times New Roman"/>
+          <w:sz w:val="24"/>
+        </w:rPr>
+        <w:t>приві́в</w:t>
+      </w:r>
+      <w:r>
+        <w:rPr>
+          <w:rFonts w:ascii="Times New Roman" w:hAnsi="Times New Roman"/>
+          <w:sz w:val="24"/>
+        </w:rPr>
+        <w:t xml:space="preserve"> до </w:t>
+      </w:r>
+      <w:r>
+        <w:rPr>
+          <w:rFonts w:ascii="Times New Roman" w:hAnsi="Times New Roman"/>
+          <w:sz w:val="24"/>
+        </w:rPr>
+        <w:t>Го́спода</w:t>
+      </w:r>
+      <w:r>
+        <w:rPr>
+          <w:rFonts w:ascii="Times New Roman" w:hAnsi="Times New Roman"/>
+          <w:sz w:val="24"/>
+        </w:rPr>
+        <w:t xml:space="preserve"> </w:t>
+      </w:r>
+      <w:r>
+        <w:rPr>
+          <w:rFonts w:ascii="Times New Roman" w:hAnsi="Times New Roman"/>
+          <w:sz w:val="24"/>
+        </w:rPr>
+        <w:t>мно́гих</w:t>
+      </w:r>
+      <w:r>
+        <w:rPr>
+          <w:rFonts w:ascii="Times New Roman" w:hAnsi="Times New Roman"/>
+          <w:sz w:val="24"/>
+        </w:rPr>
+        <w:t xml:space="preserve"> </w:t>
+      </w:r>
+      <w:r>
+        <w:rPr>
+          <w:rFonts w:ascii="Times New Roman" w:hAnsi="Times New Roman"/>
+          <w:sz w:val="24"/>
+        </w:rPr>
+        <w:t>му́чеників</w:t>
+      </w:r>
+      <w:r>
+        <w:rPr>
+          <w:rFonts w:ascii="Times New Roman" w:hAnsi="Times New Roman"/>
+          <w:sz w:val="24"/>
+        </w:rPr>
+        <w:t xml:space="preserve">. * Тому́ </w:t>
+      </w:r>
+      <w:r>
+        <w:rPr>
+          <w:rFonts w:ascii="Times New Roman" w:hAnsi="Times New Roman"/>
+          <w:sz w:val="24"/>
+        </w:rPr>
+        <w:t>не́бо</w:t>
+      </w:r>
+      <w:r>
+        <w:rPr>
+          <w:rFonts w:ascii="Times New Roman" w:hAnsi="Times New Roman"/>
+          <w:sz w:val="24"/>
+        </w:rPr>
+        <w:t xml:space="preserve"> тобі́ </w:t>
+      </w:r>
+      <w:r>
+        <w:rPr>
+          <w:rFonts w:ascii="Times New Roman" w:hAnsi="Times New Roman"/>
+          <w:sz w:val="24"/>
+        </w:rPr>
+        <w:t>відкри́лося</w:t>
+      </w:r>
+      <w:r>
+        <w:rPr>
+          <w:rFonts w:ascii="Times New Roman" w:hAnsi="Times New Roman"/>
+          <w:sz w:val="24"/>
+        </w:rPr>
+        <w:t xml:space="preserve"> * і Бог тобі́ </w:t>
+      </w:r>
+      <w:r>
+        <w:rPr>
+          <w:rFonts w:ascii="Times New Roman" w:hAnsi="Times New Roman"/>
+          <w:sz w:val="24"/>
+        </w:rPr>
+        <w:t>яви́вся</w:t>
+      </w:r>
+      <w:r>
+        <w:rPr>
+          <w:rFonts w:ascii="Times New Roman" w:hAnsi="Times New Roman"/>
+          <w:sz w:val="24"/>
+        </w:rPr>
+        <w:t xml:space="preserve">. * Його́ </w:t>
+      </w:r>
+      <w:r>
+        <w:rPr>
+          <w:rFonts w:ascii="Times New Roman" w:hAnsi="Times New Roman"/>
+          <w:sz w:val="24"/>
+        </w:rPr>
+        <w:t>блага́й</w:t>
+      </w:r>
+      <w:r>
+        <w:rPr>
+          <w:rFonts w:ascii="Times New Roman" w:hAnsi="Times New Roman"/>
+          <w:sz w:val="24"/>
+        </w:rPr>
+        <w:t xml:space="preserve"> про </w:t>
+      </w:r>
+      <w:r>
+        <w:rPr>
+          <w:rFonts w:ascii="Times New Roman" w:hAnsi="Times New Roman"/>
+          <w:sz w:val="24"/>
+        </w:rPr>
+        <w:t>спасі́ння</w:t>
+      </w:r>
+      <w:r>
+        <w:rPr>
+          <w:rFonts w:ascii="Times New Roman" w:hAnsi="Times New Roman"/>
+          <w:sz w:val="24"/>
+        </w:rPr>
+        <w:t xml:space="preserve"> душ </w:t>
+      </w:r>
+      <w:r>
+        <w:rPr>
+          <w:rFonts w:ascii="Times New Roman" w:hAnsi="Times New Roman"/>
+          <w:sz w:val="24"/>
+        </w:rPr>
+        <w:t>на́ших</w:t>
+      </w:r>
+      <w:r>
+        <w:rPr>
+          <w:rFonts w:ascii="Times New Roman" w:hAnsi="Times New Roman"/>
+          <w:sz w:val="24"/>
+        </w:rPr>
+        <w:t>.</w:t>
       </w:r>
     </w:p>
     <w:p>
@@ -4880,7 +6169,7 @@
     </w:p>
     <w:p>
       <w:pPr>
-        <w:pStyle w:val="Normal"/>
+        <w:pStyle w:val="a"/>
         <w:spacing w:after="120"/>
       </w:pPr>
       <w:r>
@@ -4888,13 +6177,196 @@
           <w:rFonts w:ascii="Times New Roman" w:hAnsi="Times New Roman"/>
           <w:sz w:val="24"/>
         </w:rPr>
-        <w:t>У свя́тість зодягну́вся ти, * Стефа́не блаже́нний, * первому́ченику і перводия́коне, * а́нгелів соприча́снику, * клопота́йся і моли́ся за нас Спа́сові, * Го́сподеві безгрі́шному!</w:t>
-      </w:r>
-      <w:r>
-        <w:rPr>
-          <w:rFonts w:ascii="Times New Roman" w:hAnsi="Times New Roman"/>
-          <w:sz w:val="24"/>
-        </w:rPr>
+        <w:t xml:space="preserve">У </w:t>
+      </w:r>
+      <w:r>
+        <w:rPr>
+          <w:rFonts w:ascii="Times New Roman" w:hAnsi="Times New Roman"/>
+          <w:sz w:val="24"/>
+        </w:rPr>
+        <w:t>свя́тість</w:t>
+      </w:r>
+      <w:r>
+        <w:rPr>
+          <w:rFonts w:ascii="Times New Roman" w:hAnsi="Times New Roman"/>
+          <w:sz w:val="24"/>
+        </w:rPr>
+        <w:t xml:space="preserve"> </w:t>
+      </w:r>
+      <w:r>
+        <w:rPr>
+          <w:rFonts w:ascii="Times New Roman" w:hAnsi="Times New Roman"/>
+          <w:sz w:val="24"/>
+        </w:rPr>
+        <w:t>зодягну́вся</w:t>
+      </w:r>
+      <w:r>
+        <w:rPr>
+          <w:rFonts w:ascii="Times New Roman" w:hAnsi="Times New Roman"/>
+          <w:sz w:val="24"/>
+        </w:rPr>
+        <w:t xml:space="preserve"> ти, * </w:t>
+      </w:r>
+      <w:r>
+        <w:rPr>
+          <w:rFonts w:ascii="Times New Roman" w:hAnsi="Times New Roman"/>
+          <w:sz w:val="24"/>
+        </w:rPr>
+        <w:t>Стефа́не</w:t>
+      </w:r>
+      <w:r>
+        <w:rPr>
+          <w:rFonts w:ascii="Times New Roman" w:hAnsi="Times New Roman"/>
+          <w:sz w:val="24"/>
+        </w:rPr>
+        <w:t xml:space="preserve"> </w:t>
+      </w:r>
+      <w:r>
+        <w:rPr>
+          <w:rFonts w:ascii="Times New Roman" w:hAnsi="Times New Roman"/>
+          <w:sz w:val="24"/>
+        </w:rPr>
+        <w:t>блаже́нний</w:t>
+      </w:r>
+      <w:r>
+        <w:rPr>
+          <w:rFonts w:ascii="Times New Roman" w:hAnsi="Times New Roman"/>
+          <w:sz w:val="24"/>
+        </w:rPr>
+        <w:t xml:space="preserve">, * </w:t>
+      </w:r>
+      <w:r>
+        <w:rPr>
+          <w:rFonts w:ascii="Times New Roman" w:hAnsi="Times New Roman"/>
+          <w:sz w:val="24"/>
+        </w:rPr>
+        <w:t>первому́ченику</w:t>
+      </w:r>
+      <w:r>
+        <w:rPr>
+          <w:rFonts w:ascii="Times New Roman" w:hAnsi="Times New Roman"/>
+          <w:sz w:val="24"/>
+        </w:rPr>
+        <w:t xml:space="preserve"> і </w:t>
+      </w:r>
+      <w:r>
+        <w:rPr>
+          <w:rFonts w:ascii="Times New Roman" w:hAnsi="Times New Roman"/>
+          <w:sz w:val="24"/>
+        </w:rPr>
+        <w:t>перводия́</w:t>
+      </w:r>
+      <w:r>
+        <w:rPr>
+          <w:rFonts w:ascii="Times New Roman" w:hAnsi="Times New Roman"/>
+          <w:sz w:val="24"/>
+        </w:rPr>
+        <w:t>коне</w:t>
+      </w:r>
+      <w:r>
+        <w:rPr>
+          <w:rFonts w:ascii="Times New Roman" w:hAnsi="Times New Roman"/>
+          <w:sz w:val="24"/>
+        </w:rPr>
+        <w:t xml:space="preserve">, * </w:t>
+      </w:r>
+      <w:r>
+        <w:rPr>
+          <w:rFonts w:ascii="Times New Roman" w:hAnsi="Times New Roman"/>
+          <w:sz w:val="24"/>
+        </w:rPr>
+        <w:t>а́нгелів</w:t>
+      </w:r>
+      <w:r>
+        <w:rPr>
+          <w:rFonts w:ascii="Times New Roman" w:hAnsi="Times New Roman"/>
+          <w:sz w:val="24"/>
+        </w:rPr>
+        <w:t xml:space="preserve"> </w:t>
+      </w:r>
+      <w:r>
+        <w:rPr>
+          <w:rFonts w:ascii="Times New Roman" w:hAnsi="Times New Roman"/>
+          <w:sz w:val="24"/>
+        </w:rPr>
+        <w:t>соприча́снику</w:t>
+      </w:r>
+      <w:r>
+        <w:rPr>
+          <w:rFonts w:ascii="Times New Roman" w:hAnsi="Times New Roman"/>
+          <w:sz w:val="24"/>
+        </w:rPr>
+        <w:t xml:space="preserve">, * </w:t>
+      </w:r>
+      <w:r>
+        <w:rPr>
+          <w:rFonts w:ascii="Times New Roman" w:hAnsi="Times New Roman"/>
+          <w:sz w:val="24"/>
+        </w:rPr>
+        <w:t>клопота́йся</w:t>
+      </w:r>
+      <w:r>
+        <w:rPr>
+          <w:rFonts w:ascii="Times New Roman" w:hAnsi="Times New Roman"/>
+          <w:sz w:val="24"/>
+        </w:rPr>
+        <w:t xml:space="preserve"> і </w:t>
+      </w:r>
+      <w:r>
+        <w:rPr>
+          <w:rFonts w:ascii="Times New Roman" w:hAnsi="Times New Roman"/>
+          <w:sz w:val="24"/>
+        </w:rPr>
+        <w:t>моли́ся</w:t>
+      </w:r>
+      <w:r>
+        <w:rPr>
+          <w:rFonts w:ascii="Times New Roman" w:hAnsi="Times New Roman"/>
+          <w:sz w:val="24"/>
+        </w:rPr>
+        <w:t xml:space="preserve"> за нас </w:t>
+      </w:r>
+      <w:r>
+        <w:rPr>
+          <w:rFonts w:ascii="Times New Roman" w:hAnsi="Times New Roman"/>
+          <w:sz w:val="24"/>
+        </w:rPr>
+        <w:t>Спа́сові</w:t>
+      </w:r>
+      <w:r>
+        <w:rPr>
+          <w:rFonts w:ascii="Times New Roman" w:hAnsi="Times New Roman"/>
+          <w:sz w:val="24"/>
+        </w:rPr>
+        <w:t xml:space="preserve">, * </w:t>
+      </w:r>
+      <w:r>
+        <w:rPr>
+          <w:rFonts w:ascii="Times New Roman" w:hAnsi="Times New Roman"/>
+          <w:sz w:val="24"/>
+        </w:rPr>
+        <w:t>Го́сподеві</w:t>
+      </w:r>
+      <w:r>
+        <w:rPr>
+          <w:rFonts w:ascii="Times New Roman" w:hAnsi="Times New Roman"/>
+          <w:sz w:val="24"/>
+        </w:rPr>
+        <w:t xml:space="preserve"> </w:t>
+      </w:r>
+      <w:r>
+        <w:rPr>
+          <w:rFonts w:ascii="Times New Roman" w:hAnsi="Times New Roman"/>
+          <w:sz w:val="24"/>
+        </w:rPr>
+        <w:t>безгрі́шному</w:t>
+      </w:r>
+      <w:r>
+        <w:rPr>
+          <w:rFonts w:ascii="Times New Roman" w:hAnsi="Times New Roman"/>
+          <w:sz w:val="24"/>
+        </w:rPr>
+        <w:t>!</w:t>
       </w:r>
     </w:p>
     <w:p>
@@ -4942,7 +6414,7 @@
     </w:p>
     <w:p>
       <w:pPr>
-        <w:pStyle w:val="Normal"/>
+        <w:pStyle w:val="a"/>
         <w:spacing w:after="120"/>
       </w:pPr>
       <w:r>
@@ -4950,18 +6422,194 @@
           <w:rFonts w:ascii="Times New Roman" w:hAnsi="Times New Roman"/>
           <w:sz w:val="24"/>
         </w:rPr>
-        <w:t>Первому́ченика і му́жнього Христо́вого уго́дника, * Стефа́на перводия́кона досто́йно вшану́ймо. * Він бо, стоячи́ по́серед беззако́нників, * ба́чив Си́на право́руч Отця́.</w:t>
-      </w:r>
-      <w:r>
-        <w:rPr>
-          <w:rFonts w:ascii="Times New Roman" w:hAnsi="Times New Roman"/>
-          <w:sz w:val="24"/>
-        </w:rPr>
-      </w:r>
-    </w:p>
-    <w:p>
-      <w:pPr>
-        <w:pStyle w:val="Normal"/>
+        <w:t>Первому́ченика</w:t>
+      </w:r>
+      <w:r>
+        <w:rPr>
+          <w:rFonts w:ascii="Times New Roman" w:hAnsi="Times New Roman"/>
+          <w:sz w:val="24"/>
+        </w:rPr>
+        <w:t xml:space="preserve"> і </w:t>
+      </w:r>
+      <w:r>
+        <w:rPr>
+          <w:rFonts w:ascii="Times New Roman" w:hAnsi="Times New Roman"/>
+          <w:sz w:val="24"/>
+        </w:rPr>
+        <w:t>му́жнього</w:t>
+      </w:r>
+      <w:r>
+        <w:rPr>
+          <w:rFonts w:ascii="Times New Roman" w:hAnsi="Times New Roman"/>
+          <w:sz w:val="24"/>
+        </w:rPr>
+        <w:t xml:space="preserve"> </w:t>
+      </w:r>
+      <w:r>
+        <w:rPr>
+          <w:rFonts w:ascii="Times New Roman" w:hAnsi="Times New Roman"/>
+          <w:sz w:val="24"/>
+        </w:rPr>
+        <w:t>Христо́вого</w:t>
+      </w:r>
+      <w:r>
+        <w:rPr>
+          <w:rFonts w:ascii="Times New Roman" w:hAnsi="Times New Roman"/>
+          <w:sz w:val="24"/>
+        </w:rPr>
+        <w:t xml:space="preserve"> </w:t>
+      </w:r>
+      <w:r>
+        <w:rPr>
+          <w:rFonts w:ascii="Times New Roman" w:hAnsi="Times New Roman"/>
+          <w:sz w:val="24"/>
+        </w:rPr>
+        <w:t>уго́дника</w:t>
+      </w:r>
+      <w:r>
+        <w:rPr>
+          <w:rFonts w:ascii="Times New Roman" w:hAnsi="Times New Roman"/>
+          <w:sz w:val="24"/>
+        </w:rPr>
+        <w:t xml:space="preserve">, * </w:t>
+      </w:r>
+      <w:r>
+        <w:rPr>
+          <w:rFonts w:ascii="Times New Roman" w:hAnsi="Times New Roman"/>
+          <w:sz w:val="24"/>
+        </w:rPr>
+        <w:t>Стефа́на</w:t>
+      </w:r>
+      <w:r>
+        <w:rPr>
+          <w:rFonts w:ascii="Times New Roman" w:hAnsi="Times New Roman"/>
+          <w:sz w:val="24"/>
+        </w:rPr>
+        <w:t xml:space="preserve"> </w:t>
+      </w:r>
+      <w:r>
+        <w:rPr>
+          <w:rFonts w:ascii="Times New Roman" w:hAnsi="Times New Roman"/>
+          <w:sz w:val="24"/>
+        </w:rPr>
+        <w:t>перводия́кона</w:t>
+      </w:r>
+      <w:r>
+        <w:rPr>
+          <w:rFonts w:ascii="Times New Roman" w:hAnsi="Times New Roman"/>
+          <w:sz w:val="24"/>
+        </w:rPr>
+        <w:t xml:space="preserve"> </w:t>
+      </w:r>
+      <w:r>
+        <w:rPr>
+          <w:rFonts w:ascii="Times New Roman" w:hAnsi="Times New Roman"/>
+          <w:sz w:val="24"/>
+        </w:rPr>
+        <w:t>досто́йно</w:t>
+      </w:r>
+      <w:r>
+        <w:rPr>
+          <w:rFonts w:ascii="Times New Roman" w:hAnsi="Times New Roman"/>
+          <w:sz w:val="24"/>
+        </w:rPr>
+        <w:t xml:space="preserve"> </w:t>
+      </w:r>
+      <w:r>
+        <w:rPr>
+          <w:rFonts w:ascii="Times New Roman" w:hAnsi="Times New Roman"/>
+          <w:sz w:val="24"/>
+        </w:rPr>
+        <w:t>вшану́ймо</w:t>
+      </w:r>
+      <w:r>
+        <w:rPr>
+          <w:rFonts w:ascii="Times New Roman" w:hAnsi="Times New Roman"/>
+          <w:sz w:val="24"/>
+        </w:rPr>
+        <w:t xml:space="preserve">. * Він бо, стоячи́ </w:t>
+      </w:r>
+      <w:r>
+        <w:rPr>
+          <w:rFonts w:ascii="Times New Roman" w:hAnsi="Times New Roman"/>
+          <w:sz w:val="24"/>
+        </w:rPr>
+        <w:t>по́серед</w:t>
+      </w:r>
+      <w:r>
+        <w:rPr>
+          <w:rFonts w:ascii="Times New Roman" w:hAnsi="Times New Roman"/>
+          <w:sz w:val="24"/>
+        </w:rPr>
+        <w:t xml:space="preserve"> </w:t>
+      </w:r>
+      <w:r>
+        <w:rPr>
+          <w:rFonts w:ascii="Times New Roman" w:hAnsi="Times New Roman"/>
+          <w:sz w:val="24"/>
+        </w:rPr>
+        <w:t>беззако́нників</w:t>
+      </w:r>
+      <w:r>
+        <w:rPr>
+          <w:rFonts w:ascii="Times New Roman" w:hAnsi="Times New Roman"/>
+          <w:sz w:val="24"/>
+        </w:rPr>
+        <w:t xml:space="preserve">, * </w:t>
+      </w:r>
+      <w:r>
+        <w:rPr>
+          <w:rFonts w:ascii="Times New Roman" w:hAnsi="Times New Roman"/>
+          <w:sz w:val="24"/>
+        </w:rPr>
+        <w:t>ба́чив</w:t>
+      </w:r>
+      <w:r>
+        <w:rPr>
+          <w:rFonts w:ascii="Times New Roman" w:hAnsi="Times New Roman"/>
+          <w:sz w:val="24"/>
+        </w:rPr>
+        <w:t xml:space="preserve"> </w:t>
+      </w:r>
+      <w:r>
+        <w:rPr>
+          <w:rFonts w:ascii="Times New Roman" w:hAnsi="Times New Roman"/>
+          <w:sz w:val="24"/>
+        </w:rPr>
+        <w:t>Си́на</w:t>
+      </w:r>
+      <w:r>
+        <w:rPr>
+          <w:rFonts w:ascii="Times New Roman" w:hAnsi="Times New Roman"/>
+          <w:sz w:val="24"/>
+        </w:rPr>
+        <w:t xml:space="preserve"> </w:t>
+      </w:r>
+      <w:r>
+        <w:rPr>
+          <w:rFonts w:ascii="Times New Roman" w:hAnsi="Times New Roman"/>
+          <w:sz w:val="24"/>
+        </w:rPr>
+        <w:t>пр</w:t>
+      </w:r>
+      <w:r>
+        <w:rPr>
+          <w:rFonts w:ascii="Times New Roman" w:hAnsi="Times New Roman"/>
+          <w:sz w:val="24"/>
+        </w:rPr>
+        <w:t>аво́руч</w:t>
+      </w:r>
+      <w:r>
+        <w:rPr>
+          <w:rFonts w:ascii="Times New Roman" w:hAnsi="Times New Roman"/>
+          <w:sz w:val="24"/>
+        </w:rPr>
+        <w:t xml:space="preserve"> Отця́.</w:t>
+      </w:r>
+    </w:p>
+    <w:p>
+      <w:pPr>
+        <w:pStyle w:val="a"/>
         <w:spacing w:after="120"/>
       </w:pPr>
       <w:r>
@@ -5003,13 +6651,357 @@
           <w:rFonts w:ascii="Times New Roman" w:hAnsi="Times New Roman"/>
           <w:sz w:val="24"/>
         </w:rPr>
-        <w:t>Пе́ршим се́ред му́чеників яви́вся ти * і се́ред дия́конів, * Стефа́не блаже́нний, * стра́дників окра́со, * ві́рних тверди́не, * сла́во пра́ведників! * Нам, що свяще́нну твою́ па́м’ять святку́ємо, * проси́, як той, хто предстої́ть престо́лові Христа́ Всецаря́, * щоб від прогрі́шень ми очи́стилися * і Ца́рства Небе́сного сподо́билися.</w:t>
-      </w:r>
-      <w:r>
-        <w:rPr>
-          <w:rFonts w:ascii="Times New Roman" w:hAnsi="Times New Roman"/>
-          <w:sz w:val="24"/>
-        </w:rPr>
+        <w:t>Пе́ршим</w:t>
+      </w:r>
+      <w:r>
+        <w:rPr>
+          <w:rFonts w:ascii="Times New Roman" w:hAnsi="Times New Roman"/>
+          <w:sz w:val="24"/>
+        </w:rPr>
+        <w:t xml:space="preserve"> </w:t>
+      </w:r>
+      <w:r>
+        <w:rPr>
+          <w:rFonts w:ascii="Times New Roman" w:hAnsi="Times New Roman"/>
+          <w:sz w:val="24"/>
+        </w:rPr>
+        <w:t>се́ред</w:t>
+      </w:r>
+      <w:r>
+        <w:rPr>
+          <w:rFonts w:ascii="Times New Roman" w:hAnsi="Times New Roman"/>
+          <w:sz w:val="24"/>
+        </w:rPr>
+        <w:t xml:space="preserve"> </w:t>
+      </w:r>
+      <w:r>
+        <w:rPr>
+          <w:rFonts w:ascii="Times New Roman" w:hAnsi="Times New Roman"/>
+          <w:sz w:val="24"/>
+        </w:rPr>
+        <w:t>му́чеників</w:t>
+      </w:r>
+      <w:r>
+        <w:rPr>
+          <w:rFonts w:ascii="Times New Roman" w:hAnsi="Times New Roman"/>
+          <w:sz w:val="24"/>
+        </w:rPr>
+        <w:t xml:space="preserve"> </w:t>
+      </w:r>
+      <w:r>
+        <w:rPr>
+          <w:rFonts w:ascii="Times New Roman" w:hAnsi="Times New Roman"/>
+          <w:sz w:val="24"/>
+        </w:rPr>
+        <w:t>яви́вся</w:t>
+      </w:r>
+      <w:r>
+        <w:rPr>
+          <w:rFonts w:ascii="Times New Roman" w:hAnsi="Times New Roman"/>
+          <w:sz w:val="24"/>
+        </w:rPr>
+        <w:t xml:space="preserve"> ти * і </w:t>
+      </w:r>
+      <w:r>
+        <w:rPr>
+          <w:rFonts w:ascii="Times New Roman" w:hAnsi="Times New Roman"/>
+          <w:sz w:val="24"/>
+        </w:rPr>
+        <w:t>се́ред</w:t>
+      </w:r>
+      <w:r>
+        <w:rPr>
+          <w:rFonts w:ascii="Times New Roman" w:hAnsi="Times New Roman"/>
+          <w:sz w:val="24"/>
+        </w:rPr>
+        <w:t xml:space="preserve"> </w:t>
+      </w:r>
+      <w:r>
+        <w:rPr>
+          <w:rFonts w:ascii="Times New Roman" w:hAnsi="Times New Roman"/>
+          <w:sz w:val="24"/>
+        </w:rPr>
+        <w:t>дия́конів</w:t>
+      </w:r>
+      <w:r>
+        <w:rPr>
+          <w:rFonts w:ascii="Times New Roman" w:hAnsi="Times New Roman"/>
+          <w:sz w:val="24"/>
+        </w:rPr>
+        <w:t xml:space="preserve">, * </w:t>
+      </w:r>
+      <w:r>
+        <w:rPr>
+          <w:rFonts w:ascii="Times New Roman" w:hAnsi="Times New Roman"/>
+          <w:sz w:val="24"/>
+        </w:rPr>
+        <w:t>Стефа́не</w:t>
+      </w:r>
+      <w:r>
+        <w:rPr>
+          <w:rFonts w:ascii="Times New Roman" w:hAnsi="Times New Roman"/>
+          <w:sz w:val="24"/>
+        </w:rPr>
+        <w:t xml:space="preserve"> </w:t>
+      </w:r>
+      <w:r>
+        <w:rPr>
+          <w:rFonts w:ascii="Times New Roman" w:hAnsi="Times New Roman"/>
+          <w:sz w:val="24"/>
+        </w:rPr>
+        <w:t>блаже́нний</w:t>
+      </w:r>
+      <w:r>
+        <w:rPr>
+          <w:rFonts w:ascii="Times New Roman" w:hAnsi="Times New Roman"/>
+          <w:sz w:val="24"/>
+        </w:rPr>
+        <w:t xml:space="preserve">, * </w:t>
+      </w:r>
+      <w:r>
+        <w:rPr>
+          <w:rFonts w:ascii="Times New Roman" w:hAnsi="Times New Roman"/>
+          <w:sz w:val="24"/>
+        </w:rPr>
+        <w:t>стра́дників</w:t>
+      </w:r>
+      <w:r>
+        <w:rPr>
+          <w:rFonts w:ascii="Times New Roman" w:hAnsi="Times New Roman"/>
+          <w:sz w:val="24"/>
+        </w:rPr>
+        <w:t xml:space="preserve"> </w:t>
+      </w:r>
+      <w:r>
+        <w:rPr>
+          <w:rFonts w:ascii="Times New Roman" w:hAnsi="Times New Roman"/>
+          <w:sz w:val="24"/>
+        </w:rPr>
+        <w:t>окра́со</w:t>
+      </w:r>
+      <w:r>
+        <w:rPr>
+          <w:rFonts w:ascii="Times New Roman" w:hAnsi="Times New Roman"/>
+          <w:sz w:val="24"/>
+        </w:rPr>
+        <w:t xml:space="preserve">, * </w:t>
+      </w:r>
+      <w:r>
+        <w:rPr>
+          <w:rFonts w:ascii="Times New Roman" w:hAnsi="Times New Roman"/>
+          <w:sz w:val="24"/>
+        </w:rPr>
+        <w:t>ві́рних</w:t>
+      </w:r>
+      <w:r>
+        <w:rPr>
+          <w:rFonts w:ascii="Times New Roman" w:hAnsi="Times New Roman"/>
+          <w:sz w:val="24"/>
+        </w:rPr>
+        <w:t xml:space="preserve"> </w:t>
+      </w:r>
+      <w:r>
+        <w:rPr>
+          <w:rFonts w:ascii="Times New Roman" w:hAnsi="Times New Roman"/>
+          <w:sz w:val="24"/>
+        </w:rPr>
+        <w:t>тверди́не</w:t>
+      </w:r>
+      <w:r>
+        <w:rPr>
+          <w:rFonts w:ascii="Times New Roman" w:hAnsi="Times New Roman"/>
+          <w:sz w:val="24"/>
+        </w:rPr>
+        <w:t xml:space="preserve">, * </w:t>
+      </w:r>
+      <w:r>
+        <w:rPr>
+          <w:rFonts w:ascii="Times New Roman" w:hAnsi="Times New Roman"/>
+          <w:sz w:val="24"/>
+        </w:rPr>
+        <w:t>сла́во</w:t>
+      </w:r>
+      <w:r>
+        <w:rPr>
+          <w:rFonts w:ascii="Times New Roman" w:hAnsi="Times New Roman"/>
+          <w:sz w:val="24"/>
+        </w:rPr>
+        <w:t xml:space="preserve"> </w:t>
+      </w:r>
+      <w:r>
+        <w:rPr>
+          <w:rFonts w:ascii="Times New Roman" w:hAnsi="Times New Roman"/>
+          <w:sz w:val="24"/>
+        </w:rPr>
+        <w:t>пра́ведників</w:t>
+      </w:r>
+      <w:r>
+        <w:rPr>
+          <w:rFonts w:ascii="Times New Roman" w:hAnsi="Times New Roman"/>
+          <w:sz w:val="24"/>
+        </w:rPr>
+        <w:t xml:space="preserve">! * Нам, що </w:t>
+      </w:r>
+      <w:r>
+        <w:rPr>
+          <w:rFonts w:ascii="Times New Roman" w:hAnsi="Times New Roman"/>
+          <w:sz w:val="24"/>
+        </w:rPr>
+        <w:t>свяще́нну</w:t>
+      </w:r>
+      <w:r>
+        <w:rPr>
+          <w:rFonts w:ascii="Times New Roman" w:hAnsi="Times New Roman"/>
+          <w:sz w:val="24"/>
+        </w:rPr>
+        <w:t xml:space="preserve"> твою́ </w:t>
+      </w:r>
+      <w:r>
+        <w:rPr>
+          <w:rFonts w:ascii="Times New Roman" w:hAnsi="Times New Roman"/>
+          <w:sz w:val="24"/>
+        </w:rPr>
+        <w:t>па́м’ять</w:t>
+      </w:r>
+      <w:r>
+        <w:rPr>
+          <w:rFonts w:ascii="Times New Roman" w:hAnsi="Times New Roman"/>
+          <w:sz w:val="24"/>
+        </w:rPr>
+        <w:t xml:space="preserve"> </w:t>
+      </w:r>
+      <w:r>
+        <w:rPr>
+          <w:rFonts w:ascii="Times New Roman" w:hAnsi="Times New Roman"/>
+          <w:sz w:val="24"/>
+        </w:rPr>
+        <w:t>святку́ємо</w:t>
+      </w:r>
+      <w:r>
+        <w:rPr>
+          <w:rFonts w:ascii="Times New Roman" w:hAnsi="Times New Roman"/>
+          <w:sz w:val="24"/>
+        </w:rPr>
+        <w:t xml:space="preserve">, * проси́, як той, хто </w:t>
+      </w:r>
+      <w:r>
+        <w:rPr>
+          <w:rFonts w:ascii="Times New Roman" w:hAnsi="Times New Roman"/>
+          <w:sz w:val="24"/>
+        </w:rPr>
+        <w:t>предстої</w:t>
+      </w:r>
+      <w:r>
+        <w:rPr>
+          <w:rFonts w:ascii="Times New Roman" w:hAnsi="Times New Roman"/>
+          <w:sz w:val="24"/>
+        </w:rPr>
+        <w:t>́ть</w:t>
+      </w:r>
+      <w:r>
+        <w:rPr>
+          <w:rFonts w:ascii="Times New Roman" w:hAnsi="Times New Roman"/>
+          <w:sz w:val="24"/>
+        </w:rPr>
+        <w:t xml:space="preserve"> </w:t>
+      </w:r>
+      <w:r>
+        <w:rPr>
+          <w:rFonts w:ascii="Times New Roman" w:hAnsi="Times New Roman"/>
+          <w:sz w:val="24"/>
+        </w:rPr>
+        <w:t>престо́лові</w:t>
+      </w:r>
+      <w:r>
+        <w:rPr>
+          <w:rFonts w:ascii="Times New Roman" w:hAnsi="Times New Roman"/>
+          <w:sz w:val="24"/>
+        </w:rPr>
+        <w:t xml:space="preserve"> Христа́ </w:t>
+      </w:r>
+      <w:r>
+        <w:rPr>
+          <w:rFonts w:ascii="Times New Roman" w:hAnsi="Times New Roman"/>
+          <w:sz w:val="24"/>
+        </w:rPr>
+        <w:t>Всецаря</w:t>
+      </w:r>
+      <w:r>
+        <w:rPr>
+          <w:rFonts w:ascii="Times New Roman" w:hAnsi="Times New Roman"/>
+          <w:sz w:val="24"/>
+        </w:rPr>
+        <w:t xml:space="preserve">́, * щоб від </w:t>
+      </w:r>
+      <w:r>
+        <w:rPr>
+          <w:rFonts w:ascii="Times New Roman" w:hAnsi="Times New Roman"/>
+          <w:sz w:val="24"/>
+        </w:rPr>
+        <w:t>прогрі́шень</w:t>
+      </w:r>
+      <w:r>
+        <w:rPr>
+          <w:rFonts w:ascii="Times New Roman" w:hAnsi="Times New Roman"/>
+          <w:sz w:val="24"/>
+        </w:rPr>
+        <w:t xml:space="preserve"> ми </w:t>
+      </w:r>
+      <w:r>
+        <w:rPr>
+          <w:rFonts w:ascii="Times New Roman" w:hAnsi="Times New Roman"/>
+          <w:sz w:val="24"/>
+        </w:rPr>
+        <w:t>очи́стилися</w:t>
+      </w:r>
+      <w:r>
+        <w:rPr>
+          <w:rFonts w:ascii="Times New Roman" w:hAnsi="Times New Roman"/>
+          <w:sz w:val="24"/>
+        </w:rPr>
+        <w:t xml:space="preserve"> * і </w:t>
+      </w:r>
+      <w:r>
+        <w:rPr>
+          <w:rFonts w:ascii="Times New Roman" w:hAnsi="Times New Roman"/>
+          <w:sz w:val="24"/>
+        </w:rPr>
+        <w:t>Ца́рства</w:t>
+      </w:r>
+      <w:r>
+        <w:rPr>
+          <w:rFonts w:ascii="Times New Roman" w:hAnsi="Times New Roman"/>
+          <w:sz w:val="24"/>
+        </w:rPr>
+        <w:t xml:space="preserve"> </w:t>
+      </w:r>
+      <w:r>
+        <w:rPr>
+          <w:rFonts w:ascii="Times New Roman" w:hAnsi="Times New Roman"/>
+          <w:sz w:val="24"/>
+        </w:rPr>
+        <w:t>Небе́сного</w:t>
+      </w:r>
+      <w:r>
+        <w:rPr>
+          <w:rFonts w:ascii="Times New Roman" w:hAnsi="Times New Roman"/>
+          <w:sz w:val="24"/>
+        </w:rPr>
+        <w:t xml:space="preserve"> </w:t>
+      </w:r>
+      <w:r>
+        <w:rPr>
+          <w:rFonts w:ascii="Times New Roman" w:hAnsi="Times New Roman"/>
+          <w:sz w:val="24"/>
+        </w:rPr>
+        <w:t>сподо́билися</w:t>
+      </w:r>
+      <w:r>
+        <w:rPr>
+          <w:rFonts w:ascii="Times New Roman" w:hAnsi="Times New Roman"/>
+          <w:sz w:val="24"/>
+        </w:rPr>
+        <w:t>.</w:t>
       </w:r>
     </w:p>
     <w:p>
@@ -7098,48 +9090,39 @@
         <w:rPr>
           <w:rFonts w:ascii="Times New Roman" w:hAnsi="Times New Roman"/>
           <w:i/>
-          <w:color w:val="FF0000"/>
-          <w:sz w:val="24"/>
-        </w:rPr>
-        <w:t>Тропар</w:t>
+          <w:color w:val="FF4400"/>
+          <w:sz w:val="24"/>
+        </w:rPr>
+        <w:t xml:space="preserve">(г. 4): </w:t>
+      </w:r>
+      <w:r>
+        <w:rPr>
+          <w:rFonts w:ascii="Times New Roman" w:hAnsi="Times New Roman"/>
+          <w:sz w:val="24"/>
+        </w:rPr>
+        <w:t>Цaрським вінцeм увінчaлася голова твоя через страждaння,* які перетерпів єси за Христа Бога, серед мyчеників первостраждaльцю Стефaне.* Ти бо закам’янілість вождів юдейських викрив,* видів єси твого Спaса праворуч Отця.* Його ж моли за душі нaші.</w:t>
+      </w:r>
+    </w:p>
+    <w:p>
+      <w:pPr>
+        <w:pStyle w:val="a"/>
+      </w:pPr>
+      <w:r>
+        <w:rPr>
+          <w:rFonts w:ascii="Times New Roman" w:hAnsi="Times New Roman"/>
+          <w:b/>
+          <w:sz w:val="24"/>
+        </w:rPr>
+        <w:t xml:space="preserve">Слава, і нині: </w:t>
       </w:r>
       <w:r>
         <w:rPr>
           <w:rFonts w:ascii="Times New Roman" w:hAnsi="Times New Roman"/>
           <w:i/>
-          <w:color w:val="FF0000"/>
-          <w:sz w:val="24"/>
-        </w:rPr>
-        <w:t xml:space="preserve"> (г. 4): </w:t>
-      </w:r>
-      <w:r>
-        <w:rPr>
-          <w:rFonts w:ascii="Times New Roman" w:hAnsi="Times New Roman"/>
-          <w:sz w:val="24"/>
-        </w:rPr>
-        <w:t>Цaрським вінцeм увінчaлася голова твоя через страждaння,* які перетерпів єси за Христа Бога, серед мyчеників первостраждaльцю Стефaне.* Ти бо закам’янілість вождів юдейських викрив,* видів єси твого Спaса праворуч Отця.* Його ж моли за душі нaші.</w:t>
-      </w:r>
-    </w:p>
-    <w:p>
-      <w:pPr>
-        <w:pStyle w:val="a"/>
-      </w:pPr>
-      <w:r>
-        <w:rPr>
-          <w:rFonts w:ascii="Times New Roman" w:hAnsi="Times New Roman"/>
-          <w:b/>
-          <w:sz w:val="24"/>
-        </w:rPr>
-        <w:t xml:space="preserve">Слава, і нині: </w:t>
-      </w:r>
-      <w:r>
-        <w:rPr>
-          <w:rFonts w:ascii="Times New Roman" w:hAnsi="Times New Roman"/>
-          <w:i/>
-          <w:color w:val="FF0000"/>
-          <w:sz w:val="24"/>
-        </w:rPr>
-        <w:t xml:space="preserve">Богородичний (г. 4): </w:t>
+          <w:color w:val="FF4400"/>
+          <w:sz w:val="24"/>
+        </w:rPr>
+        <w:t xml:space="preserve">(г. 4): </w:t>
       </w:r>
       <w:r>
         <w:rPr>
@@ -12347,19 +14330,10 @@
         <w:rPr>
           <w:rFonts w:ascii="Times New Roman" w:hAnsi="Times New Roman"/>
           <w:i/>
-          <w:color w:val="FF0000"/>
-          <w:sz w:val="24"/>
-        </w:rPr>
-        <w:t>Тропар</w:t>
-      </w:r>
-      <w:r>
-        <w:rPr>
-          <w:rFonts w:ascii="Times New Roman" w:hAnsi="Times New Roman"/>
-          <w:i/>
-          <w:color w:val="FF0000"/>
-          <w:sz w:val="24"/>
-        </w:rPr>
-        <w:t xml:space="preserve"> (г. 4): </w:t>
+          <w:color w:val="FF4400"/>
+          <w:sz w:val="24"/>
+        </w:rPr>
+        <w:t xml:space="preserve">(г. 4): </w:t>
       </w:r>
       <w:r>
         <w:rPr>
@@ -12394,31 +14368,17 @@
         <w:rPr>
           <w:rFonts w:ascii="Times New Roman" w:hAnsi="Times New Roman"/>
           <w:i/>
-          <w:color w:val="FF0000"/>
-          <w:sz w:val="24"/>
-        </w:rPr>
-        <w:t xml:space="preserve">Богородичний (г. 4): </w:t>
-      </w:r>
-      <w:r>
-        <w:rPr>
-          <w:rFonts w:ascii="Times New Roman" w:hAnsi="Times New Roman"/>
-          <w:sz w:val="24"/>
-        </w:rPr>
-        <w:t xml:space="preserve">Тебе величаємо, Богородице, промовляючи:* Ти ота гора, від якої несказанно відколовся камінь* і зруйнував </w:t>
-      </w:r>
-      <w:r>
-        <w:rPr>
-          <w:rFonts w:ascii="Times New Roman" w:hAnsi="Times New Roman"/>
-          <w:sz w:val="24"/>
-        </w:rPr>
-        <w:t>адські</w:t>
-      </w:r>
-      <w:r>
-        <w:rPr>
-          <w:rFonts w:ascii="Times New Roman" w:hAnsi="Times New Roman"/>
-          <w:sz w:val="24"/>
-        </w:rPr>
-        <w:t xml:space="preserve"> брами.</w:t>
+          <w:color w:val="FF4400"/>
+          <w:sz w:val="24"/>
+        </w:rPr>
+        <w:t xml:space="preserve">(г. 4): </w:t>
+      </w:r>
+      <w:r>
+        <w:rPr>
+          <w:rFonts w:ascii="Times New Roman" w:hAnsi="Times New Roman"/>
+          <w:sz w:val="24"/>
+        </w:rPr>
+        <w:t>Тебе величаємо, Богородице, промовляючи:* Ти ота гора, від якої несказанно відколовся камінь* і зруйнував адські брами.</w:t>
       </w:r>
     </w:p>
     <w:p>
@@ -19690,69 +21650,46 @@
         <w:rPr>
           <w:rFonts w:ascii="Times New Roman" w:hAnsi="Times New Roman"/>
           <w:i/>
-          <w:color w:val="FF0000"/>
-          <w:sz w:val="24"/>
-        </w:rPr>
-        <w:t>Тропар</w:t>
+          <w:color w:val="FF4400"/>
+          <w:sz w:val="24"/>
+        </w:rPr>
+        <w:t xml:space="preserve">(г. 4): </w:t>
+      </w:r>
+      <w:r>
+        <w:rPr>
+          <w:rFonts w:ascii="Times New Roman" w:hAnsi="Times New Roman"/>
+          <w:sz w:val="24"/>
+        </w:rPr>
+        <w:t>Цaрським вінцeм увінчaлася голова твоя через страждaння,* які перетерпів єси за Христа Бога, серед мyчеників первостраждaльцю Стефaне.* Ти бо закам’янілість вождів юдейських викрив,* видів єси твого Спaса праворуч Отця.* Його ж моли за душі нaші.</w:t>
+      </w:r>
+    </w:p>
+    <w:p>
+      <w:pPr>
+        <w:pStyle w:val="a"/>
+      </w:pPr>
+      <w:r>
+        <w:rPr>
+          <w:rFonts w:ascii="Times New Roman" w:hAnsi="Times New Roman"/>
+          <w:b/>
+          <w:sz w:val="24"/>
+        </w:rPr>
+        <w:t xml:space="preserve">Слава, і нині: </w:t>
       </w:r>
       <w:r>
         <w:rPr>
           <w:rFonts w:ascii="Times New Roman" w:hAnsi="Times New Roman"/>
           <w:i/>
-          <w:color w:val="FF0000"/>
-          <w:sz w:val="24"/>
-        </w:rPr>
-        <w:t xml:space="preserve"> (г. 4): </w:t>
-      </w:r>
-      <w:r>
-        <w:rPr>
-          <w:rFonts w:ascii="Times New Roman" w:hAnsi="Times New Roman"/>
-          <w:sz w:val="24"/>
-        </w:rPr>
-        <w:t>Цaрським вінцeм увінчaлася голова твоя через страждaння,* які перетерпів єси за Христа Бога, серед мyчеників первостраждaльцю Стефaне.* Ти бо закам’янілість вождів юдейських викрив,* видів єси твого Спaса праворуч Отця.* Його ж моли за душі нaші.</w:t>
-      </w:r>
-    </w:p>
-    <w:p>
-      <w:pPr>
-        <w:pStyle w:val="a"/>
-      </w:pPr>
-      <w:r>
-        <w:rPr>
-          <w:rFonts w:ascii="Times New Roman" w:hAnsi="Times New Roman"/>
-          <w:b/>
-          <w:sz w:val="24"/>
-        </w:rPr>
-        <w:t xml:space="preserve">Слава, і нині: </w:t>
-      </w:r>
-      <w:r>
-        <w:rPr>
-          <w:rFonts w:ascii="Times New Roman" w:hAnsi="Times New Roman"/>
-          <w:i/>
-          <w:color w:val="FF0000"/>
-          <w:sz w:val="24"/>
-        </w:rPr>
-        <w:t xml:space="preserve">Богородичний (г. 4): </w:t>
-      </w:r>
-      <w:r>
-        <w:rPr>
-          <w:rFonts w:ascii="Times New Roman" w:hAnsi="Times New Roman"/>
-          <w:sz w:val="24"/>
-        </w:rPr>
-        <w:t xml:space="preserve">Тебе величаємо, Богородице, промовляючи:* Ти ота гора, від якої несказанно відколовся камінь* і зруйнував </w:t>
-      </w:r>
-      <w:r>
-        <w:rPr>
-          <w:rFonts w:ascii="Times New Roman" w:hAnsi="Times New Roman"/>
-          <w:sz w:val="24"/>
-        </w:rPr>
-        <w:t>адські</w:t>
-      </w:r>
-      <w:r>
-        <w:rPr>
-          <w:rFonts w:ascii="Times New Roman" w:hAnsi="Times New Roman"/>
-          <w:sz w:val="24"/>
-        </w:rPr>
-        <w:t xml:space="preserve"> брами.</w:t>
+          <w:color w:val="FF4400"/>
+          <w:sz w:val="24"/>
+        </w:rPr>
+        <w:t xml:space="preserve">(г. 4): </w:t>
+      </w:r>
+      <w:r>
+        <w:rPr>
+          <w:rFonts w:ascii="Times New Roman" w:hAnsi="Times New Roman"/>
+          <w:sz w:val="24"/>
+        </w:rPr>
+        <w:t>Тебе величаємо, Богородице, промовляючи:* Ти ота гора, від якої несказанно відколовся камінь* і зруйнував адські брами.</w:t>
       </w:r>
     </w:p>
     <w:p>

--- a/flow/20230914_vu_template/drafts/2024-08-g/02-ПТ-Перенесення мощів архид.Стефана.docx
+++ b/flow/20230914_vu_template/drafts/2024-08-g/02-ПТ-Перенесення мощів архид.Стефана.docx
@@ -7046,10 +7046,8 @@
     </w:p>
     <w:p>
       <w:pPr>
-        <w:spacing w:after="120"/>
-        <w:rPr>
-          <w:rFonts w:ascii="Times New Roman" w:hAnsi="Times New Roman"/>
-        </w:rPr>
+        <w:pStyle w:val="a"/>
+        <w:spacing w:after="120"/>
       </w:pPr>
       <w:r>
         <w:rPr>
@@ -7074,7 +7072,7 @@
           <w:sz w:val="24"/>
           <w:u w:val="single"/>
         </w:rPr>
-        <w:t>Ви́веди з в’язни́ці мою́ ду́шу,* щоб д</w:t>
+        <w:t xml:space="preserve">Коли́ Ти, </w:t>
       </w:r>
       <w:r>
         <w:rPr>
@@ -7082,7 +7080,95 @@
           <w:sz w:val="24"/>
           <w:u w:val="single"/>
         </w:rPr>
-        <w:t>я́кувати І́мені Твоє́му.</w:t>
+        <w:t>Го́споди</w:t>
+      </w:r>
+      <w:r>
+        <w:rPr>
+          <w:rFonts w:ascii="Times New Roman" w:hAnsi="Times New Roman"/>
+          <w:sz w:val="24"/>
+          <w:u w:val="single"/>
+        </w:rPr>
+        <w:t xml:space="preserve">, </w:t>
+      </w:r>
+      <w:r>
+        <w:rPr>
+          <w:rFonts w:ascii="Times New Roman" w:hAnsi="Times New Roman"/>
+          <w:sz w:val="24"/>
+          <w:u w:val="single"/>
+        </w:rPr>
+        <w:t>зважа́тимеш</w:t>
+      </w:r>
+      <w:r>
+        <w:rPr>
+          <w:rFonts w:ascii="Times New Roman" w:hAnsi="Times New Roman"/>
+          <w:sz w:val="24"/>
+          <w:u w:val="single"/>
+        </w:rPr>
+        <w:t xml:space="preserve"> на </w:t>
+      </w:r>
+      <w:r>
+        <w:rPr>
+          <w:rFonts w:ascii="Times New Roman" w:hAnsi="Times New Roman"/>
+          <w:sz w:val="24"/>
+          <w:u w:val="single"/>
+        </w:rPr>
+        <w:t>беззако́ння</w:t>
+      </w:r>
+      <w:r>
+        <w:rPr>
+          <w:rFonts w:ascii="Times New Roman" w:hAnsi="Times New Roman"/>
+          <w:sz w:val="24"/>
+          <w:u w:val="single"/>
+        </w:rPr>
+        <w:t xml:space="preserve">, то хто </w:t>
+      </w:r>
+      <w:r>
+        <w:rPr>
+          <w:rFonts w:ascii="Times New Roman" w:hAnsi="Times New Roman"/>
+          <w:sz w:val="24"/>
+          <w:u w:val="single"/>
+        </w:rPr>
+        <w:t>всто́їться</w:t>
+      </w:r>
+      <w:r>
+        <w:rPr>
+          <w:rFonts w:ascii="Times New Roman" w:hAnsi="Times New Roman"/>
+          <w:sz w:val="24"/>
+          <w:u w:val="single"/>
+        </w:rPr>
+        <w:t xml:space="preserve">, Го́споди.* Та в </w:t>
+      </w:r>
+      <w:r>
+        <w:rPr>
+          <w:rFonts w:ascii="Times New Roman" w:hAnsi="Times New Roman"/>
+          <w:sz w:val="24"/>
+          <w:u w:val="single"/>
+        </w:rPr>
+        <w:t>Те́бе</w:t>
+      </w:r>
+      <w:r>
+        <w:rPr>
+          <w:rFonts w:ascii="Times New Roman" w:hAnsi="Times New Roman"/>
+          <w:sz w:val="24"/>
+          <w:u w:val="single"/>
+        </w:rPr>
+        <w:t xml:space="preserve"> є </w:t>
+      </w:r>
+      <w:r>
+        <w:rPr>
+          <w:rFonts w:ascii="Times New Roman" w:hAnsi="Times New Roman"/>
+          <w:sz w:val="24"/>
+          <w:u w:val="single"/>
+        </w:rPr>
+        <w:t>проще́ння</w:t>
+      </w:r>
+      <w:r>
+        <w:rPr>
+          <w:rFonts w:ascii="Times New Roman" w:hAnsi="Times New Roman"/>
+          <w:sz w:val="24"/>
+          <w:u w:val="single"/>
+        </w:rPr>
+        <w:t>.</w:t>
       </w:r>
     </w:p>
     <w:p>

--- a/flow/20230914_vu_template/drafts/2024-08-g/02-ПТ-Перенесення мощів архид.Стефана.docx
+++ b/flow/20230914_vu_template/drafts/2024-08-g/02-ПТ-Перенесення мощів архид.Стефана.docx
@@ -86,7 +86,6 @@
           <w:i/>
           <w:color w:val="FF4400"/>
           <w:sz w:val="24"/>
-          <w:szCs w:val="24"/>
         </w:rPr>
         <w:t>Священик:</w:t>
       </w:r>
@@ -94,7 +93,6 @@
         <w:rPr>
           <w:rFonts w:ascii="Times New Roman" w:hAnsi="Times New Roman"/>
           <w:sz w:val="24"/>
-          <w:szCs w:val="24"/>
         </w:rPr>
         <w:t xml:space="preserve"> Благословенний Бог наш завжди, нині і повсякчас, і на віки віків.</w:t>
       </w:r>
@@ -155,57 +153,35 @@
     </w:p>
     <w:p>
       <w:pPr>
-        <w:spacing w:after="120"/>
-        <w:jc w:val="both"/>
-        <w:rPr>
-          <w:rFonts w:ascii="Times New Roman" w:hAnsi="Times New Roman"/>
-          <w:i/>
-          <w:sz w:val="24"/>
-          <w:szCs w:val="24"/>
-        </w:rPr>
-      </w:pPr>
-      <w:r>
-        <w:rPr>
-          <w:rFonts w:ascii="Times New Roman" w:hAnsi="Times New Roman"/>
-          <w:sz w:val="24"/>
-          <w:szCs w:val="24"/>
-        </w:rPr>
-        <w:t>Святий Боже, святий Кріпкий, святий Безсмерт</w:t>
-      </w:r>
-      <w:r>
-        <w:rPr>
-          <w:rFonts w:ascii="Times New Roman" w:hAnsi="Times New Roman"/>
-          <w:sz w:val="24"/>
-          <w:szCs w:val="24"/>
-        </w:rPr>
-        <w:t xml:space="preserve">ний, помилуй нас </w:t>
-      </w:r>
-      <w:r>
-        <w:rPr>
-          <w:rFonts w:ascii="Times New Roman" w:hAnsi="Times New Roman"/>
-          <w:i/>
-          <w:color w:val="FF0000"/>
-          <w:sz w:val="24"/>
-          <w:szCs w:val="24"/>
-        </w:rPr>
-        <w:t>(3 р.)</w:t>
-      </w:r>
-    </w:p>
-    <w:p>
-      <w:pPr>
-        <w:spacing w:after="120"/>
-        <w:jc w:val="both"/>
-        <w:rPr>
-          <w:rFonts w:ascii="Times New Roman" w:hAnsi="Times New Roman"/>
-          <w:sz w:val="24"/>
-          <w:szCs w:val="24"/>
-        </w:rPr>
-      </w:pPr>
-      <w:r>
-        <w:rPr>
-          <w:rFonts w:ascii="Times New Roman" w:hAnsi="Times New Roman"/>
-          <w:sz w:val="24"/>
-          <w:szCs w:val="24"/>
+        <w:pStyle w:val="a"/>
+        <w:spacing w:after="120"/>
+      </w:pPr>
+      <w:r>
+        <w:rPr>
+          <w:rFonts w:ascii="Times New Roman" w:hAnsi="Times New Roman"/>
+          <w:sz w:val="24"/>
+        </w:rPr>
+        <w:t xml:space="preserve">Святий Боже, святий Кріпкий, святий Безсмертний, помилуй нас. </w:t>
+      </w:r>
+      <w:r>
+        <w:rPr>
+          <w:rFonts w:ascii="Times New Roman" w:hAnsi="Times New Roman"/>
+          <w:i/>
+          <w:color w:val="FF0000"/>
+          <w:sz w:val="24"/>
+        </w:rPr>
+        <w:t>(3 р.)</w:t>
+      </w:r>
+    </w:p>
+    <w:p>
+      <w:pPr>
+        <w:pStyle w:val="a"/>
+        <w:spacing w:after="120"/>
+      </w:pPr>
+      <w:r>
+        <w:rPr>
+          <w:rFonts w:ascii="Times New Roman" w:hAnsi="Times New Roman"/>
+          <w:sz w:val="24"/>
         </w:rPr>
         <w:t>Слава Отцю, і Сину, і Святому Духові,* і нині і повсякчас, і на віки віків. Амінь.</w:t>
       </w:r>
@@ -231,37 +207,27 @@
     </w:p>
     <w:p>
       <w:pPr>
-        <w:spacing w:after="120"/>
-        <w:jc w:val="both"/>
-        <w:rPr>
-          <w:rFonts w:ascii="Times New Roman" w:hAnsi="Times New Roman"/>
-          <w:i/>
-          <w:sz w:val="24"/>
-          <w:szCs w:val="24"/>
-        </w:rPr>
-      </w:pPr>
-      <w:r>
-        <w:rPr>
-          <w:rFonts w:ascii="Times New Roman" w:hAnsi="Times New Roman"/>
-          <w:sz w:val="24"/>
-          <w:szCs w:val="24"/>
-        </w:rPr>
-        <w:t>Г</w:t>
-      </w:r>
-      <w:r>
-        <w:rPr>
-          <w:rFonts w:ascii="Times New Roman" w:hAnsi="Times New Roman"/>
-          <w:sz w:val="24"/>
-          <w:szCs w:val="24"/>
-        </w:rPr>
-        <w:t>осподи, помилуй</w:t>
-      </w:r>
-      <w:r>
-        <w:rPr>
-          <w:rFonts w:ascii="Times New Roman" w:hAnsi="Times New Roman"/>
-          <w:i/>
-          <w:sz w:val="24"/>
-          <w:szCs w:val="24"/>
+        <w:pStyle w:val="a"/>
+        <w:spacing w:after="120"/>
+      </w:pPr>
+      <w:r>
+        <w:rPr>
+          <w:rFonts w:ascii="Times New Roman" w:hAnsi="Times New Roman"/>
+          <w:sz w:val="24"/>
+        </w:rPr>
+        <w:t>Господи, помилуй</w:t>
+      </w:r>
+      <w:r>
+        <w:rPr>
+          <w:rFonts w:ascii="Times New Roman" w:hAnsi="Times New Roman"/>
+          <w:sz w:val="24"/>
+        </w:rPr>
+        <w:t>.</w:t>
+      </w:r>
+      <w:r>
+        <w:rPr>
+          <w:rFonts w:ascii="Times New Roman" w:hAnsi="Times New Roman"/>
+          <w:sz w:val="24"/>
         </w:rPr>
         <w:t xml:space="preserve"> </w:t>
       </w:r>
@@ -271,35 +237,69 @@
           <w:i/>
           <w:color w:val="FF0000"/>
           <w:sz w:val="24"/>
-          <w:szCs w:val="24"/>
-        </w:rPr>
-        <w:t>(3 р.)</w:t>
-      </w:r>
-    </w:p>
-    <w:p>
-      <w:pPr>
-        <w:spacing w:after="120"/>
-        <w:jc w:val="both"/>
-        <w:rPr>
-          <w:rFonts w:ascii="Times New Roman" w:hAnsi="Times New Roman"/>
-          <w:sz w:val="24"/>
-          <w:szCs w:val="24"/>
-        </w:rPr>
-      </w:pPr>
-      <w:r>
-        <w:rPr>
-          <w:rFonts w:ascii="Times New Roman" w:hAnsi="Times New Roman"/>
-          <w:sz w:val="24"/>
-          <w:szCs w:val="24"/>
-        </w:rPr>
-        <w:t>Слава Отцю, і Сину, і Святому Духові.* І</w:t>
+        </w:rPr>
+        <w:t>(3 р.)</w:t>
+      </w:r>
+    </w:p>
+    <w:p>
+      <w:pPr>
+        <w:pStyle w:val="a"/>
+        <w:spacing w:after="120"/>
+      </w:pPr>
+      <w:r>
+        <w:rPr>
+          <w:rFonts w:ascii="Times New Roman" w:hAnsi="Times New Roman"/>
+          <w:sz w:val="24"/>
+        </w:rPr>
+        <w:t xml:space="preserve">Слава </w:t>
+      </w:r>
+      <w:r>
+        <w:rPr>
+          <w:rFonts w:ascii="Times New Roman" w:hAnsi="Times New Roman"/>
+          <w:sz w:val="24"/>
+        </w:rPr>
+        <w:t>Отцю</w:t>
+      </w:r>
+      <w:r>
+        <w:rPr>
+          <w:rFonts w:ascii="Times New Roman" w:hAnsi="Times New Roman"/>
+          <w:sz w:val="24"/>
+        </w:rPr>
+        <w:t xml:space="preserve">, і Сину, і Святому </w:t>
+      </w:r>
+      <w:r>
+        <w:rPr>
+          <w:rFonts w:ascii="Times New Roman" w:hAnsi="Times New Roman"/>
+          <w:sz w:val="24"/>
+        </w:rPr>
+        <w:t>Духові</w:t>
+      </w:r>
+      <w:r>
+        <w:rPr>
+          <w:rFonts w:ascii="Times New Roman" w:hAnsi="Times New Roman"/>
+          <w:sz w:val="24"/>
+        </w:rPr>
+        <w:t>,</w:t>
+      </w:r>
+      <w:r>
+        <w:rPr>
+          <w:rFonts w:ascii="Times New Roman" w:hAnsi="Times New Roman"/>
+          <w:sz w:val="24"/>
+        </w:rPr>
+        <w:t xml:space="preserve">* </w:t>
+      </w:r>
+      <w:r>
+        <w:rPr>
+          <w:rFonts w:ascii="Times New Roman" w:hAnsi="Times New Roman"/>
+          <w:sz w:val="24"/>
+        </w:rPr>
+        <w:t>і</w:t>
       </w:r>
       <w:r>
         <w:rPr>
           <w:rFonts w:ascii="Times New Roman" w:hAnsi="Times New Roman"/>
           <w:b/>
           <w:sz w:val="24"/>
-          <w:szCs w:val="24"/>
         </w:rPr>
         <w:t xml:space="preserve"> </w:t>
       </w:r>
@@ -307,9 +307,71 @@
         <w:rPr>
           <w:rFonts w:ascii="Times New Roman" w:hAnsi="Times New Roman"/>
           <w:sz w:val="24"/>
-          <w:szCs w:val="24"/>
-        </w:rPr>
-        <w:t>нині і повсякчас, і на віки віків. Амінь.</w:t>
+        </w:rPr>
+        <w:t>нині</w:t>
+      </w:r>
+      <w:r>
+        <w:rPr>
+          <w:rFonts w:ascii="Times New Roman" w:hAnsi="Times New Roman"/>
+          <w:sz w:val="24"/>
+        </w:rPr>
+        <w:t xml:space="preserve"> і </w:t>
+      </w:r>
+      <w:r>
+        <w:rPr>
+          <w:rFonts w:ascii="Times New Roman" w:hAnsi="Times New Roman"/>
+          <w:sz w:val="24"/>
+        </w:rPr>
+        <w:t>повсякчас</w:t>
+      </w:r>
+      <w:r>
+        <w:rPr>
+          <w:rFonts w:ascii="Times New Roman" w:hAnsi="Times New Roman"/>
+          <w:sz w:val="24"/>
+        </w:rPr>
+        <w:t xml:space="preserve">, і на </w:t>
+      </w:r>
+      <w:r>
+        <w:rPr>
+          <w:rFonts w:ascii="Times New Roman" w:hAnsi="Times New Roman"/>
+          <w:sz w:val="24"/>
+        </w:rPr>
+        <w:t>віки</w:t>
+      </w:r>
+      <w:r>
+        <w:rPr>
+          <w:rFonts w:ascii="Times New Roman" w:hAnsi="Times New Roman"/>
+          <w:sz w:val="24"/>
+        </w:rPr>
+        <w:t xml:space="preserve"> </w:t>
+      </w:r>
+      <w:r>
+        <w:rPr>
+          <w:rFonts w:ascii="Times New Roman" w:hAnsi="Times New Roman"/>
+          <w:sz w:val="24"/>
+        </w:rPr>
+        <w:t>віків</w:t>
+      </w:r>
+      <w:r>
+        <w:rPr>
+          <w:rFonts w:ascii="Times New Roman" w:hAnsi="Times New Roman"/>
+          <w:sz w:val="24"/>
+        </w:rPr>
+        <w:t xml:space="preserve">. </w:t>
+      </w:r>
+      <w:r>
+        <w:rPr>
+          <w:rFonts w:ascii="Times New Roman" w:hAnsi="Times New Roman"/>
+          <w:sz w:val="24"/>
+        </w:rPr>
+        <w:t>Амінь</w:t>
+      </w:r>
+      <w:r>
+        <w:rPr>
+          <w:rFonts w:ascii="Times New Roman" w:hAnsi="Times New Roman"/>
+          <w:sz w:val="24"/>
+        </w:rPr>
+        <w:t>.</w:t>
       </w:r>
     </w:p>
     <w:p>
@@ -419,7 +481,7 @@
           <w:sz w:val="24"/>
           <w:szCs w:val="24"/>
         </w:rPr>
-        <w:t>(12 р.)</w:t>
+        <w:t>(12 р.)</w:t>
       </w:r>
     </w:p>
     <w:p>
@@ -4616,7 +4678,7 @@
           <w:sz w:val="24"/>
           <w:szCs w:val="24"/>
         </w:rPr>
-        <w:t xml:space="preserve"> Господи щедрий і милосердний, довготерпеливий і многомилостивий! Вислухай молитви наші і зверни увагу на голос моління нашого і яви нам знак милости твоєї, наведи нас на дорогу твою, щоб ходили ми в твоїй правді. Звесели серця наші, щоб ми боялись імення </w:t>
+        <w:t xml:space="preserve"> Господи щедрий і милосердний, довготерпеливий і многомилостивий! Вислухай молитви наші і зверни увагу на голос моління нашого і яви нам знак милости твоєї, наведи нас на дорогу твою, щоб ходили ми в твоїй правді. Звесели серця наші, щоб ми боялись імення </w:t>
       </w:r>
       <w:r>
         <w:rPr>
@@ -4652,7 +4714,7 @@
           <w:sz w:val="24"/>
           <w:szCs w:val="24"/>
         </w:rPr>
-        <w:t>2. </w:t>
+        <w:t xml:space="preserve">2. </w:t>
       </w:r>
       <w:r>
         <w:rPr>
@@ -4704,7 +4766,7 @@
           <w:sz w:val="24"/>
           <w:szCs w:val="24"/>
         </w:rPr>
-        <w:t> Господи, Боже наш! Згадай нас грішних і недостойних слуг твоїх, коли призиваємо святе ім'я твоє, і не осороми нас, коли очікуємо милости твоєї, але вислухай, Господи, усі наші спасенні прохання, і вчини</w:t>
+        <w:t xml:space="preserve"> Господи, Боже наш! Згадай нас грішних і недостойних слуг твоїх, коли призиваємо святе ім'я твоє, і не осороми нас, коли очікуємо милости твоєї, але вислухай, Господи, усі наші спасенні прохання, і вчини</w:t>
       </w:r>
       <w:r>
         <w:rPr>
@@ -4732,7 +4794,7 @@
           <w:sz w:val="24"/>
           <w:szCs w:val="24"/>
         </w:rPr>
-        <w:t>4. </w:t>
+        <w:t xml:space="preserve">4. </w:t>
       </w:r>
       <w:r>
         <w:rPr>
@@ -4784,7 +4846,7 @@
           <w:sz w:val="24"/>
           <w:szCs w:val="24"/>
         </w:rPr>
-        <w:t> Благословенний ти, Господи Боже, Вседержителю, що знаєш думки людські, що відаєш те, чого ми потребуємо, і багато більш</w:t>
+        <w:t xml:space="preserve"> Благословенний ти, Господи Боже, Вседержителю, що знаєш думки людські, що відаєш те, чого ми потребуємо, і багато більш</w:t>
       </w:r>
       <w:r>
         <w:rPr>
@@ -4828,7 +4890,7 @@
           <w:sz w:val="24"/>
           <w:szCs w:val="24"/>
         </w:rPr>
-        <w:t> Господи, Господи, що пречистою твоєю долонею все утримуєш, що довго терпиш нам усім, і жалієшся задля нашої злоби! Зг</w:t>
+        <w:t xml:space="preserve"> Господи, Господи, що пречистою твоєю долонею все утримуєш, що довго терпиш нам усім, і жалієшся задля нашої злоби! Зг</w:t>
       </w:r>
       <w:r>
         <w:rPr>
@@ -4872,7 +4934,7 @@
           <w:sz w:val="24"/>
           <w:szCs w:val="24"/>
         </w:rPr>
-        <w:t> Боже великий і дивний, що несказанною добрістю і багатим промислом усім управляєш, і дав нам земні добра й запевнив нам об</w:t>
+        <w:t xml:space="preserve"> Боже великий і дивний, що несказанною добрістю і багатим промислом усім управляєш, і дав нам земні добра й запевнив нам об</w:t>
       </w:r>
       <w:r>
         <w:rPr>
@@ -4916,7 +4978,7 @@
           <w:sz w:val="24"/>
           <w:szCs w:val="24"/>
         </w:rPr>
-        <w:t> Боже великий і вишній, в тебе одного є безсмертність і в світлі живеш недоступнім. Ти все створіння мудро створив, відокремив світло від темряви і сонце поклав, щоб правити днем, а місяць</w:t>
+        <w:t xml:space="preserve"> Боже великий і вишній, в тебе одного є безсмертність і в світлі живеш недоступнім. Ти все створіння мудро створив, відокремив світло від темряви і сонце поклав, щоб правити днем, а місяць</w:t>
       </w:r>
       <w:r>
         <w:rPr>
@@ -6541,401 +6603,1778 @@
     </w:p>
     <w:p>
       <w:pPr>
-        <w:spacing w:after="120"/>
-        <w:jc w:val="both"/>
-        <w:rPr>
-          <w:rFonts w:ascii="Times New Roman" w:hAnsi="Times New Roman"/>
-          <w:sz w:val="24"/>
-          <w:szCs w:val="24"/>
-        </w:rPr>
-      </w:pPr>
-      <w:r>
-        <w:rPr>
-          <w:rFonts w:ascii="Times New Roman" w:eastAsia="Gungsuh" w:hAnsi="Times New Roman"/>
-          <w:sz w:val="24"/>
-          <w:szCs w:val="24"/>
-        </w:rPr>
-        <w:t>Постав, Господи, моїм устам сторожу;* до дверей губ моїх − варту!</w:t>
-      </w:r>
-    </w:p>
-    <w:p>
-      <w:pPr>
-        <w:spacing w:after="120"/>
-        <w:jc w:val="both"/>
-        <w:rPr>
-          <w:rFonts w:ascii="Times New Roman" w:hAnsi="Times New Roman"/>
-          <w:sz w:val="24"/>
-          <w:szCs w:val="24"/>
-        </w:rPr>
-      </w:pPr>
-      <w:r>
-        <w:rPr>
-          <w:rFonts w:ascii="Times New Roman" w:hAnsi="Times New Roman"/>
-          <w:sz w:val="24"/>
-          <w:szCs w:val="24"/>
-        </w:rPr>
-        <w:t>Не дай схилитися серцеві моєму* до чогось злого.</w:t>
-      </w:r>
-    </w:p>
-    <w:p>
-      <w:pPr>
-        <w:spacing w:after="120"/>
-        <w:jc w:val="both"/>
-        <w:rPr>
-          <w:rFonts w:ascii="Times New Roman" w:hAnsi="Times New Roman"/>
-          <w:sz w:val="24"/>
-          <w:szCs w:val="24"/>
-        </w:rPr>
-      </w:pPr>
-      <w:r>
-        <w:rPr>
-          <w:rFonts w:ascii="Times New Roman" w:hAnsi="Times New Roman"/>
-          <w:sz w:val="24"/>
-          <w:szCs w:val="24"/>
-        </w:rPr>
-        <w:t xml:space="preserve">Ані чинити лихі вчинки з людьми, що творять беззаконня,* – ні ласощів їхніх я не хочу </w:t>
-      </w:r>
-      <w:r>
-        <w:rPr>
-          <w:rFonts w:ascii="Times New Roman" w:hAnsi="Times New Roman"/>
-          <w:sz w:val="24"/>
-          <w:szCs w:val="24"/>
-        </w:rPr>
-        <w:t>їсти.</w:t>
-      </w:r>
-    </w:p>
-    <w:p>
-      <w:pPr>
-        <w:spacing w:after="120"/>
-        <w:jc w:val="both"/>
-        <w:rPr>
-          <w:rFonts w:ascii="Times New Roman" w:hAnsi="Times New Roman"/>
-          <w:sz w:val="24"/>
-          <w:szCs w:val="24"/>
-        </w:rPr>
-      </w:pPr>
-      <w:r>
-        <w:rPr>
-          <w:rFonts w:ascii="Times New Roman" w:hAnsi="Times New Roman"/>
-          <w:sz w:val="24"/>
-          <w:szCs w:val="24"/>
-        </w:rPr>
-        <w:t>Нехай праведник по-доброму б'є мене й виправляє,* а олія грішного нехай не намастить голови моєї.</w:t>
-      </w:r>
-    </w:p>
-    <w:p>
-      <w:pPr>
-        <w:spacing w:after="120"/>
-        <w:jc w:val="both"/>
-        <w:rPr>
-          <w:rFonts w:ascii="Times New Roman" w:hAnsi="Times New Roman"/>
-          <w:sz w:val="24"/>
-          <w:szCs w:val="24"/>
-        </w:rPr>
-      </w:pPr>
-      <w:r>
-        <w:rPr>
-          <w:rFonts w:ascii="Times New Roman" w:hAnsi="Times New Roman"/>
-          <w:sz w:val="24"/>
-          <w:szCs w:val="24"/>
-        </w:rPr>
-        <w:t>Я все-таки молитимусь,* незважаючи на їхні злі вчинки.</w:t>
-      </w:r>
-    </w:p>
-    <w:p>
-      <w:pPr>
-        <w:spacing w:after="120"/>
-        <w:jc w:val="both"/>
-        <w:rPr>
-          <w:rFonts w:ascii="Times New Roman" w:hAnsi="Times New Roman"/>
-          <w:sz w:val="24"/>
-          <w:szCs w:val="24"/>
-        </w:rPr>
-      </w:pPr>
-      <w:r>
-        <w:rPr>
-          <w:rFonts w:ascii="Times New Roman" w:hAnsi="Times New Roman"/>
-          <w:sz w:val="24"/>
-          <w:szCs w:val="24"/>
-        </w:rPr>
-        <w:t>Якщо суддів їхніх скинуть в ущелини скелі,* то почують, що слова мої любі.</w:t>
-      </w:r>
-    </w:p>
-    <w:p>
-      <w:pPr>
-        <w:spacing w:after="120"/>
-        <w:jc w:val="both"/>
-        <w:rPr>
-          <w:rFonts w:ascii="Times New Roman" w:hAnsi="Times New Roman"/>
-          <w:sz w:val="24"/>
-          <w:szCs w:val="24"/>
-        </w:rPr>
-      </w:pPr>
-      <w:r>
-        <w:rPr>
-          <w:rFonts w:ascii="Times New Roman" w:hAnsi="Times New Roman"/>
-          <w:sz w:val="24"/>
-          <w:szCs w:val="24"/>
-        </w:rPr>
-        <w:t>Немовби хтось розбив і розрив землю,* розкидано їхні кості перед адом.</w:t>
-      </w:r>
-    </w:p>
-    <w:p>
-      <w:pPr>
-        <w:spacing w:after="120"/>
-        <w:jc w:val="both"/>
-        <w:rPr>
-          <w:rFonts w:ascii="Times New Roman" w:hAnsi="Times New Roman"/>
-          <w:sz w:val="24"/>
-          <w:szCs w:val="24"/>
-        </w:rPr>
-      </w:pPr>
-      <w:r>
-        <w:rPr>
-          <w:rFonts w:ascii="Times New Roman" w:hAnsi="Times New Roman"/>
-          <w:sz w:val="24"/>
-          <w:szCs w:val="24"/>
-        </w:rPr>
-        <w:t>Бо до тебе, Господи, мій Боже, мої очі;* до тебе прибігаю, не губи душі моєї.</w:t>
-      </w:r>
-    </w:p>
-    <w:p>
-      <w:pPr>
-        <w:spacing w:after="120"/>
-        <w:jc w:val="both"/>
-        <w:rPr>
-          <w:rFonts w:ascii="Times New Roman" w:hAnsi="Times New Roman"/>
-          <w:sz w:val="24"/>
-          <w:szCs w:val="24"/>
-        </w:rPr>
-      </w:pPr>
-      <w:r>
-        <w:rPr>
-          <w:rFonts w:ascii="Times New Roman" w:hAnsi="Times New Roman"/>
-          <w:sz w:val="24"/>
-          <w:szCs w:val="24"/>
-        </w:rPr>
-        <w:t>Збережи мене від петлі, що її на</w:t>
-      </w:r>
-      <w:r>
-        <w:rPr>
-          <w:rFonts w:ascii="Times New Roman" w:hAnsi="Times New Roman"/>
-          <w:sz w:val="24"/>
-          <w:szCs w:val="24"/>
-        </w:rPr>
-        <w:t>ставили на мене,* і від сильця тих, що творять беззаконня.</w:t>
-      </w:r>
-    </w:p>
-    <w:p>
-      <w:pPr>
-        <w:spacing w:after="120"/>
-        <w:jc w:val="both"/>
-        <w:rPr>
-          <w:rFonts w:ascii="Times New Roman" w:hAnsi="Times New Roman"/>
-          <w:sz w:val="24"/>
-          <w:szCs w:val="24"/>
-        </w:rPr>
-      </w:pPr>
-      <w:r>
-        <w:rPr>
-          <w:rFonts w:ascii="Times New Roman" w:hAnsi="Times New Roman"/>
-          <w:sz w:val="24"/>
-          <w:szCs w:val="24"/>
-        </w:rPr>
-        <w:t>Нехай грішники впадуть у власні сіті всі разом,* а я пройду безпечно.</w:t>
-      </w:r>
-    </w:p>
-    <w:p>
-      <w:pPr>
-        <w:spacing w:after="120"/>
-        <w:jc w:val="center"/>
+        <w:pStyle w:val="a"/>
+        <w:spacing w:after="120"/>
+      </w:pPr>
+      <w:r>
+        <w:rPr>
+          <w:rFonts w:ascii="Times New Roman" w:hAnsi="Times New Roman"/>
+          <w:sz w:val="24"/>
+        </w:rPr>
+        <w:t>Поста́в</w:t>
+      </w:r>
+      <w:r>
+        <w:rPr>
+          <w:rFonts w:ascii="Times New Roman" w:hAnsi="Times New Roman"/>
+          <w:sz w:val="24"/>
+        </w:rPr>
+        <w:t xml:space="preserve">, </w:t>
+      </w:r>
+      <w:r>
+        <w:rPr>
+          <w:rFonts w:ascii="Times New Roman" w:hAnsi="Times New Roman"/>
+          <w:sz w:val="24"/>
+        </w:rPr>
+        <w:t>Го́споди</w:t>
+      </w:r>
+      <w:r>
+        <w:rPr>
+          <w:rFonts w:ascii="Times New Roman" w:hAnsi="Times New Roman"/>
+          <w:sz w:val="24"/>
+        </w:rPr>
+        <w:t xml:space="preserve">, </w:t>
+      </w:r>
+      <w:r>
+        <w:rPr>
+          <w:rFonts w:ascii="Times New Roman" w:hAnsi="Times New Roman"/>
+          <w:sz w:val="24"/>
+        </w:rPr>
+        <w:t>мої́м</w:t>
+      </w:r>
+      <w:r>
+        <w:rPr>
+          <w:rFonts w:ascii="Times New Roman" w:hAnsi="Times New Roman"/>
+          <w:sz w:val="24"/>
+        </w:rPr>
+        <w:t xml:space="preserve"> </w:t>
+      </w:r>
+      <w:r>
+        <w:rPr>
+          <w:rFonts w:ascii="Times New Roman" w:hAnsi="Times New Roman"/>
+          <w:sz w:val="24"/>
+        </w:rPr>
+        <w:t>уста́м</w:t>
+      </w:r>
+      <w:r>
+        <w:rPr>
+          <w:rFonts w:ascii="Times New Roman" w:hAnsi="Times New Roman"/>
+          <w:sz w:val="24"/>
+        </w:rPr>
+        <w:t xml:space="preserve"> </w:t>
+      </w:r>
+      <w:r>
+        <w:rPr>
+          <w:rFonts w:ascii="Times New Roman" w:hAnsi="Times New Roman"/>
+          <w:sz w:val="24"/>
+        </w:rPr>
+        <w:t>сторо́жу</w:t>
+      </w:r>
+      <w:r>
+        <w:rPr>
+          <w:rFonts w:ascii="Times New Roman" w:hAnsi="Times New Roman"/>
+          <w:sz w:val="24"/>
+        </w:rPr>
+        <w:t xml:space="preserve">;* до </w:t>
+      </w:r>
+      <w:r>
+        <w:rPr>
+          <w:rFonts w:ascii="Times New Roman" w:hAnsi="Times New Roman"/>
+          <w:sz w:val="24"/>
+        </w:rPr>
+        <w:t>двере́й</w:t>
+      </w:r>
+      <w:r>
+        <w:rPr>
+          <w:rFonts w:ascii="Times New Roman" w:hAnsi="Times New Roman"/>
+          <w:sz w:val="24"/>
+        </w:rPr>
+        <w:t xml:space="preserve"> губ </w:t>
+      </w:r>
+      <w:r>
+        <w:rPr>
+          <w:rFonts w:ascii="Times New Roman" w:hAnsi="Times New Roman"/>
+          <w:sz w:val="24"/>
+        </w:rPr>
+        <w:t>мої́х</w:t>
+      </w:r>
+      <w:r>
+        <w:rPr>
+          <w:rFonts w:ascii="Times New Roman" w:hAnsi="Times New Roman"/>
+          <w:sz w:val="24"/>
+        </w:rPr>
+        <w:t xml:space="preserve"> − </w:t>
+      </w:r>
+      <w:r>
+        <w:rPr>
+          <w:rFonts w:ascii="Times New Roman" w:hAnsi="Times New Roman"/>
+          <w:sz w:val="24"/>
+        </w:rPr>
+        <w:t>ва́рту</w:t>
+      </w:r>
+      <w:r>
+        <w:rPr>
+          <w:rFonts w:ascii="Times New Roman" w:hAnsi="Times New Roman"/>
+          <w:sz w:val="24"/>
+        </w:rPr>
+        <w:t>!</w:t>
+      </w:r>
+    </w:p>
+    <w:p>
+      <w:pPr>
+        <w:pStyle w:val="a"/>
+        <w:spacing w:after="120"/>
+      </w:pPr>
+      <w:r>
+        <w:rPr>
+          <w:rFonts w:ascii="Times New Roman" w:hAnsi="Times New Roman"/>
+          <w:sz w:val="24"/>
+        </w:rPr>
+        <w:t xml:space="preserve">Не дай </w:t>
+      </w:r>
+      <w:r>
+        <w:rPr>
+          <w:rFonts w:ascii="Times New Roman" w:hAnsi="Times New Roman"/>
+          <w:sz w:val="24"/>
+        </w:rPr>
+        <w:t>схили́тися</w:t>
+      </w:r>
+      <w:r>
+        <w:rPr>
+          <w:rFonts w:ascii="Times New Roman" w:hAnsi="Times New Roman"/>
+          <w:sz w:val="24"/>
+        </w:rPr>
+        <w:t xml:space="preserve"> </w:t>
+      </w:r>
+      <w:r>
+        <w:rPr>
+          <w:rFonts w:ascii="Times New Roman" w:hAnsi="Times New Roman"/>
+          <w:sz w:val="24"/>
+        </w:rPr>
+        <w:t>се́рцеві</w:t>
+      </w:r>
+      <w:r>
+        <w:rPr>
+          <w:rFonts w:ascii="Times New Roman" w:hAnsi="Times New Roman"/>
+          <w:sz w:val="24"/>
+        </w:rPr>
+        <w:t xml:space="preserve"> </w:t>
+      </w:r>
+      <w:r>
+        <w:rPr>
+          <w:rFonts w:ascii="Times New Roman" w:hAnsi="Times New Roman"/>
+          <w:sz w:val="24"/>
+        </w:rPr>
+        <w:t>моє́му</w:t>
+      </w:r>
+      <w:r>
+        <w:rPr>
+          <w:rFonts w:ascii="Times New Roman" w:hAnsi="Times New Roman"/>
+          <w:sz w:val="24"/>
+        </w:rPr>
+        <w:t xml:space="preserve">* до </w:t>
+      </w:r>
+      <w:r>
+        <w:rPr>
+          <w:rFonts w:ascii="Times New Roman" w:hAnsi="Times New Roman"/>
+          <w:sz w:val="24"/>
+        </w:rPr>
+        <w:t>чо́гось</w:t>
+      </w:r>
+      <w:r>
+        <w:rPr>
+          <w:rFonts w:ascii="Times New Roman" w:hAnsi="Times New Roman"/>
+          <w:sz w:val="24"/>
+        </w:rPr>
+        <w:t xml:space="preserve"> </w:t>
+      </w:r>
+      <w:r>
+        <w:rPr>
+          <w:rFonts w:ascii="Times New Roman" w:hAnsi="Times New Roman"/>
+          <w:sz w:val="24"/>
+        </w:rPr>
+        <w:t>зло́го</w:t>
+      </w:r>
+      <w:r>
+        <w:rPr>
+          <w:rFonts w:ascii="Times New Roman" w:hAnsi="Times New Roman"/>
+          <w:sz w:val="24"/>
+        </w:rPr>
+        <w:t>.</w:t>
+      </w:r>
+    </w:p>
+    <w:p>
+      <w:pPr>
+        <w:pStyle w:val="a"/>
+        <w:spacing w:after="120"/>
+      </w:pPr>
+      <w:r>
+        <w:rPr>
+          <w:rFonts w:ascii="Times New Roman" w:hAnsi="Times New Roman"/>
+          <w:sz w:val="24"/>
+        </w:rPr>
+        <w:t xml:space="preserve">Ані </w:t>
+      </w:r>
+      <w:r>
+        <w:rPr>
+          <w:rFonts w:ascii="Times New Roman" w:hAnsi="Times New Roman"/>
+          <w:sz w:val="24"/>
+        </w:rPr>
+        <w:t>чини́ти</w:t>
+      </w:r>
+      <w:r>
+        <w:rPr>
+          <w:rFonts w:ascii="Times New Roman" w:hAnsi="Times New Roman"/>
+          <w:sz w:val="24"/>
+        </w:rPr>
+        <w:t xml:space="preserve"> лихі́ </w:t>
+      </w:r>
+      <w:r>
+        <w:rPr>
+          <w:rFonts w:ascii="Times New Roman" w:hAnsi="Times New Roman"/>
+          <w:sz w:val="24"/>
+        </w:rPr>
+        <w:t>вчи́нки</w:t>
+      </w:r>
+      <w:r>
+        <w:rPr>
+          <w:rFonts w:ascii="Times New Roman" w:hAnsi="Times New Roman"/>
+          <w:sz w:val="24"/>
+        </w:rPr>
+        <w:t xml:space="preserve"> з людьми́, що </w:t>
+      </w:r>
+      <w:r>
+        <w:rPr>
+          <w:rFonts w:ascii="Times New Roman" w:hAnsi="Times New Roman"/>
+          <w:sz w:val="24"/>
+        </w:rPr>
+        <w:t>тво́рять</w:t>
+      </w:r>
+      <w:r>
+        <w:rPr>
+          <w:rFonts w:ascii="Times New Roman" w:hAnsi="Times New Roman"/>
+          <w:sz w:val="24"/>
+        </w:rPr>
+        <w:t xml:space="preserve"> </w:t>
+      </w:r>
+      <w:r>
+        <w:rPr>
+          <w:rFonts w:ascii="Times New Roman" w:hAnsi="Times New Roman"/>
+          <w:sz w:val="24"/>
+        </w:rPr>
+        <w:t>беззако́ння</w:t>
+      </w:r>
+      <w:r>
+        <w:rPr>
+          <w:rFonts w:ascii="Times New Roman" w:hAnsi="Times New Roman"/>
+          <w:sz w:val="24"/>
+        </w:rPr>
+        <w:t xml:space="preserve">,* – ні </w:t>
+      </w:r>
+      <w:r>
+        <w:rPr>
+          <w:rFonts w:ascii="Times New Roman" w:hAnsi="Times New Roman"/>
+          <w:sz w:val="24"/>
+        </w:rPr>
+        <w:t>ла́сощів</w:t>
+      </w:r>
+      <w:r>
+        <w:rPr>
+          <w:rFonts w:ascii="Times New Roman" w:hAnsi="Times New Roman"/>
+          <w:sz w:val="24"/>
+        </w:rPr>
+        <w:t xml:space="preserve"> </w:t>
+      </w:r>
+      <w:r>
+        <w:rPr>
+          <w:rFonts w:ascii="Times New Roman" w:hAnsi="Times New Roman"/>
+          <w:sz w:val="24"/>
+        </w:rPr>
+        <w:t>ї́хніх</w:t>
+      </w:r>
+      <w:r>
+        <w:rPr>
+          <w:rFonts w:ascii="Times New Roman" w:hAnsi="Times New Roman"/>
+          <w:sz w:val="24"/>
+        </w:rPr>
+        <w:t xml:space="preserve"> я не </w:t>
+      </w:r>
+      <w:r>
+        <w:rPr>
+          <w:rFonts w:ascii="Times New Roman" w:hAnsi="Times New Roman"/>
+          <w:sz w:val="24"/>
+        </w:rPr>
+        <w:t>хо́чу</w:t>
+      </w:r>
+      <w:r>
+        <w:rPr>
+          <w:rFonts w:ascii="Times New Roman" w:hAnsi="Times New Roman"/>
+          <w:sz w:val="24"/>
+        </w:rPr>
+        <w:t xml:space="preserve"> </w:t>
+      </w:r>
+      <w:r>
+        <w:rPr>
+          <w:rFonts w:ascii="Times New Roman" w:hAnsi="Times New Roman"/>
+          <w:sz w:val="24"/>
+        </w:rPr>
+        <w:t>ї́сти</w:t>
+      </w:r>
+      <w:r>
+        <w:rPr>
+          <w:rFonts w:ascii="Times New Roman" w:hAnsi="Times New Roman"/>
+          <w:sz w:val="24"/>
+        </w:rPr>
+        <w:t>.</w:t>
+      </w:r>
+    </w:p>
+    <w:p>
+      <w:pPr>
+        <w:pStyle w:val="a"/>
+        <w:spacing w:after="120"/>
+      </w:pPr>
+      <w:r>
+        <w:rPr>
+          <w:rFonts w:ascii="Times New Roman" w:hAnsi="Times New Roman"/>
+          <w:sz w:val="24"/>
+        </w:rPr>
+        <w:t>Неха́й</w:t>
+      </w:r>
+      <w:r>
+        <w:rPr>
+          <w:rFonts w:ascii="Times New Roman" w:hAnsi="Times New Roman"/>
+          <w:sz w:val="24"/>
+        </w:rPr>
+        <w:t xml:space="preserve"> </w:t>
+      </w:r>
+      <w:r>
+        <w:rPr>
+          <w:rFonts w:ascii="Times New Roman" w:hAnsi="Times New Roman"/>
+          <w:sz w:val="24"/>
+        </w:rPr>
+        <w:t>пра́ведник</w:t>
+      </w:r>
+      <w:r>
+        <w:rPr>
+          <w:rFonts w:ascii="Times New Roman" w:hAnsi="Times New Roman"/>
+          <w:sz w:val="24"/>
+        </w:rPr>
+        <w:t xml:space="preserve"> </w:t>
+      </w:r>
+      <w:r>
+        <w:rPr>
+          <w:rFonts w:ascii="Times New Roman" w:hAnsi="Times New Roman"/>
+          <w:sz w:val="24"/>
+        </w:rPr>
+        <w:t>по-до́брому</w:t>
+      </w:r>
+      <w:r>
+        <w:rPr>
+          <w:rFonts w:ascii="Times New Roman" w:hAnsi="Times New Roman"/>
+          <w:sz w:val="24"/>
+        </w:rPr>
+        <w:t xml:space="preserve"> б’є мене́ й </w:t>
+      </w:r>
+      <w:r>
+        <w:rPr>
+          <w:rFonts w:ascii="Times New Roman" w:hAnsi="Times New Roman"/>
+          <w:sz w:val="24"/>
+        </w:rPr>
+        <w:t>виправля́є</w:t>
+      </w:r>
+      <w:r>
+        <w:rPr>
+          <w:rFonts w:ascii="Times New Roman" w:hAnsi="Times New Roman"/>
+          <w:sz w:val="24"/>
+        </w:rPr>
+        <w:t xml:space="preserve">,* а </w:t>
+      </w:r>
+      <w:r>
+        <w:rPr>
+          <w:rFonts w:ascii="Times New Roman" w:hAnsi="Times New Roman"/>
+          <w:sz w:val="24"/>
+        </w:rPr>
+        <w:t>олі́я</w:t>
+      </w:r>
+      <w:r>
+        <w:rPr>
+          <w:rFonts w:ascii="Times New Roman" w:hAnsi="Times New Roman"/>
+          <w:sz w:val="24"/>
+        </w:rPr>
+        <w:t xml:space="preserve"> </w:t>
+      </w:r>
+      <w:r>
+        <w:rPr>
+          <w:rFonts w:ascii="Times New Roman" w:hAnsi="Times New Roman"/>
+          <w:sz w:val="24"/>
+        </w:rPr>
+        <w:t>грі́шного</w:t>
+      </w:r>
+      <w:r>
+        <w:rPr>
+          <w:rFonts w:ascii="Times New Roman" w:hAnsi="Times New Roman"/>
+          <w:sz w:val="24"/>
+        </w:rPr>
+        <w:t xml:space="preserve"> </w:t>
+      </w:r>
+      <w:r>
+        <w:rPr>
+          <w:rFonts w:ascii="Times New Roman" w:hAnsi="Times New Roman"/>
+          <w:sz w:val="24"/>
+        </w:rPr>
+        <w:t>неха́й</w:t>
+      </w:r>
+      <w:r>
+        <w:rPr>
+          <w:rFonts w:ascii="Times New Roman" w:hAnsi="Times New Roman"/>
+          <w:sz w:val="24"/>
+        </w:rPr>
+        <w:t xml:space="preserve"> не </w:t>
+      </w:r>
+      <w:r>
+        <w:rPr>
+          <w:rFonts w:ascii="Times New Roman" w:hAnsi="Times New Roman"/>
+          <w:sz w:val="24"/>
+        </w:rPr>
+        <w:t>нама́стить</w:t>
+      </w:r>
+      <w:r>
+        <w:rPr>
+          <w:rFonts w:ascii="Times New Roman" w:hAnsi="Times New Roman"/>
+          <w:sz w:val="24"/>
+        </w:rPr>
+        <w:t xml:space="preserve"> голови́ </w:t>
+      </w:r>
+      <w:r>
+        <w:rPr>
+          <w:rFonts w:ascii="Times New Roman" w:hAnsi="Times New Roman"/>
+          <w:sz w:val="24"/>
+        </w:rPr>
+        <w:t>моє́ї</w:t>
+      </w:r>
+      <w:r>
+        <w:rPr>
+          <w:rFonts w:ascii="Times New Roman" w:hAnsi="Times New Roman"/>
+          <w:sz w:val="24"/>
+        </w:rPr>
+        <w:t>.</w:t>
+      </w:r>
+    </w:p>
+    <w:p>
+      <w:pPr>
+        <w:pStyle w:val="a"/>
+        <w:spacing w:after="120"/>
+      </w:pPr>
+      <w:r>
+        <w:rPr>
+          <w:rFonts w:ascii="Times New Roman" w:hAnsi="Times New Roman"/>
+          <w:sz w:val="24"/>
+        </w:rPr>
+        <w:t xml:space="preserve">Я все-таки́ </w:t>
+      </w:r>
+      <w:r>
+        <w:rPr>
+          <w:rFonts w:ascii="Times New Roman" w:hAnsi="Times New Roman"/>
+          <w:sz w:val="24"/>
+        </w:rPr>
+        <w:t>моли́тимусь</w:t>
+      </w:r>
+      <w:r>
+        <w:rPr>
+          <w:rFonts w:ascii="Times New Roman" w:hAnsi="Times New Roman"/>
+          <w:sz w:val="24"/>
+        </w:rPr>
+        <w:t xml:space="preserve">,* </w:t>
+      </w:r>
+      <w:r>
+        <w:rPr>
+          <w:rFonts w:ascii="Times New Roman" w:hAnsi="Times New Roman"/>
+          <w:sz w:val="24"/>
+        </w:rPr>
+        <w:t>незважа́ючи</w:t>
+      </w:r>
+      <w:r>
+        <w:rPr>
+          <w:rFonts w:ascii="Times New Roman" w:hAnsi="Times New Roman"/>
+          <w:sz w:val="24"/>
+        </w:rPr>
+        <w:t xml:space="preserve"> на </w:t>
+      </w:r>
+      <w:r>
+        <w:rPr>
+          <w:rFonts w:ascii="Times New Roman" w:hAnsi="Times New Roman"/>
+          <w:sz w:val="24"/>
+        </w:rPr>
+        <w:t>ї́хні</w:t>
+      </w:r>
+      <w:r>
+        <w:rPr>
+          <w:rFonts w:ascii="Times New Roman" w:hAnsi="Times New Roman"/>
+          <w:sz w:val="24"/>
+        </w:rPr>
+        <w:t xml:space="preserve"> злі </w:t>
+      </w:r>
+      <w:r>
+        <w:rPr>
+          <w:rFonts w:ascii="Times New Roman" w:hAnsi="Times New Roman"/>
+          <w:sz w:val="24"/>
+        </w:rPr>
+        <w:t>вчи́нки</w:t>
+      </w:r>
+      <w:r>
+        <w:rPr>
+          <w:rFonts w:ascii="Times New Roman" w:hAnsi="Times New Roman"/>
+          <w:sz w:val="24"/>
+        </w:rPr>
+        <w:t>.</w:t>
+      </w:r>
+    </w:p>
+    <w:p>
+      <w:pPr>
+        <w:pStyle w:val="a"/>
+        <w:spacing w:after="120"/>
+      </w:pPr>
+      <w:r>
+        <w:rPr>
+          <w:rFonts w:ascii="Times New Roman" w:hAnsi="Times New Roman"/>
+          <w:sz w:val="24"/>
+        </w:rPr>
+        <w:t xml:space="preserve">Якщо́ </w:t>
+      </w:r>
+      <w:r>
+        <w:rPr>
+          <w:rFonts w:ascii="Times New Roman" w:hAnsi="Times New Roman"/>
+          <w:sz w:val="24"/>
+        </w:rPr>
+        <w:t>су́ддів</w:t>
+      </w:r>
+      <w:r>
+        <w:rPr>
+          <w:rFonts w:ascii="Times New Roman" w:hAnsi="Times New Roman"/>
+          <w:sz w:val="24"/>
+        </w:rPr>
+        <w:t xml:space="preserve"> </w:t>
+      </w:r>
+      <w:r>
+        <w:rPr>
+          <w:rFonts w:ascii="Times New Roman" w:hAnsi="Times New Roman"/>
+          <w:sz w:val="24"/>
+        </w:rPr>
+        <w:t>ї́хніх</w:t>
+      </w:r>
+      <w:r>
+        <w:rPr>
+          <w:rFonts w:ascii="Times New Roman" w:hAnsi="Times New Roman"/>
+          <w:sz w:val="24"/>
+        </w:rPr>
+        <w:t xml:space="preserve"> </w:t>
+      </w:r>
+      <w:r>
+        <w:rPr>
+          <w:rFonts w:ascii="Times New Roman" w:hAnsi="Times New Roman"/>
+          <w:sz w:val="24"/>
+        </w:rPr>
+        <w:t>ски́нуть</w:t>
+      </w:r>
+      <w:r>
+        <w:rPr>
+          <w:rFonts w:ascii="Times New Roman" w:hAnsi="Times New Roman"/>
+          <w:sz w:val="24"/>
+        </w:rPr>
+        <w:t xml:space="preserve"> в </w:t>
+      </w:r>
+      <w:r>
+        <w:rPr>
+          <w:rFonts w:ascii="Times New Roman" w:hAnsi="Times New Roman"/>
+          <w:sz w:val="24"/>
+        </w:rPr>
+        <w:t>уще́лини</w:t>
+      </w:r>
+      <w:r>
+        <w:rPr>
+          <w:rFonts w:ascii="Times New Roman" w:hAnsi="Times New Roman"/>
+          <w:sz w:val="24"/>
+        </w:rPr>
+        <w:t xml:space="preserve"> </w:t>
+      </w:r>
+      <w:r>
+        <w:rPr>
+          <w:rFonts w:ascii="Times New Roman" w:hAnsi="Times New Roman"/>
+          <w:sz w:val="24"/>
+        </w:rPr>
+        <w:t>ске́лі</w:t>
+      </w:r>
+      <w:r>
+        <w:rPr>
+          <w:rFonts w:ascii="Times New Roman" w:hAnsi="Times New Roman"/>
+          <w:sz w:val="24"/>
+        </w:rPr>
+        <w:t xml:space="preserve">,* то </w:t>
+      </w:r>
+      <w:r>
+        <w:rPr>
+          <w:rFonts w:ascii="Times New Roman" w:hAnsi="Times New Roman"/>
+          <w:sz w:val="24"/>
+        </w:rPr>
+        <w:t>почу́ють</w:t>
+      </w:r>
+      <w:r>
+        <w:rPr>
+          <w:rFonts w:ascii="Times New Roman" w:hAnsi="Times New Roman"/>
+          <w:sz w:val="24"/>
+        </w:rPr>
+        <w:t xml:space="preserve">, що слова́ мої́ </w:t>
+      </w:r>
+      <w:r>
+        <w:rPr>
+          <w:rFonts w:ascii="Times New Roman" w:hAnsi="Times New Roman"/>
+          <w:sz w:val="24"/>
+        </w:rPr>
+        <w:t>лю́бі</w:t>
+      </w:r>
+      <w:r>
+        <w:rPr>
+          <w:rFonts w:ascii="Times New Roman" w:hAnsi="Times New Roman"/>
+          <w:sz w:val="24"/>
+        </w:rPr>
+        <w:t>.</w:t>
+      </w:r>
+    </w:p>
+    <w:p>
+      <w:pPr>
+        <w:pStyle w:val="a"/>
+        <w:spacing w:after="120"/>
+      </w:pPr>
+      <w:r>
+        <w:rPr>
+          <w:rFonts w:ascii="Times New Roman" w:hAnsi="Times New Roman"/>
+          <w:sz w:val="24"/>
+        </w:rPr>
+        <w:t>Немо́вби</w:t>
+      </w:r>
+      <w:r>
+        <w:rPr>
+          <w:rFonts w:ascii="Times New Roman" w:hAnsi="Times New Roman"/>
+          <w:sz w:val="24"/>
+        </w:rPr>
+        <w:t xml:space="preserve"> хтось </w:t>
+      </w:r>
+      <w:r>
+        <w:rPr>
+          <w:rFonts w:ascii="Times New Roman" w:hAnsi="Times New Roman"/>
+          <w:sz w:val="24"/>
+        </w:rPr>
+        <w:t>розби́в</w:t>
+      </w:r>
+      <w:r>
+        <w:rPr>
+          <w:rFonts w:ascii="Times New Roman" w:hAnsi="Times New Roman"/>
+          <w:sz w:val="24"/>
+        </w:rPr>
+        <w:t xml:space="preserve"> і </w:t>
+      </w:r>
+      <w:r>
+        <w:rPr>
+          <w:rFonts w:ascii="Times New Roman" w:hAnsi="Times New Roman"/>
+          <w:sz w:val="24"/>
+        </w:rPr>
+        <w:t>розри́в</w:t>
+      </w:r>
+      <w:r>
+        <w:rPr>
+          <w:rFonts w:ascii="Times New Roman" w:hAnsi="Times New Roman"/>
+          <w:sz w:val="24"/>
+        </w:rPr>
+        <w:t xml:space="preserve"> </w:t>
+      </w:r>
+      <w:r>
+        <w:rPr>
+          <w:rFonts w:ascii="Times New Roman" w:hAnsi="Times New Roman"/>
+          <w:sz w:val="24"/>
+        </w:rPr>
+        <w:t>зе́млю</w:t>
+      </w:r>
+      <w:r>
+        <w:rPr>
+          <w:rFonts w:ascii="Times New Roman" w:hAnsi="Times New Roman"/>
+          <w:sz w:val="24"/>
+        </w:rPr>
+        <w:t xml:space="preserve">,* </w:t>
+      </w:r>
+      <w:r>
+        <w:rPr>
+          <w:rFonts w:ascii="Times New Roman" w:hAnsi="Times New Roman"/>
+          <w:sz w:val="24"/>
+        </w:rPr>
+        <w:t>розки́дано</w:t>
+      </w:r>
+      <w:r>
+        <w:rPr>
+          <w:rFonts w:ascii="Times New Roman" w:hAnsi="Times New Roman"/>
+          <w:sz w:val="24"/>
+        </w:rPr>
+        <w:t xml:space="preserve"> </w:t>
+      </w:r>
+      <w:r>
+        <w:rPr>
+          <w:rFonts w:ascii="Times New Roman" w:hAnsi="Times New Roman"/>
+          <w:sz w:val="24"/>
+        </w:rPr>
+        <w:t>ї́хні</w:t>
+      </w:r>
+      <w:r>
+        <w:rPr>
+          <w:rFonts w:ascii="Times New Roman" w:hAnsi="Times New Roman"/>
+          <w:sz w:val="24"/>
+        </w:rPr>
+        <w:t xml:space="preserve"> </w:t>
+      </w:r>
+      <w:r>
+        <w:rPr>
+          <w:rFonts w:ascii="Times New Roman" w:hAnsi="Times New Roman"/>
+          <w:sz w:val="24"/>
+        </w:rPr>
+        <w:t>ко́сті</w:t>
+      </w:r>
+      <w:r>
+        <w:rPr>
+          <w:rFonts w:ascii="Times New Roman" w:hAnsi="Times New Roman"/>
+          <w:sz w:val="24"/>
+        </w:rPr>
+        <w:t xml:space="preserve"> </w:t>
+      </w:r>
+      <w:r>
+        <w:rPr>
+          <w:rFonts w:ascii="Times New Roman" w:hAnsi="Times New Roman"/>
+          <w:sz w:val="24"/>
+        </w:rPr>
+        <w:t>пе́ред</w:t>
+      </w:r>
+      <w:r>
+        <w:rPr>
+          <w:rFonts w:ascii="Times New Roman" w:hAnsi="Times New Roman"/>
+          <w:sz w:val="24"/>
+        </w:rPr>
+        <w:t xml:space="preserve"> </w:t>
+      </w:r>
+      <w:r>
+        <w:rPr>
+          <w:rFonts w:ascii="Times New Roman" w:hAnsi="Times New Roman"/>
+          <w:sz w:val="24"/>
+        </w:rPr>
+        <w:t>а́дом</w:t>
+      </w:r>
+      <w:r>
+        <w:rPr>
+          <w:rFonts w:ascii="Times New Roman" w:hAnsi="Times New Roman"/>
+          <w:sz w:val="24"/>
+        </w:rPr>
+        <w:t>.</w:t>
+      </w:r>
+    </w:p>
+    <w:p>
+      <w:pPr>
+        <w:pStyle w:val="a"/>
+        <w:spacing w:after="120"/>
+      </w:pPr>
+      <w:r>
+        <w:rPr>
+          <w:rFonts w:ascii="Times New Roman" w:hAnsi="Times New Roman"/>
+          <w:sz w:val="24"/>
+        </w:rPr>
+        <w:t xml:space="preserve">Бо до </w:t>
+      </w:r>
+      <w:r>
+        <w:rPr>
+          <w:rFonts w:ascii="Times New Roman" w:hAnsi="Times New Roman"/>
+          <w:sz w:val="24"/>
+        </w:rPr>
+        <w:t>Те́бе</w:t>
+      </w:r>
+      <w:r>
+        <w:rPr>
+          <w:rFonts w:ascii="Times New Roman" w:hAnsi="Times New Roman"/>
+          <w:sz w:val="24"/>
+        </w:rPr>
+        <w:t xml:space="preserve">, </w:t>
+      </w:r>
+      <w:r>
+        <w:rPr>
+          <w:rFonts w:ascii="Times New Roman" w:hAnsi="Times New Roman"/>
+          <w:sz w:val="24"/>
+        </w:rPr>
+        <w:t>Го́споди</w:t>
+      </w:r>
+      <w:r>
+        <w:rPr>
+          <w:rFonts w:ascii="Times New Roman" w:hAnsi="Times New Roman"/>
+          <w:sz w:val="24"/>
+        </w:rPr>
+        <w:t xml:space="preserve">, мій </w:t>
+      </w:r>
+      <w:r>
+        <w:rPr>
+          <w:rFonts w:ascii="Times New Roman" w:hAnsi="Times New Roman"/>
+          <w:sz w:val="24"/>
+        </w:rPr>
+        <w:t>Бо́же</w:t>
+      </w:r>
+      <w:r>
+        <w:rPr>
+          <w:rFonts w:ascii="Times New Roman" w:hAnsi="Times New Roman"/>
+          <w:sz w:val="24"/>
+        </w:rPr>
+        <w:t xml:space="preserve">, мої́ </w:t>
+      </w:r>
+      <w:r>
+        <w:rPr>
+          <w:rFonts w:ascii="Times New Roman" w:hAnsi="Times New Roman"/>
+          <w:sz w:val="24"/>
+        </w:rPr>
+        <w:t>о́чі</w:t>
+      </w:r>
+      <w:r>
+        <w:rPr>
+          <w:rFonts w:ascii="Times New Roman" w:hAnsi="Times New Roman"/>
+          <w:sz w:val="24"/>
+        </w:rPr>
+        <w:t xml:space="preserve">;* до </w:t>
+      </w:r>
+      <w:r>
+        <w:rPr>
+          <w:rFonts w:ascii="Times New Roman" w:hAnsi="Times New Roman"/>
+          <w:sz w:val="24"/>
+        </w:rPr>
+        <w:t>Те́бе</w:t>
+      </w:r>
+      <w:r>
+        <w:rPr>
+          <w:rFonts w:ascii="Times New Roman" w:hAnsi="Times New Roman"/>
+          <w:sz w:val="24"/>
+        </w:rPr>
+        <w:t xml:space="preserve"> </w:t>
+      </w:r>
+      <w:r>
+        <w:rPr>
+          <w:rFonts w:ascii="Times New Roman" w:hAnsi="Times New Roman"/>
+          <w:sz w:val="24"/>
+        </w:rPr>
+        <w:t>прибіга́ю</w:t>
+      </w:r>
+      <w:r>
+        <w:rPr>
+          <w:rFonts w:ascii="Times New Roman" w:hAnsi="Times New Roman"/>
+          <w:sz w:val="24"/>
+        </w:rPr>
+        <w:t xml:space="preserve">, не губи́ душі́ </w:t>
+      </w:r>
+      <w:r>
+        <w:rPr>
+          <w:rFonts w:ascii="Times New Roman" w:hAnsi="Times New Roman"/>
+          <w:sz w:val="24"/>
+        </w:rPr>
+        <w:t>моє́ї</w:t>
+      </w:r>
+      <w:r>
+        <w:rPr>
+          <w:rFonts w:ascii="Times New Roman" w:hAnsi="Times New Roman"/>
+          <w:sz w:val="24"/>
+        </w:rPr>
+        <w:t>.</w:t>
+      </w:r>
+    </w:p>
+    <w:p>
+      <w:pPr>
+        <w:pStyle w:val="a"/>
+        <w:spacing w:after="120"/>
+      </w:pPr>
+      <w:r>
+        <w:rPr>
+          <w:rFonts w:ascii="Times New Roman" w:hAnsi="Times New Roman"/>
+          <w:sz w:val="24"/>
+        </w:rPr>
+        <w:t xml:space="preserve">Збережи́ мене́ від </w:t>
+      </w:r>
+      <w:r>
+        <w:rPr>
+          <w:rFonts w:ascii="Times New Roman" w:hAnsi="Times New Roman"/>
+          <w:sz w:val="24"/>
+        </w:rPr>
+        <w:t>пе́тлі</w:t>
+      </w:r>
+      <w:r>
+        <w:rPr>
+          <w:rFonts w:ascii="Times New Roman" w:hAnsi="Times New Roman"/>
+          <w:sz w:val="24"/>
+        </w:rPr>
+        <w:t xml:space="preserve">, що її́ </w:t>
+      </w:r>
+      <w:r>
+        <w:rPr>
+          <w:rFonts w:ascii="Times New Roman" w:hAnsi="Times New Roman"/>
+          <w:sz w:val="24"/>
+        </w:rPr>
+        <w:t>наста́вили</w:t>
+      </w:r>
+      <w:r>
+        <w:rPr>
+          <w:rFonts w:ascii="Times New Roman" w:hAnsi="Times New Roman"/>
+          <w:sz w:val="24"/>
+        </w:rPr>
+        <w:t xml:space="preserve"> на </w:t>
+      </w:r>
+      <w:r>
+        <w:rPr>
+          <w:rFonts w:ascii="Times New Roman" w:hAnsi="Times New Roman"/>
+          <w:sz w:val="24"/>
+        </w:rPr>
+        <w:t>ме́не</w:t>
+      </w:r>
+      <w:r>
+        <w:rPr>
+          <w:rFonts w:ascii="Times New Roman" w:hAnsi="Times New Roman"/>
+          <w:sz w:val="24"/>
+        </w:rPr>
+        <w:t xml:space="preserve">,* і від сильця́ тих, що </w:t>
+      </w:r>
+      <w:r>
+        <w:rPr>
+          <w:rFonts w:ascii="Times New Roman" w:hAnsi="Times New Roman"/>
+          <w:sz w:val="24"/>
+        </w:rPr>
+        <w:t>тво́рять</w:t>
+      </w:r>
+      <w:r>
+        <w:rPr>
+          <w:rFonts w:ascii="Times New Roman" w:hAnsi="Times New Roman"/>
+          <w:sz w:val="24"/>
+        </w:rPr>
+        <w:t xml:space="preserve"> </w:t>
+      </w:r>
+      <w:r>
+        <w:rPr>
+          <w:rFonts w:ascii="Times New Roman" w:hAnsi="Times New Roman"/>
+          <w:sz w:val="24"/>
+        </w:rPr>
+        <w:t>беззако́ння</w:t>
+      </w:r>
+      <w:r>
+        <w:rPr>
+          <w:rFonts w:ascii="Times New Roman" w:hAnsi="Times New Roman"/>
+          <w:sz w:val="24"/>
+        </w:rPr>
+        <w:t>.</w:t>
+      </w:r>
+    </w:p>
+    <w:p>
+      <w:pPr>
+        <w:pStyle w:val="a"/>
+        <w:spacing w:after="120"/>
+      </w:pPr>
+      <w:r>
+        <w:rPr>
+          <w:rFonts w:ascii="Times New Roman" w:hAnsi="Times New Roman"/>
+          <w:sz w:val="24"/>
+        </w:rPr>
+        <w:t>Неха́й</w:t>
+      </w:r>
+      <w:r>
+        <w:rPr>
+          <w:rFonts w:ascii="Times New Roman" w:hAnsi="Times New Roman"/>
+          <w:sz w:val="24"/>
+        </w:rPr>
+        <w:t xml:space="preserve"> </w:t>
+      </w:r>
+      <w:r>
+        <w:rPr>
+          <w:rFonts w:ascii="Times New Roman" w:hAnsi="Times New Roman"/>
+          <w:sz w:val="24"/>
+        </w:rPr>
+        <w:t>грі́шники</w:t>
+      </w:r>
+      <w:r>
+        <w:rPr>
+          <w:rFonts w:ascii="Times New Roman" w:hAnsi="Times New Roman"/>
+          <w:sz w:val="24"/>
+        </w:rPr>
+        <w:t xml:space="preserve"> </w:t>
+      </w:r>
+      <w:r>
+        <w:rPr>
+          <w:rFonts w:ascii="Times New Roman" w:hAnsi="Times New Roman"/>
+          <w:sz w:val="24"/>
+        </w:rPr>
+        <w:t>впаду́ть</w:t>
+      </w:r>
+      <w:r>
+        <w:rPr>
+          <w:rFonts w:ascii="Times New Roman" w:hAnsi="Times New Roman"/>
+          <w:sz w:val="24"/>
+        </w:rPr>
+        <w:t xml:space="preserve"> у </w:t>
+      </w:r>
+      <w:r>
+        <w:rPr>
+          <w:rFonts w:ascii="Times New Roman" w:hAnsi="Times New Roman"/>
+          <w:sz w:val="24"/>
+        </w:rPr>
+        <w:t>вла́сні</w:t>
+      </w:r>
+      <w:r>
+        <w:rPr>
+          <w:rFonts w:ascii="Times New Roman" w:hAnsi="Times New Roman"/>
+          <w:sz w:val="24"/>
+        </w:rPr>
+        <w:t xml:space="preserve"> </w:t>
+      </w:r>
+      <w:r>
+        <w:rPr>
+          <w:rFonts w:ascii="Times New Roman" w:hAnsi="Times New Roman"/>
+          <w:sz w:val="24"/>
+        </w:rPr>
+        <w:t>сі́ті</w:t>
+      </w:r>
+      <w:r>
+        <w:rPr>
+          <w:rFonts w:ascii="Times New Roman" w:hAnsi="Times New Roman"/>
+          <w:sz w:val="24"/>
+        </w:rPr>
+        <w:t xml:space="preserve"> всі </w:t>
+      </w:r>
+      <w:r>
+        <w:rPr>
+          <w:rFonts w:ascii="Times New Roman" w:hAnsi="Times New Roman"/>
+          <w:sz w:val="24"/>
+        </w:rPr>
+        <w:t>ра́зом</w:t>
+      </w:r>
+      <w:r>
+        <w:rPr>
+          <w:rFonts w:ascii="Times New Roman" w:hAnsi="Times New Roman"/>
+          <w:sz w:val="24"/>
+        </w:rPr>
+        <w:t xml:space="preserve">,* а я пройду́ </w:t>
+      </w:r>
+      <w:r>
+        <w:rPr>
+          <w:rFonts w:ascii="Times New Roman" w:hAnsi="Times New Roman"/>
+          <w:sz w:val="24"/>
+        </w:rPr>
+        <w:t>безпе́чно</w:t>
+      </w:r>
+      <w:r>
+        <w:rPr>
+          <w:rFonts w:ascii="Times New Roman" w:hAnsi="Times New Roman"/>
+          <w:sz w:val="24"/>
+        </w:rPr>
+        <w:t>.</w:t>
+      </w:r>
+    </w:p>
+    <w:p>
+      <w:pPr>
+        <w:pStyle w:val="a"/>
+        <w:spacing w:after="120"/>
+      </w:pPr>
+      <w:r>
         <w:rPr>
           <w:rFonts w:ascii="Times New Roman" w:hAnsi="Times New Roman"/>
           <w:b/>
           <w:i/>
           <w:color w:val="FF0000"/>
           <w:sz w:val="24"/>
-          <w:szCs w:val="24"/>
-        </w:rPr>
-      </w:pPr>
-      <w:r>
-        <w:rPr>
-          <w:rFonts w:ascii="Times New Roman" w:hAnsi="Times New Roman"/>
-          <w:b/>
-          <w:i/>
-          <w:color w:val="FF0000"/>
-          <w:sz w:val="24"/>
-          <w:szCs w:val="24"/>
         </w:rPr>
         <w:t>Псалом 141</w:t>
       </w:r>
     </w:p>
     <w:p>
       <w:pPr>
-        <w:spacing w:after="120"/>
-        <w:jc w:val="both"/>
-        <w:rPr>
-          <w:rFonts w:ascii="Times New Roman" w:hAnsi="Times New Roman"/>
-          <w:sz w:val="24"/>
-          <w:szCs w:val="24"/>
-        </w:rPr>
-      </w:pPr>
-      <w:r>
-        <w:rPr>
-          <w:rFonts w:ascii="Times New Roman" w:hAnsi="Times New Roman"/>
-          <w:sz w:val="24"/>
-          <w:szCs w:val="24"/>
-        </w:rPr>
-        <w:t>Я голосом моїм до Господа взиваю,* я голосом моїм до Господа молюся.</w:t>
-      </w:r>
-    </w:p>
-    <w:p>
-      <w:pPr>
-        <w:spacing w:after="120"/>
-        <w:jc w:val="both"/>
-        <w:rPr>
-          <w:rFonts w:ascii="Times New Roman" w:hAnsi="Times New Roman"/>
-          <w:sz w:val="24"/>
-          <w:szCs w:val="24"/>
-        </w:rPr>
-      </w:pPr>
-      <w:r>
-        <w:rPr>
-          <w:rFonts w:ascii="Times New Roman" w:hAnsi="Times New Roman"/>
-          <w:sz w:val="24"/>
-          <w:szCs w:val="24"/>
-        </w:rPr>
-        <w:t xml:space="preserve">Скаргу мою перед ним виливаю,* мою скруту йому </w:t>
-      </w:r>
-      <w:r>
-        <w:rPr>
-          <w:rFonts w:ascii="Times New Roman" w:hAnsi="Times New Roman"/>
-          <w:sz w:val="24"/>
-          <w:szCs w:val="24"/>
-        </w:rPr>
-        <w:t>я виявляю.</w:t>
-      </w:r>
-    </w:p>
-    <w:p>
-      <w:pPr>
-        <w:spacing w:after="120"/>
-        <w:jc w:val="both"/>
-        <w:rPr>
-          <w:rFonts w:ascii="Times New Roman" w:hAnsi="Times New Roman"/>
-          <w:sz w:val="24"/>
-          <w:szCs w:val="24"/>
-        </w:rPr>
-      </w:pPr>
-      <w:r>
-        <w:rPr>
-          <w:rFonts w:ascii="Times New Roman" w:hAnsi="Times New Roman"/>
-          <w:sz w:val="24"/>
-          <w:szCs w:val="24"/>
-        </w:rPr>
-        <w:t>Коли тривожиться в мені дух мій, ти знаєш мою стежку.* На дорозі, де я ступаю, тайно розставили сильце на мене.</w:t>
-      </w:r>
-    </w:p>
-    <w:p>
-      <w:pPr>
-        <w:spacing w:after="120"/>
-        <w:jc w:val="both"/>
-        <w:rPr>
-          <w:rFonts w:ascii="Times New Roman" w:hAnsi="Times New Roman"/>
-          <w:sz w:val="24"/>
-          <w:szCs w:val="24"/>
-        </w:rPr>
-      </w:pPr>
-      <w:r>
-        <w:rPr>
-          <w:rFonts w:ascii="Times New Roman" w:hAnsi="Times New Roman"/>
-          <w:sz w:val="24"/>
-          <w:szCs w:val="24"/>
-        </w:rPr>
-        <w:t>Поглянь праворуч і подивися:* нема нікого, хто дбав би за мене.</w:t>
-      </w:r>
-    </w:p>
-    <w:p>
-      <w:pPr>
-        <w:spacing w:after="120"/>
-        <w:jc w:val="both"/>
-        <w:rPr>
-          <w:rFonts w:ascii="Times New Roman" w:hAnsi="Times New Roman"/>
-          <w:sz w:val="24"/>
-          <w:szCs w:val="24"/>
-        </w:rPr>
-      </w:pPr>
-      <w:r>
-        <w:rPr>
-          <w:rFonts w:ascii="Times New Roman" w:hAnsi="Times New Roman"/>
-          <w:sz w:val="24"/>
-          <w:szCs w:val="24"/>
-        </w:rPr>
-        <w:t>Нема куди мені втікати,* нема нікого, хто піклувався би мною.</w:t>
-      </w:r>
-    </w:p>
-    <w:p>
-      <w:pPr>
-        <w:spacing w:after="120"/>
-        <w:jc w:val="both"/>
-        <w:rPr>
-          <w:rFonts w:ascii="Times New Roman" w:hAnsi="Times New Roman"/>
-          <w:sz w:val="24"/>
-          <w:szCs w:val="24"/>
-        </w:rPr>
-      </w:pPr>
-      <w:r>
-        <w:rPr>
-          <w:rFonts w:ascii="Times New Roman" w:eastAsia="Gungsuh" w:hAnsi="Times New Roman"/>
-          <w:sz w:val="24"/>
-          <w:szCs w:val="24"/>
-        </w:rPr>
-        <w:t>До тебе</w:t>
-      </w:r>
-      <w:r>
-        <w:rPr>
-          <w:rFonts w:ascii="Times New Roman" w:eastAsia="Gungsuh" w:hAnsi="Times New Roman"/>
-          <w:sz w:val="24"/>
-          <w:szCs w:val="24"/>
-        </w:rPr>
-        <w:t>, Господи, взиваю й кажу:* Ти моє прибіжище, в землі живих ти − моя доля!</w:t>
-      </w:r>
-    </w:p>
-    <w:p>
-      <w:pPr>
-        <w:spacing w:after="120"/>
-        <w:jc w:val="both"/>
-        <w:rPr>
-          <w:rFonts w:ascii="Times New Roman" w:hAnsi="Times New Roman"/>
-          <w:sz w:val="24"/>
-          <w:szCs w:val="24"/>
-        </w:rPr>
-      </w:pPr>
-      <w:r>
-        <w:rPr>
-          <w:rFonts w:ascii="Times New Roman" w:hAnsi="Times New Roman"/>
-          <w:sz w:val="24"/>
-          <w:szCs w:val="24"/>
-        </w:rPr>
-        <w:t>Зверни увагу на моє благання,* бо я вельми нещасний.</w:t>
-      </w:r>
-    </w:p>
-    <w:p>
-      <w:pPr>
-        <w:spacing w:after="120"/>
-        <w:jc w:val="both"/>
-        <w:rPr>
-          <w:rFonts w:ascii="Times New Roman" w:hAnsi="Times New Roman"/>
-          <w:sz w:val="24"/>
-          <w:szCs w:val="24"/>
-        </w:rPr>
-      </w:pPr>
-      <w:r>
-        <w:rPr>
-          <w:rFonts w:ascii="Times New Roman" w:hAnsi="Times New Roman"/>
-          <w:sz w:val="24"/>
-          <w:szCs w:val="24"/>
-        </w:rPr>
-        <w:t>Спаси мене від гонителів моїх,* бо вони сильніші від мене.</w:t>
+        <w:pStyle w:val="a"/>
+        <w:spacing w:after="120"/>
+      </w:pPr>
+      <w:r>
+        <w:rPr>
+          <w:rFonts w:ascii="Times New Roman" w:hAnsi="Times New Roman"/>
+          <w:sz w:val="24"/>
+        </w:rPr>
+        <w:t xml:space="preserve">Я </w:t>
+      </w:r>
+      <w:r>
+        <w:rPr>
+          <w:rFonts w:ascii="Times New Roman" w:hAnsi="Times New Roman"/>
+          <w:sz w:val="24"/>
+        </w:rPr>
+        <w:t>го́лосом</w:t>
+      </w:r>
+      <w:r>
+        <w:rPr>
+          <w:rFonts w:ascii="Times New Roman" w:hAnsi="Times New Roman"/>
+          <w:sz w:val="24"/>
+        </w:rPr>
+        <w:t xml:space="preserve"> </w:t>
+      </w:r>
+      <w:r>
+        <w:rPr>
+          <w:rFonts w:ascii="Times New Roman" w:hAnsi="Times New Roman"/>
+          <w:sz w:val="24"/>
+        </w:rPr>
+        <w:t>мої́м</w:t>
+      </w:r>
+      <w:r>
+        <w:rPr>
+          <w:rFonts w:ascii="Times New Roman" w:hAnsi="Times New Roman"/>
+          <w:sz w:val="24"/>
+        </w:rPr>
+        <w:t xml:space="preserve"> до </w:t>
+      </w:r>
+      <w:r>
+        <w:rPr>
+          <w:rFonts w:ascii="Times New Roman" w:hAnsi="Times New Roman"/>
+          <w:sz w:val="24"/>
+        </w:rPr>
+        <w:t>Го́спода</w:t>
+      </w:r>
+      <w:r>
+        <w:rPr>
+          <w:rFonts w:ascii="Times New Roman" w:hAnsi="Times New Roman"/>
+          <w:sz w:val="24"/>
+        </w:rPr>
+        <w:t xml:space="preserve"> </w:t>
+      </w:r>
+      <w:r>
+        <w:rPr>
+          <w:rFonts w:ascii="Times New Roman" w:hAnsi="Times New Roman"/>
+          <w:sz w:val="24"/>
+        </w:rPr>
+        <w:t>взива́ю</w:t>
+      </w:r>
+      <w:r>
+        <w:rPr>
+          <w:rFonts w:ascii="Times New Roman" w:hAnsi="Times New Roman"/>
+          <w:sz w:val="24"/>
+        </w:rPr>
+        <w:t xml:space="preserve">,* я </w:t>
+      </w:r>
+      <w:r>
+        <w:rPr>
+          <w:rFonts w:ascii="Times New Roman" w:hAnsi="Times New Roman"/>
+          <w:sz w:val="24"/>
+        </w:rPr>
+        <w:t>го́лосом</w:t>
+      </w:r>
+      <w:r>
+        <w:rPr>
+          <w:rFonts w:ascii="Times New Roman" w:hAnsi="Times New Roman"/>
+          <w:sz w:val="24"/>
+        </w:rPr>
+        <w:t xml:space="preserve"> </w:t>
+      </w:r>
+      <w:r>
+        <w:rPr>
+          <w:rFonts w:ascii="Times New Roman" w:hAnsi="Times New Roman"/>
+          <w:sz w:val="24"/>
+        </w:rPr>
+        <w:t>мої́м</w:t>
+      </w:r>
+      <w:r>
+        <w:rPr>
+          <w:rFonts w:ascii="Times New Roman" w:hAnsi="Times New Roman"/>
+          <w:sz w:val="24"/>
+        </w:rPr>
+        <w:t xml:space="preserve"> до </w:t>
+      </w:r>
+      <w:r>
+        <w:rPr>
+          <w:rFonts w:ascii="Times New Roman" w:hAnsi="Times New Roman"/>
+          <w:sz w:val="24"/>
+        </w:rPr>
+        <w:t>Го́спода</w:t>
+      </w:r>
+      <w:r>
+        <w:rPr>
+          <w:rFonts w:ascii="Times New Roman" w:hAnsi="Times New Roman"/>
+          <w:sz w:val="24"/>
+        </w:rPr>
+        <w:t xml:space="preserve"> </w:t>
+      </w:r>
+      <w:r>
+        <w:rPr>
+          <w:rFonts w:ascii="Times New Roman" w:hAnsi="Times New Roman"/>
+          <w:sz w:val="24"/>
+        </w:rPr>
+        <w:t>молю́ся</w:t>
+      </w:r>
+      <w:r>
+        <w:rPr>
+          <w:rFonts w:ascii="Times New Roman" w:hAnsi="Times New Roman"/>
+          <w:sz w:val="24"/>
+        </w:rPr>
+        <w:t>.</w:t>
+      </w:r>
+    </w:p>
+    <w:p>
+      <w:pPr>
+        <w:pStyle w:val="a"/>
+        <w:spacing w:after="120"/>
+      </w:pPr>
+      <w:r>
+        <w:rPr>
+          <w:rFonts w:ascii="Times New Roman" w:hAnsi="Times New Roman"/>
+          <w:sz w:val="24"/>
+        </w:rPr>
+        <w:t>Ска́ргу</w:t>
+      </w:r>
+      <w:r>
+        <w:rPr>
+          <w:rFonts w:ascii="Times New Roman" w:hAnsi="Times New Roman"/>
+          <w:sz w:val="24"/>
+        </w:rPr>
+        <w:t xml:space="preserve"> мою́ </w:t>
+      </w:r>
+      <w:r>
+        <w:rPr>
+          <w:rFonts w:ascii="Times New Roman" w:hAnsi="Times New Roman"/>
+          <w:sz w:val="24"/>
+        </w:rPr>
+        <w:t>пе́ред</w:t>
+      </w:r>
+      <w:r>
+        <w:rPr>
+          <w:rFonts w:ascii="Times New Roman" w:hAnsi="Times New Roman"/>
+          <w:sz w:val="24"/>
+        </w:rPr>
+        <w:t xml:space="preserve"> Ним </w:t>
+      </w:r>
+      <w:r>
+        <w:rPr>
+          <w:rFonts w:ascii="Times New Roman" w:hAnsi="Times New Roman"/>
+          <w:sz w:val="24"/>
+        </w:rPr>
+        <w:t>вилива́ю</w:t>
+      </w:r>
+      <w:r>
+        <w:rPr>
+          <w:rFonts w:ascii="Times New Roman" w:hAnsi="Times New Roman"/>
+          <w:sz w:val="24"/>
+        </w:rPr>
+        <w:t xml:space="preserve">,* мою́ </w:t>
+      </w:r>
+      <w:r>
+        <w:rPr>
+          <w:rFonts w:ascii="Times New Roman" w:hAnsi="Times New Roman"/>
+          <w:sz w:val="24"/>
+        </w:rPr>
+        <w:t>скру́ту</w:t>
+      </w:r>
+      <w:r>
+        <w:rPr>
+          <w:rFonts w:ascii="Times New Roman" w:hAnsi="Times New Roman"/>
+          <w:sz w:val="24"/>
+        </w:rPr>
+        <w:t xml:space="preserve"> Йому́ я </w:t>
+      </w:r>
+      <w:r>
+        <w:rPr>
+          <w:rFonts w:ascii="Times New Roman" w:hAnsi="Times New Roman"/>
+          <w:sz w:val="24"/>
+        </w:rPr>
+        <w:t>виявля́ю</w:t>
+      </w:r>
+      <w:r>
+        <w:rPr>
+          <w:rFonts w:ascii="Times New Roman" w:hAnsi="Times New Roman"/>
+          <w:sz w:val="24"/>
+        </w:rPr>
+        <w:t>.</w:t>
+      </w:r>
+    </w:p>
+    <w:p>
+      <w:pPr>
+        <w:pStyle w:val="a"/>
+        <w:spacing w:after="120"/>
+      </w:pPr>
+      <w:r>
+        <w:rPr>
+          <w:rFonts w:ascii="Times New Roman" w:hAnsi="Times New Roman"/>
+          <w:sz w:val="24"/>
+        </w:rPr>
+        <w:t xml:space="preserve">Коли́ </w:t>
+      </w:r>
+      <w:r>
+        <w:rPr>
+          <w:rFonts w:ascii="Times New Roman" w:hAnsi="Times New Roman"/>
+          <w:sz w:val="24"/>
+        </w:rPr>
+        <w:t>триво́житься</w:t>
+      </w:r>
+      <w:r>
+        <w:rPr>
+          <w:rFonts w:ascii="Times New Roman" w:hAnsi="Times New Roman"/>
+          <w:sz w:val="24"/>
+        </w:rPr>
+        <w:t xml:space="preserve"> в мені́ дух мій, Ти </w:t>
+      </w:r>
+      <w:r>
+        <w:rPr>
+          <w:rFonts w:ascii="Times New Roman" w:hAnsi="Times New Roman"/>
+          <w:sz w:val="24"/>
+        </w:rPr>
+        <w:t>знає́ш</w:t>
+      </w:r>
+      <w:r>
+        <w:rPr>
+          <w:rFonts w:ascii="Times New Roman" w:hAnsi="Times New Roman"/>
+          <w:sz w:val="24"/>
+        </w:rPr>
+        <w:t xml:space="preserve"> мою́ сте́жку.* На </w:t>
+      </w:r>
+      <w:r>
+        <w:rPr>
+          <w:rFonts w:ascii="Times New Roman" w:hAnsi="Times New Roman"/>
+          <w:sz w:val="24"/>
+        </w:rPr>
+        <w:t>доро́зі</w:t>
+      </w:r>
+      <w:r>
+        <w:rPr>
+          <w:rFonts w:ascii="Times New Roman" w:hAnsi="Times New Roman"/>
+          <w:sz w:val="24"/>
+        </w:rPr>
+        <w:t xml:space="preserve">, де я </w:t>
+      </w:r>
+      <w:r>
+        <w:rPr>
+          <w:rFonts w:ascii="Times New Roman" w:hAnsi="Times New Roman"/>
+          <w:sz w:val="24"/>
+        </w:rPr>
+        <w:t>ступа́ю</w:t>
+      </w:r>
+      <w:r>
+        <w:rPr>
+          <w:rFonts w:ascii="Times New Roman" w:hAnsi="Times New Roman"/>
+          <w:sz w:val="24"/>
+        </w:rPr>
+        <w:t xml:space="preserve">, </w:t>
+      </w:r>
+      <w:r>
+        <w:rPr>
+          <w:rFonts w:ascii="Times New Roman" w:hAnsi="Times New Roman"/>
+          <w:sz w:val="24"/>
+        </w:rPr>
+        <w:t>та́йно</w:t>
+      </w:r>
+      <w:r>
+        <w:rPr>
+          <w:rFonts w:ascii="Times New Roman" w:hAnsi="Times New Roman"/>
+          <w:sz w:val="24"/>
+        </w:rPr>
+        <w:t xml:space="preserve"> </w:t>
+      </w:r>
+      <w:r>
+        <w:rPr>
+          <w:rFonts w:ascii="Times New Roman" w:hAnsi="Times New Roman"/>
+          <w:sz w:val="24"/>
+        </w:rPr>
+        <w:t>розста́вили</w:t>
+      </w:r>
+      <w:r>
+        <w:rPr>
+          <w:rFonts w:ascii="Times New Roman" w:hAnsi="Times New Roman"/>
+          <w:sz w:val="24"/>
+        </w:rPr>
+        <w:t xml:space="preserve"> сильце́ на </w:t>
+      </w:r>
+      <w:r>
+        <w:rPr>
+          <w:rFonts w:ascii="Times New Roman" w:hAnsi="Times New Roman"/>
+          <w:sz w:val="24"/>
+        </w:rPr>
+        <w:t>ме́не</w:t>
+      </w:r>
+      <w:r>
+        <w:rPr>
+          <w:rFonts w:ascii="Times New Roman" w:hAnsi="Times New Roman"/>
+          <w:sz w:val="24"/>
+        </w:rPr>
+        <w:t>.</w:t>
+      </w:r>
+    </w:p>
+    <w:p>
+      <w:pPr>
+        <w:pStyle w:val="a"/>
+        <w:spacing w:after="120"/>
+      </w:pPr>
+      <w:r>
+        <w:rPr>
+          <w:rFonts w:ascii="Times New Roman" w:hAnsi="Times New Roman"/>
+          <w:sz w:val="24"/>
+        </w:rPr>
+        <w:t>Погля́нь</w:t>
+      </w:r>
+      <w:r>
+        <w:rPr>
+          <w:rFonts w:ascii="Times New Roman" w:hAnsi="Times New Roman"/>
+          <w:sz w:val="24"/>
+        </w:rPr>
+        <w:t xml:space="preserve"> </w:t>
+      </w:r>
+      <w:r>
+        <w:rPr>
+          <w:rFonts w:ascii="Times New Roman" w:hAnsi="Times New Roman"/>
+          <w:sz w:val="24"/>
+        </w:rPr>
+        <w:t>право́руч</w:t>
+      </w:r>
+      <w:r>
+        <w:rPr>
+          <w:rFonts w:ascii="Times New Roman" w:hAnsi="Times New Roman"/>
+          <w:sz w:val="24"/>
+        </w:rPr>
+        <w:t xml:space="preserve"> і </w:t>
+      </w:r>
+      <w:r>
+        <w:rPr>
+          <w:rFonts w:ascii="Times New Roman" w:hAnsi="Times New Roman"/>
+          <w:sz w:val="24"/>
+        </w:rPr>
+        <w:t>подиви́ся</w:t>
+      </w:r>
+      <w:r>
+        <w:rPr>
+          <w:rFonts w:ascii="Times New Roman" w:hAnsi="Times New Roman"/>
+          <w:sz w:val="24"/>
+        </w:rPr>
+        <w:t xml:space="preserve">:* нема́ </w:t>
+      </w:r>
+      <w:r>
+        <w:rPr>
+          <w:rFonts w:ascii="Times New Roman" w:hAnsi="Times New Roman"/>
+          <w:sz w:val="24"/>
+        </w:rPr>
+        <w:t>ніко́го</w:t>
+      </w:r>
+      <w:r>
+        <w:rPr>
+          <w:rFonts w:ascii="Times New Roman" w:hAnsi="Times New Roman"/>
+          <w:sz w:val="24"/>
+        </w:rPr>
+        <w:t xml:space="preserve">, хто дбав би за </w:t>
+      </w:r>
+      <w:r>
+        <w:rPr>
+          <w:rFonts w:ascii="Times New Roman" w:hAnsi="Times New Roman"/>
+          <w:sz w:val="24"/>
+        </w:rPr>
+        <w:t>ме́не</w:t>
+      </w:r>
+      <w:r>
+        <w:rPr>
+          <w:rFonts w:ascii="Times New Roman" w:hAnsi="Times New Roman"/>
+          <w:sz w:val="24"/>
+        </w:rPr>
+        <w:t>.</w:t>
+      </w:r>
+    </w:p>
+    <w:p>
+      <w:pPr>
+        <w:pStyle w:val="a"/>
+        <w:spacing w:after="120"/>
+      </w:pPr>
+      <w:r>
+        <w:rPr>
+          <w:rFonts w:ascii="Times New Roman" w:hAnsi="Times New Roman"/>
+          <w:sz w:val="24"/>
+        </w:rPr>
+        <w:t xml:space="preserve">Нема́ куди́ мені́ </w:t>
+      </w:r>
+      <w:r>
+        <w:rPr>
+          <w:rFonts w:ascii="Times New Roman" w:hAnsi="Times New Roman"/>
+          <w:sz w:val="24"/>
+        </w:rPr>
+        <w:t>втіка́ти</w:t>
+      </w:r>
+      <w:r>
+        <w:rPr>
+          <w:rFonts w:ascii="Times New Roman" w:hAnsi="Times New Roman"/>
+          <w:sz w:val="24"/>
+        </w:rPr>
+        <w:t xml:space="preserve">,* нема́ </w:t>
+      </w:r>
+      <w:r>
+        <w:rPr>
+          <w:rFonts w:ascii="Times New Roman" w:hAnsi="Times New Roman"/>
+          <w:sz w:val="24"/>
+        </w:rPr>
+        <w:t>ніко́го</w:t>
+      </w:r>
+      <w:r>
+        <w:rPr>
+          <w:rFonts w:ascii="Times New Roman" w:hAnsi="Times New Roman"/>
+          <w:sz w:val="24"/>
+        </w:rPr>
+        <w:t xml:space="preserve">, хто </w:t>
+      </w:r>
+      <w:r>
+        <w:rPr>
+          <w:rFonts w:ascii="Times New Roman" w:hAnsi="Times New Roman"/>
+          <w:sz w:val="24"/>
+        </w:rPr>
+        <w:t>піклува́вся</w:t>
+      </w:r>
+      <w:r>
+        <w:rPr>
+          <w:rFonts w:ascii="Times New Roman" w:hAnsi="Times New Roman"/>
+          <w:sz w:val="24"/>
+        </w:rPr>
+        <w:t xml:space="preserve"> би </w:t>
+      </w:r>
+      <w:r>
+        <w:rPr>
+          <w:rFonts w:ascii="Times New Roman" w:hAnsi="Times New Roman"/>
+          <w:sz w:val="24"/>
+        </w:rPr>
+        <w:t>мно́ю</w:t>
+      </w:r>
+      <w:r>
+        <w:rPr>
+          <w:rFonts w:ascii="Times New Roman" w:hAnsi="Times New Roman"/>
+          <w:sz w:val="24"/>
+        </w:rPr>
+        <w:t>.</w:t>
+      </w:r>
+    </w:p>
+    <w:p>
+      <w:pPr>
+        <w:pStyle w:val="a"/>
+        <w:spacing w:after="120"/>
+      </w:pPr>
+      <w:r>
+        <w:rPr>
+          <w:rFonts w:ascii="Times New Roman" w:hAnsi="Times New Roman"/>
+          <w:sz w:val="24"/>
+        </w:rPr>
+        <w:t xml:space="preserve">До </w:t>
+      </w:r>
+      <w:r>
+        <w:rPr>
+          <w:rFonts w:ascii="Times New Roman" w:hAnsi="Times New Roman"/>
+          <w:sz w:val="24"/>
+        </w:rPr>
+        <w:t>Те́бе</w:t>
+      </w:r>
+      <w:r>
+        <w:rPr>
+          <w:rFonts w:ascii="Times New Roman" w:hAnsi="Times New Roman"/>
+          <w:sz w:val="24"/>
+        </w:rPr>
+        <w:t xml:space="preserve">, </w:t>
+      </w:r>
+      <w:r>
+        <w:rPr>
+          <w:rFonts w:ascii="Times New Roman" w:hAnsi="Times New Roman"/>
+          <w:sz w:val="24"/>
+        </w:rPr>
+        <w:t>Го́споди</w:t>
+      </w:r>
+      <w:r>
+        <w:rPr>
+          <w:rFonts w:ascii="Times New Roman" w:hAnsi="Times New Roman"/>
+          <w:sz w:val="24"/>
+        </w:rPr>
+        <w:t xml:space="preserve">, </w:t>
+      </w:r>
+      <w:r>
+        <w:rPr>
+          <w:rFonts w:ascii="Times New Roman" w:hAnsi="Times New Roman"/>
+          <w:sz w:val="24"/>
+        </w:rPr>
+        <w:t>взива́ю</w:t>
+      </w:r>
+      <w:r>
+        <w:rPr>
+          <w:rFonts w:ascii="Times New Roman" w:hAnsi="Times New Roman"/>
+          <w:sz w:val="24"/>
+        </w:rPr>
+        <w:t xml:space="preserve"> й кажу́:* Ти моє́ </w:t>
+      </w:r>
+      <w:r>
+        <w:rPr>
+          <w:rFonts w:ascii="Times New Roman" w:hAnsi="Times New Roman"/>
+          <w:sz w:val="24"/>
+        </w:rPr>
+        <w:t>прибі́жище</w:t>
+      </w:r>
+      <w:r>
+        <w:rPr>
+          <w:rFonts w:ascii="Times New Roman" w:hAnsi="Times New Roman"/>
+          <w:sz w:val="24"/>
+        </w:rPr>
+        <w:t xml:space="preserve">, в землі́ </w:t>
+      </w:r>
+      <w:r>
+        <w:rPr>
+          <w:rFonts w:ascii="Times New Roman" w:hAnsi="Times New Roman"/>
+          <w:sz w:val="24"/>
+        </w:rPr>
+        <w:t>живи́х</w:t>
+      </w:r>
+      <w:r>
+        <w:rPr>
+          <w:rFonts w:ascii="Times New Roman" w:hAnsi="Times New Roman"/>
+          <w:sz w:val="24"/>
+        </w:rPr>
+        <w:t xml:space="preserve"> Ти − моя́ </w:t>
+      </w:r>
+      <w:r>
+        <w:rPr>
+          <w:rFonts w:ascii="Times New Roman" w:hAnsi="Times New Roman"/>
+          <w:sz w:val="24"/>
+        </w:rPr>
+        <w:t>до́ля</w:t>
+      </w:r>
+      <w:r>
+        <w:rPr>
+          <w:rFonts w:ascii="Times New Roman" w:hAnsi="Times New Roman"/>
+          <w:sz w:val="24"/>
+        </w:rPr>
+        <w:t>!</w:t>
+      </w:r>
+    </w:p>
+    <w:p>
+      <w:pPr>
+        <w:pStyle w:val="a"/>
+        <w:spacing w:after="120"/>
+      </w:pPr>
+      <w:r>
+        <w:rPr>
+          <w:rFonts w:ascii="Times New Roman" w:hAnsi="Times New Roman"/>
+          <w:sz w:val="24"/>
+        </w:rPr>
+        <w:t xml:space="preserve">Зверни́ </w:t>
+      </w:r>
+      <w:r>
+        <w:rPr>
+          <w:rFonts w:ascii="Times New Roman" w:hAnsi="Times New Roman"/>
+          <w:sz w:val="24"/>
+        </w:rPr>
+        <w:t>ува́гу</w:t>
+      </w:r>
+      <w:r>
+        <w:rPr>
+          <w:rFonts w:ascii="Times New Roman" w:hAnsi="Times New Roman"/>
+          <w:sz w:val="24"/>
+        </w:rPr>
+        <w:t xml:space="preserve"> на моє́ </w:t>
+      </w:r>
+      <w:r>
+        <w:rPr>
+          <w:rFonts w:ascii="Times New Roman" w:hAnsi="Times New Roman"/>
+          <w:sz w:val="24"/>
+        </w:rPr>
+        <w:t>блага́ння</w:t>
+      </w:r>
+      <w:r>
+        <w:rPr>
+          <w:rFonts w:ascii="Times New Roman" w:hAnsi="Times New Roman"/>
+          <w:sz w:val="24"/>
+        </w:rPr>
+        <w:t xml:space="preserve">,* бо я </w:t>
+      </w:r>
+      <w:r>
+        <w:rPr>
+          <w:rFonts w:ascii="Times New Roman" w:hAnsi="Times New Roman"/>
+          <w:sz w:val="24"/>
+        </w:rPr>
+        <w:t>ве́льми</w:t>
+      </w:r>
+      <w:r>
+        <w:rPr>
+          <w:rFonts w:ascii="Times New Roman" w:hAnsi="Times New Roman"/>
+          <w:sz w:val="24"/>
+        </w:rPr>
+        <w:t xml:space="preserve"> </w:t>
+      </w:r>
+      <w:r>
+        <w:rPr>
+          <w:rFonts w:ascii="Times New Roman" w:hAnsi="Times New Roman"/>
+          <w:sz w:val="24"/>
+        </w:rPr>
+        <w:t>неща́сний</w:t>
+      </w:r>
+      <w:r>
+        <w:rPr>
+          <w:rFonts w:ascii="Times New Roman" w:hAnsi="Times New Roman"/>
+          <w:sz w:val="24"/>
+        </w:rPr>
+        <w:t>.</w:t>
+      </w:r>
+    </w:p>
+    <w:p>
+      <w:pPr>
+        <w:pStyle w:val="a"/>
+        <w:spacing w:after="120"/>
+      </w:pPr>
+      <w:r>
+        <w:rPr>
+          <w:rFonts w:ascii="Times New Roman" w:hAnsi="Times New Roman"/>
+          <w:sz w:val="24"/>
+        </w:rPr>
+        <w:t xml:space="preserve">Спаси́ мене́ від </w:t>
+      </w:r>
+      <w:r>
+        <w:rPr>
+          <w:rFonts w:ascii="Times New Roman" w:hAnsi="Times New Roman"/>
+          <w:sz w:val="24"/>
+        </w:rPr>
+        <w:t>гони́телів</w:t>
+      </w:r>
+      <w:r>
+        <w:rPr>
+          <w:rFonts w:ascii="Times New Roman" w:hAnsi="Times New Roman"/>
+          <w:sz w:val="24"/>
+        </w:rPr>
+        <w:t xml:space="preserve"> </w:t>
+      </w:r>
+      <w:r>
+        <w:rPr>
+          <w:rFonts w:ascii="Times New Roman" w:hAnsi="Times New Roman"/>
+          <w:sz w:val="24"/>
+        </w:rPr>
+        <w:t>мої́х</w:t>
+      </w:r>
+      <w:r>
+        <w:rPr>
+          <w:rFonts w:ascii="Times New Roman" w:hAnsi="Times New Roman"/>
+          <w:sz w:val="24"/>
+        </w:rPr>
+        <w:t xml:space="preserve">,* бо вони́ </w:t>
+      </w:r>
+      <w:r>
+        <w:rPr>
+          <w:rFonts w:ascii="Times New Roman" w:hAnsi="Times New Roman"/>
+          <w:sz w:val="24"/>
+        </w:rPr>
+        <w:t>сильні́ші</w:t>
+      </w:r>
+      <w:r>
+        <w:rPr>
+          <w:rFonts w:ascii="Times New Roman" w:hAnsi="Times New Roman"/>
+          <w:sz w:val="24"/>
+        </w:rPr>
+        <w:t xml:space="preserve"> від </w:t>
+      </w:r>
+      <w:r>
+        <w:rPr>
+          <w:rFonts w:ascii="Times New Roman" w:hAnsi="Times New Roman"/>
+          <w:sz w:val="24"/>
+        </w:rPr>
+        <w:t>ме́не</w:t>
+      </w:r>
+      <w:r>
+        <w:rPr>
+          <w:rFonts w:ascii="Times New Roman" w:hAnsi="Times New Roman"/>
+          <w:sz w:val="24"/>
+        </w:rPr>
+        <w:t>.</w:t>
       </w:r>
     </w:p>
     <w:p>
@@ -7195,15 +8634,15 @@
           <w:sz w:val="24"/>
           <w:szCs w:val="24"/>
         </w:rPr>
-        <w:t>Стефа́не, сві́дків первостра́днику, * служи́телів осно́во, * апо́столів обра́нцю, * нас, що сві́тло тво́римо твоє́ світлоно́сне торжество́, * сві́тлом незахі́днім, му́ченику, озори́, * гріхі́в р</w:t>
-      </w:r>
-      <w:r>
-        <w:rPr>
-          <w:rFonts w:ascii="Times New Roman" w:hAnsi="Times New Roman"/>
-          <w:sz w:val="24"/>
-          <w:szCs w:val="24"/>
-        </w:rPr>
-        <w:t>озві́юючи пітьму́, * благода́ть і ми́лість подаючи́ раба́м твої́м * і до життя́ вічнотрива́лого * настановля́ючи моли́твами твої́ми.</w:t>
+        <w:t>Стефа́не, сві́дків первостра́днику, * служи́телів осно́во, * апо́столів обра́нцю, * нас, що сві́тло тво́римо твоє́ світлоно́сне торжество́, * сві́тлом незахі́днім, му́ченику, озори́, * гріхі́в р</w:t>
+      </w:r>
+      <w:r>
+        <w:rPr>
+          <w:rFonts w:ascii="Times New Roman" w:hAnsi="Times New Roman"/>
+          <w:sz w:val="24"/>
+          <w:szCs w:val="24"/>
+        </w:rPr>
+        <w:t>озві́юючи пітьму́, * благода́ть і ми́лість подаючи́ раба́м твої́м * і до життя́ вічнотрива́лого * настановля́ючи моли́твами твої́ми.</w:t>
       </w:r>
     </w:p>
     <w:p>
@@ -7260,15 +8699,15 @@
           <w:sz w:val="24"/>
           <w:szCs w:val="24"/>
         </w:rPr>
-        <w:t xml:space="preserve">Віне́ць хари́зм на ті́м’я твоє́, * Стефа́не, му́ченику Христо́вий, тезоіме́нно прийня́вши * і гри́вною чесно́т, немо́в зо́лотом, * обложи́вши свою́ ши́ю, * став ти розу́мною осе́лею му́дрости, * яку́ вшанува́в єси́, * зроби́вши собі́ по́другою * і </w:t>
-      </w:r>
-      <w:r>
-        <w:rPr>
-          <w:rFonts w:ascii="Times New Roman" w:hAnsi="Times New Roman"/>
-          <w:sz w:val="24"/>
-          <w:szCs w:val="24"/>
-        </w:rPr>
-        <w:t>за́для яко́ї вшанува́вся * сла́вою і благода́ттю.</w:t>
+        <w:t xml:space="preserve">Віне́ць хари́зм на ті́м’я твоє́, * Стефа́не, му́ченику Христо́вий, тезоіме́нно прийня́вши * і гри́вною чесно́т, немо́в зо́лотом, * обложи́вши свою́ ши́ю, * став ти розу́мною осе́лею му́дрости, * яку́ вшанува́в єси́, * зроби́вши собі́ по́другою * і </w:t>
+      </w:r>
+      <w:r>
+        <w:rPr>
+          <w:rFonts w:ascii="Times New Roman" w:hAnsi="Times New Roman"/>
+          <w:sz w:val="24"/>
+          <w:szCs w:val="24"/>
+        </w:rPr>
+        <w:t>за́для яко́ї вшанува́вся * сла́вою і благода́ттю.</w:t>
       </w:r>
     </w:p>
     <w:p>
@@ -7317,15 +8756,15 @@
           <w:sz w:val="24"/>
           <w:szCs w:val="24"/>
         </w:rPr>
-        <w:t>Як ці́нний віне́ць Су́щому Царе́ві і Бо́гові * прині́с ти себе́, апо́столе, каменува́нням, * розу́мний і многоці́нний * бі́льше від зо́лота і камі́ння кошто́вного, * уві́нчаний сла́вою і благода́ттю * Стефа́не всесвяще́нний, * сві́дків первостра́днику, * с</w:t>
-      </w:r>
-      <w:r>
-        <w:rPr>
-          <w:rFonts w:ascii="Times New Roman" w:hAnsi="Times New Roman"/>
-          <w:sz w:val="24"/>
-          <w:szCs w:val="24"/>
-        </w:rPr>
-        <w:t>оло́дке і ді́ло, і ім’я́, * пом’яни́ всіх нас!</w:t>
+        <w:t>Як ці́нний віне́ць Су́щому Царе́ві і Бо́гові * прині́с ти себе́, апо́столе, каменува́нням, * розу́мний і многоці́нний * бі́льше від зо́лота і камі́ння кошто́вного, * уві́нчаний сла́вою і благода́ттю * Стефа́не всесвяще́нний, * сві́дків первостра́днику, * с</w:t>
+      </w:r>
+      <w:r>
+        <w:rPr>
+          <w:rFonts w:ascii="Times New Roman" w:hAnsi="Times New Roman"/>
+          <w:sz w:val="24"/>
+          <w:szCs w:val="24"/>
+        </w:rPr>
+        <w:t>оло́дке і ді́ло, і ім’я́, * пом’яни́ всіх нас!</w:t>
       </w:r>
     </w:p>
     <w:p>
@@ -7385,7 +8824,7 @@
           <w:sz w:val="24"/>
           <w:szCs w:val="24"/>
         </w:rPr>
-        <w:t xml:space="preserve"> Пе́рший се́ред дия́конів, * пе́ршим і се́ред му́чеників яви́вся ти, * всесвяти́й Стефа́не; * бо шля́хом став ти для святи́х * і приві́в до Го́спода мно́гих му́чеників. * Тому́ не́бо тобі́ відкри́лося * і Бог тобі́ яви́вся. * Його́ блага́й про спасі́ння ду</w:t>
+        <w:t xml:space="preserve"> Пе́рший се́ред дия́конів, * пе́ршим і се́ред му́чеників яви́вся ти, * всесвяти́й Стефа́не; * бо шля́хом став ти для святи́х * і приві́в до Го́спода мно́гих му́чеників. * Тому́ не́бо тобі́ відкри́лося * і Бог тобі́ яви́вся. * Його́ блага́й про спасі́ння ду</w:t>
       </w:r>
       <w:r>
         <w:rPr>
@@ -7467,7 +8906,7 @@
           <w:sz w:val="24"/>
           <w:szCs w:val="24"/>
         </w:rPr>
-        <w:t>У свя́тість зодягну́вся ти, * Стефа́не блаже́нний, * первому́ченику і перводия́коне, * а́нгелів соприча́снику, * клопота́йся і моли́ся за нас Спа́сові, * Го́сподеві б</w:t>
+        <w:t>У свя́тість зодягну́вся ти, * Стефа́не блаже́нний, * первому́ченику і перводия́коне, * а́нгелів соприча́снику, * клопота́йся і моли́ся за нас Спа́сові, * Го́сподеві б</w:t>
       </w:r>
       <w:r>
         <w:rPr>
@@ -7524,7 +8963,7 @@
           <w:sz w:val="24"/>
           <w:szCs w:val="24"/>
         </w:rPr>
-        <w:t>Первому́ченика і му́жнього Христо́вого уго́дника, * Стефа́на перводия́кона досто́йно вшану́ймо. * Він бо, стоячи́ по́серед беззако́нників, * ба́чив Си́на право́руч Отця́.</w:t>
+        <w:t>Первому́ченика і му́жнього Христо́вого уго́дника, * Стефа́на перводия́кона досто́йно вшану́ймо. * Він бо, стоячи́ по́серед беззако́нників, * ба́чив Си́на право́руч Отця́.</w:t>
       </w:r>
     </w:p>
     <w:p>
@@ -7579,15 +9018,15 @@
           <w:sz w:val="24"/>
           <w:szCs w:val="24"/>
         </w:rPr>
-        <w:t>Пе́ршим се́ред му́чеників яви́вся ти * і се́ред дия́конів, * Стефа́не блаже́нний, * стра́дників окра́со, * ві́рних тверди́не, * сла́во пра́ведників! * Нам, що свяще́нну твою́ па́м’ять святку́ємо, * проси́, як той, хто предстої́ть престо́лов</w:t>
-      </w:r>
-      <w:r>
-        <w:rPr>
-          <w:rFonts w:ascii="Times New Roman" w:hAnsi="Times New Roman"/>
-          <w:sz w:val="24"/>
-          <w:szCs w:val="24"/>
-        </w:rPr>
-        <w:t>і Христа́ Всецаря́, * щоб від прогрі́шень ми очи́стилися * і Ца́рства Небе́сного сподо́билися.</w:t>
+        <w:t>Пе́ршим се́ред му́чеників яви́вся ти * і се́ред дия́конів, * Стефа́не блаже́нний, * стра́дників окра́со, * ві́рних тверди́не, * сла́во пра́ведників! * Нам, що свяще́нну твою́ па́м’ять святку́ємо, * проси́, як той, хто предстої́ть престо́лов</w:t>
+      </w:r>
+      <w:r>
+        <w:rPr>
+          <w:rFonts w:ascii="Times New Roman" w:hAnsi="Times New Roman"/>
+          <w:sz w:val="24"/>
+          <w:szCs w:val="24"/>
+        </w:rPr>
+        <w:t>і Христа́ Всецаря́, * щоб від прогрі́шень ми очи́стилися * і Ца́рства Небе́сного сподо́билися.</w:t>
       </w:r>
     </w:p>
     <w:p>
@@ -7780,7 +9219,6 @@
           <w:i/>
           <w:color w:val="FF4400"/>
           <w:sz w:val="24"/>
-          <w:szCs w:val="24"/>
         </w:rPr>
         <w:t>Священик:</w:t>
       </w:r>
@@ -7788,7 +9226,6 @@
         <w:rPr>
           <w:rFonts w:ascii="Times New Roman" w:hAnsi="Times New Roman"/>
           <w:sz w:val="24"/>
-          <w:szCs w:val="24"/>
         </w:rPr>
         <w:t xml:space="preserve"> Мир всім.</w:t>
       </w:r>
@@ -7855,85 +9292,210 @@
     </w:p>
     <w:p>
       <w:pPr>
-        <w:spacing w:after="120"/>
-        <w:jc w:val="center"/>
-        <w:rPr>
-          <w:rFonts w:ascii="Times New Roman" w:hAnsi="Times New Roman"/>
-          <w:i/>
-          <w:color w:val="FF0000"/>
-          <w:sz w:val="24"/>
-          <w:szCs w:val="24"/>
-        </w:rPr>
-      </w:pPr>
-      <w:r>
-        <w:rPr>
-          <w:rFonts w:ascii="Times New Roman" w:hAnsi="Times New Roman"/>
-          <w:i/>
-          <w:color w:val="FF0000"/>
-          <w:sz w:val="24"/>
-          <w:szCs w:val="24"/>
-        </w:rPr>
-        <w:t>Псалом 120 (г. 6):</w:t>
-      </w:r>
-    </w:p>
-    <w:p>
-      <w:pPr>
-        <w:spacing w:after="120"/>
-        <w:jc w:val="both"/>
-        <w:rPr>
-          <w:rFonts w:ascii="Times New Roman" w:hAnsi="Times New Roman"/>
-          <w:sz w:val="24"/>
-          <w:szCs w:val="24"/>
-        </w:rPr>
-      </w:pPr>
-      <w:r>
-        <w:rPr>
-          <w:rFonts w:ascii="Times New Roman" w:hAnsi="Times New Roman"/>
-          <w:sz w:val="24"/>
-          <w:szCs w:val="24"/>
-        </w:rPr>
-        <w:t>Допомога моя від Господа,* що створив небо і землю.</w:t>
-      </w:r>
-    </w:p>
-    <w:p>
-      <w:pPr>
-        <w:spacing w:after="120"/>
-        <w:jc w:val="both"/>
-        <w:rPr>
-          <w:rFonts w:ascii="Times New Roman" w:hAnsi="Times New Roman"/>
-          <w:i/>
-          <w:sz w:val="24"/>
-          <w:szCs w:val="24"/>
+        <w:pStyle w:val="a"/>
+        <w:spacing w:after="120"/>
+      </w:pPr>
+      <w:r>
+        <w:rPr>
+          <w:rFonts w:ascii="Times New Roman" w:hAnsi="Times New Roman"/>
+          <w:i/>
+          <w:color w:val="FF0000"/>
+          <w:sz w:val="24"/>
+        </w:rPr>
+        <w:t xml:space="preserve">(г. 6): </w:t>
+      </w:r>
+      <w:r>
+        <w:rPr>
+          <w:rFonts w:ascii="Times New Roman" w:hAnsi="Times New Roman"/>
+          <w:b/>
+          <w:sz w:val="24"/>
+        </w:rPr>
+        <w:t>Допомо́га</w:t>
+      </w:r>
+      <w:r>
+        <w:rPr>
+          <w:rFonts w:ascii="Times New Roman" w:hAnsi="Times New Roman"/>
+          <w:b/>
+          <w:sz w:val="24"/>
+        </w:rPr>
+        <w:t xml:space="preserve"> моя́ від </w:t>
+      </w:r>
+      <w:r>
+        <w:rPr>
+          <w:rFonts w:ascii="Times New Roman" w:hAnsi="Times New Roman"/>
+          <w:b/>
+          <w:sz w:val="24"/>
+        </w:rPr>
+        <w:t>Го́спода</w:t>
+      </w:r>
+      <w:r>
+        <w:rPr>
+          <w:rFonts w:ascii="Times New Roman" w:hAnsi="Times New Roman"/>
+          <w:b/>
+          <w:sz w:val="24"/>
+        </w:rPr>
+        <w:t xml:space="preserve">* що </w:t>
+      </w:r>
+      <w:r>
+        <w:rPr>
+          <w:rFonts w:ascii="Times New Roman" w:hAnsi="Times New Roman"/>
+          <w:b/>
+          <w:sz w:val="24"/>
+        </w:rPr>
+        <w:t>сотвори́в</w:t>
+      </w:r>
+      <w:r>
+        <w:rPr>
+          <w:rFonts w:ascii="Times New Roman" w:hAnsi="Times New Roman"/>
+          <w:b/>
+          <w:sz w:val="24"/>
+        </w:rPr>
+        <w:t xml:space="preserve"> </w:t>
+      </w:r>
+      <w:r>
+        <w:rPr>
+          <w:rFonts w:ascii="Times New Roman" w:hAnsi="Times New Roman"/>
+          <w:b/>
+          <w:sz w:val="24"/>
+        </w:rPr>
+        <w:t>не́бо</w:t>
+      </w:r>
+      <w:r>
+        <w:rPr>
+          <w:rFonts w:ascii="Times New Roman" w:hAnsi="Times New Roman"/>
+          <w:b/>
+          <w:sz w:val="24"/>
+        </w:rPr>
+        <w:t xml:space="preserve"> і </w:t>
+      </w:r>
+      <w:r>
+        <w:rPr>
+          <w:rFonts w:ascii="Times New Roman" w:hAnsi="Times New Roman"/>
+          <w:b/>
+          <w:sz w:val="24"/>
+        </w:rPr>
+        <w:t>зе́млю</w:t>
+      </w:r>
+      <w:r>
+        <w:rPr>
+          <w:rFonts w:ascii="Times New Roman" w:hAnsi="Times New Roman"/>
+          <w:i/>
+          <w:color w:val="FF0000"/>
+          <w:sz w:val="24"/>
+        </w:rPr>
+        <w:t xml:space="preserve"> (Пс. 120,2).</w:t>
+      </w:r>
+    </w:p>
+    <w:p>
+      <w:pPr>
+        <w:pStyle w:val="a"/>
+        <w:spacing w:after="120"/>
+      </w:pPr>
+      <w:r>
+        <w:rPr>
+          <w:rFonts w:ascii="Times New Roman" w:hAnsi="Times New Roman"/>
+          <w:i/>
+          <w:color w:val="FF0000"/>
+          <w:sz w:val="24"/>
+        </w:rPr>
+        <w:t xml:space="preserve">Стих: </w:t>
+      </w:r>
+      <w:r>
+        <w:rPr>
+          <w:rFonts w:ascii="Times New Roman" w:hAnsi="Times New Roman"/>
+          <w:sz w:val="24"/>
           <w:u w:val="single"/>
         </w:rPr>
-      </w:pPr>
-      <w:r>
-        <w:rPr>
-          <w:rFonts w:ascii="Times New Roman" w:hAnsi="Times New Roman"/>
-          <w:i/>
-          <w:color w:val="FF0000"/>
-          <w:sz w:val="24"/>
-          <w:szCs w:val="24"/>
-        </w:rPr>
-        <w:t>Стих:</w:t>
-      </w:r>
-      <w:r>
-        <w:rPr>
-          <w:rFonts w:ascii="Times New Roman" w:hAnsi="Times New Roman"/>
-          <w:i/>
-          <w:sz w:val="24"/>
-          <w:szCs w:val="24"/>
-        </w:rPr>
-        <w:t xml:space="preserve">  </w:t>
-      </w:r>
-      <w:r>
-        <w:rPr>
-          <w:rFonts w:ascii="Times New Roman" w:hAnsi="Times New Roman"/>
-          <w:sz w:val="24"/>
-          <w:szCs w:val="24"/>
+        <w:t>О́чі</w:t>
+      </w:r>
+      <w:r>
+        <w:rPr>
+          <w:rFonts w:ascii="Times New Roman" w:hAnsi="Times New Roman"/>
+          <w:sz w:val="24"/>
           <w:u w:val="single"/>
         </w:rPr>
-        <w:t>Очі мої підводжу я вгору, звідки прийде моя допомога.</w:t>
+        <w:t xml:space="preserve"> мої́ </w:t>
+      </w:r>
+      <w:r>
+        <w:rPr>
+          <w:rFonts w:ascii="Times New Roman" w:hAnsi="Times New Roman"/>
+          <w:sz w:val="24"/>
+          <w:u w:val="single"/>
+        </w:rPr>
+        <w:t>підво́джу</w:t>
+      </w:r>
+      <w:r>
+        <w:rPr>
+          <w:rFonts w:ascii="Times New Roman" w:hAnsi="Times New Roman"/>
+          <w:sz w:val="24"/>
+          <w:u w:val="single"/>
+        </w:rPr>
+        <w:t xml:space="preserve"> я </w:t>
+      </w:r>
+      <w:r>
+        <w:rPr>
+          <w:rFonts w:ascii="Times New Roman" w:hAnsi="Times New Roman"/>
+          <w:sz w:val="24"/>
+          <w:u w:val="single"/>
+        </w:rPr>
+        <w:t>вго́ру</w:t>
+      </w:r>
+      <w:r>
+        <w:rPr>
+          <w:rFonts w:ascii="Times New Roman" w:hAnsi="Times New Roman"/>
+          <w:sz w:val="24"/>
+          <w:u w:val="single"/>
+        </w:rPr>
+        <w:t xml:space="preserve">, </w:t>
+      </w:r>
+      <w:r>
+        <w:rPr>
+          <w:rFonts w:ascii="Times New Roman" w:hAnsi="Times New Roman"/>
+          <w:sz w:val="24"/>
+          <w:u w:val="single"/>
+        </w:rPr>
+        <w:t>зві́дки</w:t>
+      </w:r>
+      <w:r>
+        <w:rPr>
+          <w:rFonts w:ascii="Times New Roman" w:hAnsi="Times New Roman"/>
+          <w:sz w:val="24"/>
+          <w:u w:val="single"/>
+        </w:rPr>
+        <w:t xml:space="preserve"> </w:t>
+      </w:r>
+      <w:r>
+        <w:rPr>
+          <w:rFonts w:ascii="Times New Roman" w:hAnsi="Times New Roman"/>
+          <w:sz w:val="24"/>
+          <w:u w:val="single"/>
+        </w:rPr>
+        <w:t>при́йде</w:t>
+      </w:r>
+      <w:r>
+        <w:rPr>
+          <w:rFonts w:ascii="Times New Roman" w:hAnsi="Times New Roman"/>
+          <w:sz w:val="24"/>
+          <w:u w:val="single"/>
+        </w:rPr>
+        <w:t xml:space="preserve"> моя́ </w:t>
+      </w:r>
+      <w:r>
+        <w:rPr>
+          <w:rFonts w:ascii="Times New Roman" w:hAnsi="Times New Roman"/>
+          <w:sz w:val="24"/>
+          <w:u w:val="single"/>
+        </w:rPr>
+        <w:t>допомо́га</w:t>
+      </w:r>
+      <w:r>
+        <w:rPr>
+          <w:rFonts w:ascii="Times New Roman" w:hAnsi="Times New Roman"/>
+          <w:i/>
+          <w:color w:val="FF0000"/>
+          <w:sz w:val="24"/>
+        </w:rPr>
+        <w:t xml:space="preserve"> (Пс. 120,1).</w:t>
       </w:r>
     </w:p>
     <w:p>
@@ -8668,7 +10230,6 @@
           <w:i/>
           <w:color w:val="FF4400"/>
           <w:sz w:val="24"/>
-          <w:szCs w:val="24"/>
         </w:rPr>
         <w:t>Священик:</w:t>
       </w:r>
@@ -8676,9 +10237,8 @@
         <w:rPr>
           <w:rFonts w:ascii="Times New Roman" w:hAnsi="Times New Roman"/>
           <w:sz w:val="24"/>
-          <w:szCs w:val="24"/>
-        </w:rPr>
-        <w:t xml:space="preserve"> Бо Ти – Бог милости, ласк і людинолюбности, і Тобі славу віддаємо, Отцю, і Сину, і Святому Духові, нині, і повсякчас, і на віки віків.</w:t>
+        </w:rPr>
+        <w:t xml:space="preserve"> Бо Ти – Бог милости, ласк і людинолюбности, і Тобі славу віддаємо, Отцю, і Сину, і Святому Духові, нині, і повсякчас, і на віки віків.</w:t>
       </w:r>
     </w:p>
     <w:p>
@@ -8735,7 +10295,6 @@
           <w:i/>
           <w:color w:val="FF4400"/>
           <w:sz w:val="24"/>
-          <w:szCs w:val="24"/>
         </w:rPr>
         <w:t>Священик:</w:t>
       </w:r>
@@ -8743,7 +10302,6 @@
         <w:rPr>
           <w:rFonts w:ascii="Times New Roman" w:hAnsi="Times New Roman"/>
           <w:sz w:val="24"/>
-          <w:szCs w:val="24"/>
         </w:rPr>
         <w:t xml:space="preserve"> Мир всім.</w:t>
       </w:r>
@@ -9190,15 +10748,15 @@
           <w:sz w:val="24"/>
           <w:szCs w:val="24"/>
         </w:rPr>
-        <w:t>Ра́дуйся у Го́споді, * вінцено́сцю Стефа́не, * наслі́дувач Влади́ки, * тому́ що і первому́чеником ста</w:t>
-      </w:r>
-      <w:r>
-        <w:rPr>
-          <w:rFonts w:ascii="Times New Roman" w:hAnsi="Times New Roman"/>
-          <w:sz w:val="24"/>
-          <w:szCs w:val="24"/>
-        </w:rPr>
-        <w:t>в ти * Христа́, Царя́ на́шого, * й ома́ну беззако́нних уби́вць розві́яв. * Моли́ся за нас до Го́спода!</w:t>
+        <w:t>Ра́дуйся у Го́споді, * вінцено́сцю Стефа́не, * наслі́дувач Влади́ки, * тому́ що і первому́чеником ста</w:t>
+      </w:r>
+      <w:r>
+        <w:rPr>
+          <w:rFonts w:ascii="Times New Roman" w:hAnsi="Times New Roman"/>
+          <w:sz w:val="24"/>
+          <w:szCs w:val="24"/>
+        </w:rPr>
+        <w:t>в ти * Христа́, Царя́ на́шого, * й ома́ну беззако́нних уби́вць розві́яв. * Моли́ся за нас до Го́спода!</w:t>
       </w:r>
     </w:p>
     <w:p>
@@ -9358,48 +10916,35 @@
     </w:p>
     <w:p>
       <w:pPr>
-        <w:spacing w:after="120"/>
-        <w:jc w:val="both"/>
-        <w:rPr>
-          <w:rFonts w:ascii="Times New Roman" w:hAnsi="Times New Roman"/>
-          <w:sz w:val="24"/>
-          <w:szCs w:val="24"/>
-        </w:rPr>
-      </w:pPr>
-      <w:r>
-        <w:rPr>
-          <w:rFonts w:ascii="Times New Roman" w:hAnsi="Times New Roman"/>
-          <w:sz w:val="24"/>
-          <w:szCs w:val="24"/>
-        </w:rPr>
-        <w:t xml:space="preserve">Святий Боже, святий Кріпкий, святий Безсмертний, помилуй нас </w:t>
-      </w:r>
-      <w:r>
-        <w:rPr>
-          <w:rFonts w:ascii="Times New Roman" w:hAnsi="Times New Roman"/>
-          <w:i/>
-          <w:color w:val="FF0000"/>
-          <w:sz w:val="24"/>
-          <w:szCs w:val="24"/>
-        </w:rPr>
-        <w:t>(3 р.)</w:t>
-      </w:r>
-    </w:p>
-    <w:p>
-      <w:pPr>
-        <w:spacing w:after="120"/>
-        <w:jc w:val="both"/>
-        <w:rPr>
-          <w:rFonts w:ascii="Times New Roman" w:hAnsi="Times New Roman"/>
-          <w:sz w:val="24"/>
-          <w:szCs w:val="24"/>
-        </w:rPr>
-      </w:pPr>
-      <w:r>
-        <w:rPr>
-          <w:rFonts w:ascii="Times New Roman" w:hAnsi="Times New Roman"/>
-          <w:sz w:val="24"/>
-          <w:szCs w:val="24"/>
+        <w:pStyle w:val="a"/>
+        <w:spacing w:after="120"/>
+      </w:pPr>
+      <w:r>
+        <w:rPr>
+          <w:rFonts w:ascii="Times New Roman" w:hAnsi="Times New Roman"/>
+          <w:sz w:val="24"/>
+        </w:rPr>
+        <w:t xml:space="preserve">Святий Боже, святий Кріпкий, святий Безсмертний, помилуй нас. </w:t>
+      </w:r>
+      <w:r>
+        <w:rPr>
+          <w:rFonts w:ascii="Times New Roman" w:hAnsi="Times New Roman"/>
+          <w:i/>
+          <w:color w:val="FF0000"/>
+          <w:sz w:val="24"/>
+        </w:rPr>
+        <w:t>(3 р.)</w:t>
+      </w:r>
+    </w:p>
+    <w:p>
+      <w:pPr>
+        <w:pStyle w:val="a"/>
+        <w:spacing w:after="120"/>
+      </w:pPr>
+      <w:r>
+        <w:rPr>
+          <w:rFonts w:ascii="Times New Roman" w:hAnsi="Times New Roman"/>
+          <w:sz w:val="24"/>
         </w:rPr>
         <w:t>Слава Отцю, і Сину, і Святому Духові,* і нині і повсякчас, і на віки віків. Амінь.</w:t>
       </w:r>
@@ -9433,31 +10978,38 @@
     </w:p>
     <w:p>
       <w:pPr>
-        <w:spacing w:after="120"/>
-        <w:jc w:val="both"/>
-        <w:rPr>
-          <w:rFonts w:ascii="Times New Roman" w:hAnsi="Times New Roman"/>
-          <w:sz w:val="24"/>
-          <w:szCs w:val="24"/>
-        </w:rPr>
-      </w:pPr>
-      <w:r>
-        <w:rPr>
-          <w:rFonts w:ascii="Times New Roman" w:hAnsi="Times New Roman"/>
-          <w:sz w:val="24"/>
-          <w:szCs w:val="24"/>
-        </w:rPr>
-        <w:t xml:space="preserve">Господи, помилуй </w:t>
-      </w:r>
-      <w:r>
-        <w:rPr>
-          <w:rFonts w:ascii="Times New Roman" w:hAnsi="Times New Roman"/>
-          <w:i/>
-          <w:color w:val="FF0000"/>
-          <w:sz w:val="24"/>
-          <w:szCs w:val="24"/>
-        </w:rPr>
-        <w:t>(3 р.)</w:t>
+        <w:pStyle w:val="a"/>
+        <w:spacing w:after="120"/>
+      </w:pPr>
+      <w:r>
+        <w:rPr>
+          <w:rFonts w:ascii="Times New Roman" w:hAnsi="Times New Roman"/>
+          <w:sz w:val="24"/>
+        </w:rPr>
+        <w:t>Господи, помилуй</w:t>
+      </w:r>
+      <w:r>
+        <w:rPr>
+          <w:rFonts w:ascii="Times New Roman" w:hAnsi="Times New Roman"/>
+          <w:sz w:val="24"/>
+        </w:rPr>
+        <w:t>.</w:t>
+      </w:r>
+      <w:r>
+        <w:rPr>
+          <w:rFonts w:ascii="Times New Roman" w:hAnsi="Times New Roman"/>
+          <w:sz w:val="24"/>
+        </w:rPr>
+        <w:t xml:space="preserve"> </w:t>
+      </w:r>
+      <w:r>
+        <w:rPr>
+          <w:rFonts w:ascii="Times New Roman" w:hAnsi="Times New Roman"/>
+          <w:i/>
+          <w:color w:val="FF0000"/>
+          <w:sz w:val="24"/>
+        </w:rPr>
+        <w:t>(3 р.)</w:t>
       </w:r>
     </w:p>
     <w:p>
@@ -10206,7 +11758,6 @@
           <w:i/>
           <w:color w:val="FF4400"/>
           <w:sz w:val="24"/>
-          <w:szCs w:val="24"/>
         </w:rPr>
         <w:t>Священик:</w:t>
       </w:r>
@@ -10214,7 +11765,6 @@
         <w:rPr>
           <w:rFonts w:ascii="Times New Roman" w:hAnsi="Times New Roman"/>
           <w:sz w:val="24"/>
-          <w:szCs w:val="24"/>
         </w:rPr>
         <w:t xml:space="preserve"> Слава тобі, Христе Боже, надіє наша, слава тобі!</w:t>
       </w:r>
@@ -10272,7 +11822,7 @@
           <w:sz w:val="24"/>
           <w:szCs w:val="24"/>
         </w:rPr>
-        <w:t>(3 р.)</w:t>
+        <w:t>(3 р.)</w:t>
       </w:r>
       <w:r>
         <w:rPr>
@@ -10293,18 +11843,12 @@
       </w:r>
     </w:p>
     <w:p>
-      <w:pPr>
-        <w:rPr>
-          <w:rFonts w:ascii="Times New Roman" w:hAnsi="Times New Roman"/>
-        </w:rPr>
-      </w:pPr>
       <w:r>
         <w:rPr>
           <w:rFonts w:ascii="Times New Roman" w:hAnsi="Times New Roman"/>
           <w:i/>
           <w:color w:val="FF4400"/>
           <w:sz w:val="24"/>
-          <w:szCs w:val="24"/>
         </w:rPr>
         <w:t>Священик:</w:t>
       </w:r>
@@ -10312,7 +11856,6 @@
         <w:rPr>
           <w:rFonts w:ascii="Times New Roman" w:hAnsi="Times New Roman"/>
           <w:sz w:val="24"/>
-          <w:szCs w:val="24"/>
         </w:rPr>
         <w:t xml:space="preserve"> Христос, істинний Бог наш - молитвами пречистої Своєї Матері, силою чесного і животворчого хреста, заступництвом святих славних і всехвальних апостолів, святого, </w:t>
       </w:r>
@@ -10322,7 +11865,6 @@
           <w:i/>
           <w:color w:val="FF4400"/>
           <w:sz w:val="24"/>
-          <w:szCs w:val="24"/>
         </w:rPr>
         <w:t>якого є храм</w:t>
       </w:r>
@@ -10330,17 +11872,8 @@
         <w:rPr>
           <w:rFonts w:ascii="Times New Roman" w:hAnsi="Times New Roman"/>
           <w:sz w:val="24"/>
-          <w:szCs w:val="24"/>
-        </w:rPr>
-        <w:t>, святого пер</w:t>
-      </w:r>
-      <w:r>
-        <w:rPr>
-          <w:rFonts w:ascii="Times New Roman" w:hAnsi="Times New Roman"/>
-          <w:sz w:val="24"/>
-          <w:szCs w:val="24"/>
-        </w:rPr>
-        <w:t>вомученика й архидиякона Стефана, якого перенесення мощів сьогодні пам'ять звершуємо, і всіх святих - помилує і спасе нас як благий і людинолюбний.</w:t>
+        </w:rPr>
+        <w:t>, святого первомученика й архидиякона Стефана, якого перенесення мощів сьогодні пам'ять звершуємо, і всіх святих - помилує і спасе нас як благий і людинолюбний.</w:t>
       </w:r>
     </w:p>
     <w:p>
@@ -10516,7 +12049,6 @@
           <w:i/>
           <w:color w:val="FF4400"/>
           <w:sz w:val="24"/>
-          <w:szCs w:val="24"/>
         </w:rPr>
         <w:t>Священик:</w:t>
       </w:r>
@@ -10524,7 +12056,6 @@
         <w:rPr>
           <w:rFonts w:ascii="Times New Roman" w:hAnsi="Times New Roman"/>
           <w:sz w:val="24"/>
-          <w:szCs w:val="24"/>
         </w:rPr>
         <w:t xml:space="preserve"> Слава святій, одноістотній, животворящій і нероздільній Тройці, завжди, нині і повсякчас, і на віки віків.</w:t>
       </w:r>
@@ -10601,7 +12132,7 @@
           <w:sz w:val="24"/>
           <w:szCs w:val="24"/>
         </w:rPr>
-        <w:t>(3 р.)</w:t>
+        <w:t>(3 р.)</w:t>
       </w:r>
     </w:p>
     <w:p>
@@ -10632,7 +12163,7 @@
           <w:sz w:val="24"/>
           <w:szCs w:val="24"/>
         </w:rPr>
-        <w:t>(2 р.)</w:t>
+        <w:t>(2 р.)</w:t>
       </w:r>
     </w:p>
     <w:p>
@@ -13041,7 +14572,7 @@
           <w:sz w:val="24"/>
           <w:szCs w:val="24"/>
         </w:rPr>
-        <w:t>(3 р.)</w:t>
+        <w:t>(3 р.)</w:t>
       </w:r>
     </w:p>
     <w:p>
@@ -13120,7 +14651,7 @@
           <w:sz w:val="24"/>
           <w:szCs w:val="24"/>
         </w:rPr>
-        <w:t>1. </w:t>
+        <w:t xml:space="preserve">1. </w:t>
       </w:r>
       <w:r>
         <w:rPr>
@@ -13168,7 +14699,7 @@
           <w:sz w:val="24"/>
           <w:szCs w:val="24"/>
         </w:rPr>
-        <w:t>2. </w:t>
+        <w:t xml:space="preserve">2. </w:t>
       </w:r>
       <w:r>
         <w:rPr>
@@ -13225,7 +14756,7 @@
           <w:sz w:val="24"/>
           <w:szCs w:val="24"/>
         </w:rPr>
-        <w:t xml:space="preserve"> Від ночі лине дух наш до тебе, Боже, бо світлом є повеління твої. Навчи нас, Боже, правди твоєї, заповідей твоїх і виправдань твоїх. Просвіти наші духовні очі, щоб ми не заснули в гріхах на </w:t>
+        <w:t xml:space="preserve"> Від ночі лине дух наш до тебе, Боже, бо світлом є повеління твої. Навчи нас, Боже, правди твоєї, заповідей твоїх і виправдань твоїх. Просвіти наші духовні очі, щоб ми не заснули в гріхах на </w:t>
       </w:r>
       <w:r>
         <w:rPr>
@@ -13273,7 +14804,7 @@
           <w:sz w:val="24"/>
           <w:szCs w:val="24"/>
         </w:rPr>
-        <w:t xml:space="preserve"> Владико, Боже святий і неосяжний, що казав із темряви світлові засіяти, що заспокоїв нас у нічному сні й підвів до величання і моління твоєї </w:t>
+        <w:t xml:space="preserve"> Владико, Боже святий і неосяжний, що казав із темряви світлові засіяти, що заспокоїв нас у нічному сні й підвів до величання і моління твоєї </w:t>
       </w:r>
       <w:r>
         <w:rPr>
@@ -13330,7 +14861,7 @@
           <w:sz w:val="24"/>
           <w:szCs w:val="24"/>
         </w:rPr>
-        <w:t> Скарбе добра, джерело невисихаюче, Отче святий, чудотворче всесильний і в</w:t>
+        <w:t xml:space="preserve"> Скарбе добра, джерело невисихаюче, Отче святий, чудотворче всесильний і в</w:t>
       </w:r>
       <w:r>
         <w:rPr>
@@ -13378,7 +14909,7 @@
           <w:sz w:val="24"/>
           <w:szCs w:val="24"/>
         </w:rPr>
-        <w:t>6. </w:t>
+        <w:t xml:space="preserve">6. </w:t>
       </w:r>
       <w:r>
         <w:rPr>
@@ -13444,7 +14975,7 @@
           <w:sz w:val="24"/>
           <w:szCs w:val="24"/>
         </w:rPr>
-        <w:t> Боже й Отче Господа нашого Ісуса Христа! Ти підніс нас з постелі нашої і зібрав на годину молитви. Дай нам ласку відкрити уста наші і прийми наші подяки, що в наших силах, і навчи нас установ твоїх.</w:t>
+        <w:t xml:space="preserve"> Боже й Отче Господа нашого Ісуса Христа! Ти підніс нас з постелі нашої і зібрав на годину молитви. Дай нам ласку відкрити уста наші і прийми наші подяки, що в наших силах, і навчи нас установ твоїх.</w:t>
       </w:r>
       <w:r>
         <w:rPr>
@@ -13492,7 +15023,7 @@
           <w:sz w:val="24"/>
           <w:szCs w:val="24"/>
         </w:rPr>
-        <w:t>8. </w:t>
+        <w:t xml:space="preserve">8. </w:t>
       </w:r>
       <w:r>
         <w:rPr>
@@ -13549,7 +15080,7 @@
           <w:sz w:val="24"/>
           <w:szCs w:val="24"/>
         </w:rPr>
-        <w:t> Господи, Боже наш! Ти за покаяння дарував людям відпущення, нам же, як образ пізнання і визнання гріхів, показав по</w:t>
+        <w:t xml:space="preserve"> Господи, Боже наш! Ти за покаяння дарував людям відпущення, нам же, як образ пізнання і визнання гріхів, показав по</w:t>
       </w:r>
       <w:r>
         <w:rPr>
@@ -13606,7 +15137,7 @@
           <w:sz w:val="24"/>
           <w:szCs w:val="24"/>
         </w:rPr>
-        <w:t> Боже, Боже наш! Ти сотво</w:t>
+        <w:t xml:space="preserve"> Боже, Боже наш! Ти сотво</w:t>
       </w:r>
       <w:r>
         <w:rPr>
@@ -13645,7 +15176,7 @@
           <w:sz w:val="24"/>
           <w:szCs w:val="24"/>
         </w:rPr>
-        <w:t>11. </w:t>
+        <w:t xml:space="preserve">11. </w:t>
       </w:r>
       <w:r>
         <w:rPr>
@@ -16802,7 +18333,7 @@
           <w:color w:val="FF0000"/>
           <w:sz w:val="24"/>
         </w:rPr>
-        <w:t>Священник: </w:t>
+        <w:t xml:space="preserve">Священник: </w:t>
       </w:r>
       <w:r>
         <w:rPr>
@@ -17655,7 +19186,7 @@
           <w:color w:val="FF0000"/>
           <w:sz w:val="24"/>
         </w:rPr>
-        <w:t>Священник: </w:t>
+        <w:t xml:space="preserve">Священник: </w:t>
       </w:r>
       <w:r>
         <w:rPr>
@@ -18597,7 +20128,7 @@
           <w:sz w:val="24"/>
           <w:szCs w:val="24"/>
         </w:rPr>
-        <w:t xml:space="preserve">(г. 6): </w:t>
+        <w:t xml:space="preserve">(г. 6): </w:t>
       </w:r>
       <w:r>
         <w:rPr>
@@ -18840,7 +20371,6 @@
           <w:i/>
           <w:color w:val="FF4400"/>
           <w:sz w:val="24"/>
-          <w:szCs w:val="24"/>
         </w:rPr>
         <w:t>Священик:</w:t>
       </w:r>
@@ -18848,17 +20378,8 @@
         <w:rPr>
           <w:rFonts w:ascii="Times New Roman" w:hAnsi="Times New Roman"/>
           <w:sz w:val="24"/>
-          <w:szCs w:val="24"/>
-        </w:rPr>
-        <w:t> Бо Тебе хвалять усі сили небесні і Тобі славу возсилаємо: Отцю, і Сину, і Святому Духові</w:t>
-      </w:r>
-      <w:r>
-        <w:rPr>
-          <w:rFonts w:ascii="Times New Roman" w:hAnsi="Times New Roman"/>
-          <w:sz w:val="24"/>
-          <w:szCs w:val="24"/>
-        </w:rPr>
-        <w:t>, нині і повсякчас, і на віки віків.</w:t>
+        </w:rPr>
+        <w:t xml:space="preserve"> Бо Тебе хвалять усі сили небесні і Тобі славу возсилаємо: Отцю, і Сину, і Святому Духові, нині і повсякчас, і на віки віків.</w:t>
       </w:r>
     </w:p>
     <w:p>
@@ -19777,25 +21298,13 @@
           <w:i/>
           <w:color w:val="FF4400"/>
           <w:sz w:val="24"/>
-          <w:szCs w:val="24"/>
-        </w:rPr>
-        <w:t>Священи</w:t>
-      </w:r>
-      <w:r>
-        <w:rPr>
-          <w:rFonts w:ascii="Times New Roman" w:hAnsi="Times New Roman"/>
-          <w:i/>
-          <w:color w:val="FF4400"/>
-          <w:sz w:val="24"/>
-          <w:szCs w:val="24"/>
-        </w:rPr>
-        <w:t>к:</w:t>
-      </w:r>
-      <w:r>
-        <w:rPr>
-          <w:rFonts w:ascii="Times New Roman" w:hAnsi="Times New Roman"/>
-          <w:sz w:val="24"/>
-          <w:szCs w:val="24"/>
+        </w:rPr>
+        <w:t>Священик:</w:t>
+      </w:r>
+      <w:r>
+        <w:rPr>
+          <w:rFonts w:ascii="Times New Roman" w:hAnsi="Times New Roman"/>
+          <w:sz w:val="24"/>
         </w:rPr>
         <w:t xml:space="preserve"> Слава тобі, що Світло нам показав!</w:t>
       </w:r>
@@ -20789,7 +22298,6 @@
           <w:i/>
           <w:color w:val="FF4400"/>
           <w:sz w:val="24"/>
-          <w:szCs w:val="24"/>
         </w:rPr>
         <w:t>Священик:</w:t>
       </w:r>
@@ -20797,9 +22305,8 @@
         <w:rPr>
           <w:rFonts w:ascii="Times New Roman" w:hAnsi="Times New Roman"/>
           <w:sz w:val="24"/>
-          <w:szCs w:val="24"/>
-        </w:rPr>
-        <w:t xml:space="preserve"> Бо Ти – Бог милости, ласк і людинолюбности, і Тобі славу віддаємо, Отцю, і Сину, і Святому Духові, нині, і повсякчас, і на віки віків.</w:t>
+        </w:rPr>
+        <w:t xml:space="preserve"> Бо Ти – Бог милости, ласк і людинолюбности, і Тобі славу віддаємо, Отцю, і Сину, і Святому Духові, нині, і повсякчас, і на віки віків.</w:t>
       </w:r>
     </w:p>
     <w:p>
@@ -20856,7 +22363,6 @@
           <w:i/>
           <w:color w:val="FF4400"/>
           <w:sz w:val="24"/>
-          <w:szCs w:val="24"/>
         </w:rPr>
         <w:t>Священик:</w:t>
       </w:r>
@@ -20864,7 +22370,6 @@
         <w:rPr>
           <w:rFonts w:ascii="Times New Roman" w:hAnsi="Times New Roman"/>
           <w:sz w:val="24"/>
-          <w:szCs w:val="24"/>
         </w:rPr>
         <w:t xml:space="preserve"> Мир всім.</w:t>
       </w:r>
@@ -21379,67 +22884,37 @@
     </w:p>
     <w:p>
       <w:pPr>
-        <w:spacing w:after="120"/>
-        <w:jc w:val="both"/>
-        <w:rPr>
-          <w:rFonts w:ascii="Times New Roman" w:hAnsi="Times New Roman"/>
-          <w:sz w:val="24"/>
-          <w:szCs w:val="24"/>
-        </w:rPr>
-      </w:pPr>
-      <w:r>
-        <w:rPr>
-          <w:rFonts w:ascii="Times New Roman" w:hAnsi="Times New Roman"/>
-          <w:sz w:val="24"/>
-          <w:szCs w:val="24"/>
-        </w:rPr>
-        <w:t xml:space="preserve">Святий Боже, святий Кріпкий, святий Безсмертний, помилуй нас </w:t>
-      </w:r>
-      <w:r>
-        <w:rPr>
-          <w:rFonts w:ascii="Times New Roman" w:hAnsi="Times New Roman"/>
-          <w:i/>
-          <w:color w:val="FF0000"/>
-          <w:sz w:val="24"/>
-          <w:szCs w:val="24"/>
-        </w:rPr>
-        <w:t>(3 р.)</w:t>
-      </w:r>
-      <w:r>
-        <w:rPr>
-          <w:rFonts w:ascii="Times New Roman" w:hAnsi="Times New Roman"/>
-          <w:i/>
-          <w:sz w:val="24"/>
-          <w:szCs w:val="24"/>
-        </w:rPr>
-        <w:t>.</w:t>
-      </w:r>
-    </w:p>
-    <w:p>
-      <w:pPr>
-        <w:spacing w:after="120"/>
-        <w:jc w:val="both"/>
-        <w:rPr>
-          <w:rFonts w:ascii="Times New Roman" w:hAnsi="Times New Roman"/>
-          <w:sz w:val="24"/>
-          <w:szCs w:val="24"/>
-        </w:rPr>
-      </w:pPr>
-      <w:r>
-        <w:rPr>
-          <w:rFonts w:ascii="Times New Roman" w:hAnsi="Times New Roman"/>
-          <w:sz w:val="24"/>
-          <w:szCs w:val="24"/>
-        </w:rPr>
-        <w:t>Слава Отцю, і Сину, і Святому Духові,* і нині і повся</w:t>
-      </w:r>
-      <w:r>
-        <w:rPr>
-          <w:rFonts w:ascii="Times New Roman" w:hAnsi="Times New Roman"/>
-          <w:sz w:val="24"/>
-          <w:szCs w:val="24"/>
-        </w:rPr>
-        <w:t>кчас, і на віки віків. Амінь.</w:t>
+        <w:pStyle w:val="a"/>
+        <w:spacing w:after="120"/>
+      </w:pPr>
+      <w:r>
+        <w:rPr>
+          <w:rFonts w:ascii="Times New Roman" w:hAnsi="Times New Roman"/>
+          <w:sz w:val="24"/>
+        </w:rPr>
+        <w:t xml:space="preserve">Святий Боже, святий Кріпкий, святий Безсмертний, помилуй нас. </w:t>
+      </w:r>
+      <w:r>
+        <w:rPr>
+          <w:rFonts w:ascii="Times New Roman" w:hAnsi="Times New Roman"/>
+          <w:i/>
+          <w:color w:val="FF0000"/>
+          <w:sz w:val="24"/>
+        </w:rPr>
+        <w:t>(3 р.)</w:t>
+      </w:r>
+    </w:p>
+    <w:p>
+      <w:pPr>
+        <w:pStyle w:val="a"/>
+        <w:spacing w:after="120"/>
+      </w:pPr>
+      <w:r>
+        <w:rPr>
+          <w:rFonts w:ascii="Times New Roman" w:hAnsi="Times New Roman"/>
+          <w:sz w:val="24"/>
+        </w:rPr>
+        <w:t>Слава Отцю, і Сину, і Святому Духові,* і нині і повсякчас, і на віки віків. Амінь.</w:t>
       </w:r>
     </w:p>
     <w:p>
@@ -21488,7 +22963,7 @@
           <w:sz w:val="24"/>
           <w:szCs w:val="24"/>
         </w:rPr>
-        <w:t>(3 р.)</w:t>
+        <w:t>(3 р.)</w:t>
       </w:r>
       <w:r>
         <w:rPr>
@@ -22226,133 +23701,105 @@
           <w:i/>
           <w:color w:val="FF4400"/>
           <w:sz w:val="24"/>
-          <w:szCs w:val="24"/>
-        </w:rPr>
-        <w:t>Свя</w:t>
-      </w:r>
+        </w:rPr>
+        <w:t>Священик:</w:t>
+      </w:r>
+      <w:r>
+        <w:rPr>
+          <w:rFonts w:ascii="Times New Roman" w:hAnsi="Times New Roman"/>
+          <w:sz w:val="24"/>
+        </w:rPr>
+        <w:t xml:space="preserve"> Слава тобі, Христе Боже, надіє наша, слава тобі!</w:t>
+      </w:r>
+    </w:p>
+    <w:p>
+      <w:pPr>
+        <w:spacing w:after="120"/>
+        <w:jc w:val="both"/>
+        <w:rPr>
+          <w:rFonts w:ascii="Times New Roman" w:hAnsi="Times New Roman"/>
+          <w:sz w:val="24"/>
+          <w:szCs w:val="24"/>
+        </w:rPr>
+      </w:pPr>
+      <w:r>
+        <w:rPr>
+          <w:rFonts w:ascii="Times New Roman" w:hAnsi="Times New Roman"/>
+          <w:i/>
+          <w:color w:val="FF0000"/>
+          <w:sz w:val="24"/>
+          <w:szCs w:val="24"/>
+        </w:rPr>
+        <w:t>Вірні:</w:t>
+      </w:r>
+      <w:r>
+        <w:rPr>
+          <w:rFonts w:ascii="Times New Roman" w:hAnsi="Times New Roman"/>
+          <w:color w:val="FF0000"/>
+          <w:sz w:val="24"/>
+          <w:szCs w:val="24"/>
+        </w:rPr>
+        <w:t xml:space="preserve"> </w:t>
+      </w:r>
+      <w:r>
+        <w:rPr>
+          <w:rFonts w:ascii="Times New Roman" w:hAnsi="Times New Roman"/>
+          <w:sz w:val="24"/>
+          <w:szCs w:val="24"/>
+        </w:rPr>
+        <w:t xml:space="preserve">Слава Отцю і Сину, і Святому Духові, і нині і повсякчас, і на віки віків. Амінь. Господи, помилуй </w:t>
+      </w:r>
+      <w:r>
+        <w:rPr>
+          <w:rFonts w:ascii="Times New Roman" w:hAnsi="Times New Roman"/>
+          <w:i/>
+          <w:color w:val="FF0000"/>
+          <w:sz w:val="24"/>
+          <w:szCs w:val="24"/>
+        </w:rPr>
+        <w:t>(3 р.)</w:t>
+      </w:r>
+      <w:r>
+        <w:rPr>
+          <w:rFonts w:ascii="Times New Roman" w:hAnsi="Times New Roman"/>
+          <w:i/>
+          <w:sz w:val="24"/>
+          <w:szCs w:val="24"/>
+        </w:rPr>
+        <w:t>.</w:t>
+      </w:r>
+      <w:r>
+        <w:rPr>
+          <w:rFonts w:ascii="Times New Roman" w:hAnsi="Times New Roman"/>
+          <w:sz w:val="24"/>
+          <w:szCs w:val="24"/>
+        </w:rPr>
+        <w:t xml:space="preserve"> Благослови.</w:t>
+      </w:r>
+    </w:p>
+    <w:p>
       <w:r>
         <w:rPr>
           <w:rFonts w:ascii="Times New Roman" w:hAnsi="Times New Roman"/>
           <w:i/>
           <w:color w:val="FF4400"/>
           <w:sz w:val="24"/>
-          <w:szCs w:val="24"/>
-        </w:rPr>
-        <w:t>щеник:</w:t>
-      </w:r>
-      <w:r>
-        <w:rPr>
-          <w:rFonts w:ascii="Times New Roman" w:hAnsi="Times New Roman"/>
-          <w:sz w:val="24"/>
-          <w:szCs w:val="24"/>
-        </w:rPr>
-        <w:t xml:space="preserve"> Слава тобі, Христе Боже, надіє наша, слава тобі!</w:t>
-      </w:r>
-    </w:p>
-    <w:p>
-      <w:pPr>
-        <w:spacing w:after="120"/>
-        <w:jc w:val="both"/>
-        <w:rPr>
-          <w:rFonts w:ascii="Times New Roman" w:hAnsi="Times New Roman"/>
-          <w:sz w:val="24"/>
-          <w:szCs w:val="24"/>
-        </w:rPr>
-      </w:pPr>
-      <w:r>
-        <w:rPr>
-          <w:rFonts w:ascii="Times New Roman" w:hAnsi="Times New Roman"/>
-          <w:i/>
-          <w:color w:val="FF0000"/>
-          <w:sz w:val="24"/>
-          <w:szCs w:val="24"/>
-        </w:rPr>
-        <w:t>Вірні:</w:t>
-      </w:r>
-      <w:r>
-        <w:rPr>
-          <w:rFonts w:ascii="Times New Roman" w:hAnsi="Times New Roman"/>
-          <w:color w:val="FF0000"/>
-          <w:sz w:val="24"/>
-          <w:szCs w:val="24"/>
-        </w:rPr>
-        <w:t xml:space="preserve"> </w:t>
-      </w:r>
-      <w:r>
-        <w:rPr>
-          <w:rFonts w:ascii="Times New Roman" w:hAnsi="Times New Roman"/>
-          <w:sz w:val="24"/>
-          <w:szCs w:val="24"/>
-        </w:rPr>
-        <w:t xml:space="preserve">Слава Отцю і Сину, і Святому Духові, і нині і повсякчас, і на віки віків. Амінь. Господи, помилуй </w:t>
-      </w:r>
-      <w:r>
-        <w:rPr>
-          <w:rFonts w:ascii="Times New Roman" w:hAnsi="Times New Roman"/>
-          <w:i/>
-          <w:color w:val="FF0000"/>
-          <w:sz w:val="24"/>
-          <w:szCs w:val="24"/>
-        </w:rPr>
-        <w:t>(3 р.)</w:t>
-      </w:r>
-      <w:r>
-        <w:rPr>
-          <w:rFonts w:ascii="Times New Roman" w:hAnsi="Times New Roman"/>
-          <w:i/>
-          <w:sz w:val="24"/>
-          <w:szCs w:val="24"/>
-        </w:rPr>
-        <w:t>.</w:t>
-      </w:r>
-      <w:r>
-        <w:rPr>
-          <w:rFonts w:ascii="Times New Roman" w:hAnsi="Times New Roman"/>
-          <w:sz w:val="24"/>
-          <w:szCs w:val="24"/>
-        </w:rPr>
-        <w:t xml:space="preserve"> Благослови.</w:t>
-      </w:r>
-    </w:p>
-    <w:p>
-      <w:pPr>
-        <w:rPr>
-          <w:rFonts w:ascii="Times New Roman" w:hAnsi="Times New Roman"/>
-        </w:rPr>
-      </w:pPr>
+        </w:rPr>
+        <w:t>Священик:</w:t>
+      </w:r>
+      <w:r>
+        <w:rPr>
+          <w:rFonts w:ascii="Times New Roman" w:hAnsi="Times New Roman"/>
+          <w:sz w:val="24"/>
+        </w:rPr>
+        <w:t xml:space="preserve"> Христос, істинний Бог наш - молитвами пречистої Своєї Матері, силою чесного і животворчого хреста, заступництвом святих славних і всехвальних апостолів, святого, </w:t>
+      </w:r>
       <w:r>
         <w:rPr>
           <w:rFonts w:ascii="Times New Roman" w:hAnsi="Times New Roman"/>
           <w:i/>
           <w:color w:val="FF4400"/>
           <w:sz w:val="24"/>
-          <w:szCs w:val="24"/>
-        </w:rPr>
-        <w:t>Священик:</w:t>
-      </w:r>
-      <w:r>
-        <w:rPr>
-          <w:rFonts w:ascii="Times New Roman" w:hAnsi="Times New Roman"/>
-          <w:sz w:val="24"/>
-          <w:szCs w:val="24"/>
-        </w:rPr>
-        <w:t xml:space="preserve"> Христос, істинний Бог наш - молитвами пречистої Своєї Матері, сил</w:t>
-      </w:r>
-      <w:r>
-        <w:rPr>
-          <w:rFonts w:ascii="Times New Roman" w:hAnsi="Times New Roman"/>
-          <w:sz w:val="24"/>
-          <w:szCs w:val="24"/>
-        </w:rPr>
-        <w:t xml:space="preserve">ою чесного і животворчого хреста, заступництвом святих славних і всехвальних апостолів, святого, </w:t>
-      </w:r>
-      <w:r>
-        <w:rPr>
-          <w:rFonts w:ascii="Times New Roman" w:hAnsi="Times New Roman"/>
-          <w:i/>
-          <w:color w:val="FF4400"/>
-          <w:sz w:val="24"/>
-          <w:szCs w:val="24"/>
         </w:rPr>
         <w:t>якого є храм</w:t>
       </w:r>
@@ -22360,17 +23807,8 @@
         <w:rPr>
           <w:rFonts w:ascii="Times New Roman" w:hAnsi="Times New Roman"/>
           <w:sz w:val="24"/>
-          <w:szCs w:val="24"/>
-        </w:rPr>
-        <w:t xml:space="preserve">, святого первомученика й архидиякона Стефана, якого перенесення мощів сьогодні пам'ять звершуємо, і всіх святих - помилує і спасе нас як благий і </w:t>
-      </w:r>
-      <w:r>
-        <w:rPr>
-          <w:rFonts w:ascii="Times New Roman" w:hAnsi="Times New Roman"/>
-          <w:sz w:val="24"/>
-          <w:szCs w:val="24"/>
-        </w:rPr>
-        <w:t>людинолюбний.</w:t>
+        </w:rPr>
+        <w:t>, святого первомученика й архидиякона Стефана, якого перенесення мощів сьогодні пам'ять звершуємо, і всіх святих - помилує і спасе нас як благий і людинолюбний.</w:t>
       </w:r>
     </w:p>
     <w:p>
